--- a/KVS_Hebrew.docx
+++ b/KVS_Hebrew.docx
@@ -5,11 +5,12 @@
     <w:p>
       <w:pPr>
         <w:pStyle w:val="Heading1"/>
-        <w:jc w:val="right"/>
+        <w:jc w:val="center"/>
         <w:bidi w:val="1"/>
       </w:pPr>
       <w:r>
         <w:rPr>
+          <w:rFonts w:ascii="Arial" w:hAnsi="Arial" w:cs="Arial" w:eastAsia="Arial"/>
           <w:lang w:val="he-IL" w:bidi="he-IL"/>
           <w:rtl w:val="1"/>
         </w:rPr>
@@ -17,13 +18,19 @@
       </w:r>
     </w:p>
     <w:p>
+      <w:r>
+        <w:br w:type="page"/>
+      </w:r>
+    </w:p>
+    <w:p>
       <w:pPr>
         <w:pStyle w:val="Heading1"/>
-        <w:jc w:val="right"/>
+        <w:jc w:val="center"/>
         <w:bidi w:val="1"/>
       </w:pPr>
       <w:r>
         <w:rPr>
+          <w:rFonts w:ascii="Arial" w:hAnsi="Arial" w:cs="Arial" w:eastAsia="Arial"/>
           <w:lang w:val="he-IL" w:bidi="he-IL"/>
           <w:rtl w:val="1"/>
         </w:rPr>
@@ -33,29 +40,16 @@
     <w:p>
       <w:pPr>
         <w:pStyle w:val="Heading2"/>
-        <w:jc w:val="right"/>
+        <w:jc w:val="center"/>
         <w:bidi w:val="1"/>
       </w:pPr>
       <w:r>
         <w:rPr>
+          <w:rFonts w:ascii="Arial" w:hAnsi="Arial" w:cs="Arial" w:eastAsia="Arial"/>
           <w:lang w:val="he-IL" w:bidi="he-IL"/>
           <w:rtl w:val="1"/>
         </w:rPr>
         <w:t>רקע היסטורי</w:t>
-      </w:r>
-    </w:p>
-    <w:p>
-      <w:pPr>
-        <w:pStyle w:val="Heading2"/>
-        <w:jc w:val="right"/>
-        <w:bidi w:val="1"/>
-      </w:pPr>
-      <w:r>
-        <w:rPr>
-          <w:lang w:val="he-IL" w:bidi="he-IL"/>
-          <w:rtl w:val="1"/>
-        </w:rPr>
-        <w:t>מחזה</w:t>
       </w:r>
     </w:p>
     <w:sectPr>
@@ -432,10 +426,11 @@
     <w:qFormat/>
     <w:rsid w:val="00FC693F"/>
     <w:pPr>
+      <w:widowControl/>
       <w:spacing w:line="276" w:lineRule="auto" w:after="80"/>
     </w:pPr>
     <w:rPr>
-      <w:rFonts w:ascii="Arial" w:hAnsi="Arial" w:eastAsia="Arial"/>
+      <w:rFonts w:ascii="Arial" w:hAnsi="Arial" w:cs="Arial" w:eastAsia="Arial"/>
       <w:sz w:val="22"/>
     </w:rPr>
   </w:style>
@@ -494,11 +489,11 @@
     <w:pPr>
       <w:keepNext/>
       <w:keepLines/>
-      <w:spacing w:before="160" w:after="100"/>
+      <w:spacing w:before="0" w:after="120"/>
       <w:outlineLvl w:val="0"/>
     </w:pPr>
     <w:rPr>
-      <w:rFonts w:asciiTheme="majorHAnsi" w:eastAsiaTheme="majorEastAsia" w:hAnsiTheme="majorHAnsi" w:cstheme="majorBidi" w:ascii="Arial" w:hAnsi="Arial" w:eastAsia="Arial"/>
+      <w:rFonts w:asciiTheme="majorHAnsi" w:eastAsiaTheme="majorEastAsia" w:hAnsiTheme="majorHAnsi" w:cstheme="majorBidi" w:ascii="Arial" w:hAnsi="Arial" w:cs="Arial" w:eastAsia="Arial"/>
       <w:b/>
       <w:bCs/>
       <w:color w:val="000000"/>
@@ -518,11 +513,11 @@
     <w:pPr>
       <w:keepNext/>
       <w:keepLines/>
-      <w:spacing w:before="160" w:after="100"/>
+      <w:spacing w:before="0" w:after="120"/>
       <w:outlineLvl w:val="1"/>
     </w:pPr>
     <w:rPr>
-      <w:rFonts w:asciiTheme="majorHAnsi" w:eastAsiaTheme="majorEastAsia" w:hAnsiTheme="majorHAnsi" w:cstheme="majorBidi" w:ascii="Arial" w:hAnsi="Arial" w:eastAsia="Arial"/>
+      <w:rFonts w:asciiTheme="majorHAnsi" w:eastAsiaTheme="majorEastAsia" w:hAnsiTheme="majorHAnsi" w:cstheme="majorBidi" w:ascii="Arial" w:hAnsi="Arial" w:cs="Arial" w:eastAsia="Arial"/>
       <w:b/>
       <w:bCs/>
       <w:color w:val="000000"/>

--- a/KVS_Hebrew.docx
+++ b/KVS_Hebrew.docx
@@ -15,6 +15,300 @@
           <w:rtl w:val="1"/>
         </w:rPr>
         <w:t>שאלה 1: זהות יהודית נגד זהות יוונית</w:t>
+      </w:r>
+    </w:p>
+    <w:p>
+      <w:pPr>
+        <w:spacing w:line="276" w:lineRule="auto" w:after="80"/>
+        <w:ind w:firstLine="283"/>
+        <w:jc w:val="both"/>
+        <w:bidi w:val="1"/>
+      </w:pPr>
+      <w:r>
+        <w:rPr>
+          <w:rFonts w:ascii="Arial" w:hAnsi="Arial" w:cs="Arial" w:eastAsia="Arial"/>
+          <w:sz w:val="22"/>
+          <w:lang w:val="he-IL" w:bidi="he-IL"/>
+          <w:rtl w:val="1"/>
+        </w:rPr>
+        <w:t>לאחר כיבוש האזור בידי אלכסנדר מוקדון בשנת 332 לפני הספירה התחילה בארץ ישראל התקופה ההלניסטית. לאחר מותו של אלכסנדר חולקה האימפריה שלו בין יורשיו. יהודה נשלטה תחילה בידי בית תלמי ממצרים, ולאחר מכן, משנת 198 לפני הספירה, בידי הממלכה הסלווקית שמרכזה היה בסוריה. בתקופה הזאת התרבות היוונית התפשטה במזרח התיכון והשפיעה על השפה, החינוך, הפוליטיקה, המסחר, האמנות והחיים העירוניים.</w:t>
+      </w:r>
+    </w:p>
+    <w:p>
+      <w:pPr>
+        <w:spacing w:line="276" w:lineRule="auto" w:after="80"/>
+        <w:ind w:firstLine="283"/>
+        <w:jc w:val="both"/>
+        <w:bidi w:val="1"/>
+      </w:pPr>
+      <w:r>
+        <w:rPr>
+          <w:rFonts w:ascii="Arial" w:hAnsi="Arial" w:cs="Arial" w:eastAsia="Arial"/>
+          <w:sz w:val="22"/>
+          <w:lang w:val="he-IL" w:bidi="he-IL"/>
+          <w:rtl w:val="1"/>
+        </w:rPr>
+        <w:t>הזהות היוונית, או הזהות ההלניסטית, לא הייתה רק מוצא אתני. אדם היה יכול להיחשב חלק מן העולם ההלניסטי אם דיבר יוונית, קיבל חינוך יווני והשתתף בחיי העיר היוונית. מרכז חשוב של החיים האלה היה הפוליס, עיר בעלת מוסדות שלטון ותרבות. בגימנסיון למדו צעירים ספרות, רטוריקה וספורט. התיאטרון, התחרויות, הפילוסופיה והאמנות היו חלק מן התרבות הזאת. התרבות היוונית הציעה לאדם אפשרות להשתלב בעולם רחב, להתקדם מבחינה חברתית וליצור קשרים עם אנשים ממקומות שונים.</w:t>
+      </w:r>
+    </w:p>
+    <w:p>
+      <w:pPr>
+        <w:spacing w:line="276" w:lineRule="auto" w:after="80"/>
+        <w:ind w:firstLine="283"/>
+        <w:jc w:val="both"/>
+        <w:bidi w:val="1"/>
+      </w:pPr>
+      <w:r>
+        <w:rPr>
+          <w:rFonts w:ascii="Arial" w:hAnsi="Arial" w:cs="Arial" w:eastAsia="Arial"/>
+          <w:sz w:val="22"/>
+          <w:lang w:val="he-IL" w:bidi="he-IL"/>
+          <w:rtl w:val="1"/>
+        </w:rPr>
+        <w:t>לזהות היוונית היה גם צד דתי וציבורי. בערים הלניסטיות נערכו טקסים וקורבנות לאלים שונים, וההשתתפות בהם הייתה חלק מן החיים האזרחיים. העולם היווני לא דרש מכל העמים לוותר מיד על כל המנהגים שלהם, אך הוא ציפה מן האליטות המקומיות להשתתף בתרבות ובמוסדות של הממלכה. עבור היהודים נוצרה כאן בעיה מיוחדת: היה אפשר ללמוד יוונית או להשתמש בשיטות מנהל יווניות, אבל עבודת אלילים עמדה בניגוד ישיר לאמונה באל אחד.</w:t>
+      </w:r>
+    </w:p>
+    <w:p>
+      <w:pPr>
+        <w:spacing w:line="276" w:lineRule="auto" w:after="80"/>
+        <w:ind w:firstLine="283"/>
+        <w:jc w:val="both"/>
+        <w:bidi w:val="1"/>
+      </w:pPr>
+      <w:r>
+        <w:rPr>
+          <w:rFonts w:ascii="Arial" w:hAnsi="Arial" w:cs="Arial" w:eastAsia="Arial"/>
+          <w:sz w:val="22"/>
+          <w:lang w:val="he-IL" w:bidi="he-IL"/>
+          <w:rtl w:val="1"/>
+        </w:rPr>
+        <w:t>ההלניזציה לא נכפתה מיד על תושבי יהודה. במשך תקופה ארוכה השלטונות ההלניסטיים אפשרו ליהודים לחיות לפי חוקי התורה ולנהל את עבודת בית המקדש. רבים מן היהודים המשיכו לשמור על אורח חיים יהודי, אך במקביל למדו יוונית והשתמשו בה במסחר ובמנהל. חלקם אימצו שמות יווניים, לבוש יווני וצורות חינוך חדשות. הדבר היה בולט במיוחד בקרב משפחות עשירות ובקרב אנשים שרצו להשתלב בשלטון ובכלכלה של הממלכות ההלניסטיות.</w:t>
+      </w:r>
+    </w:p>
+    <w:p>
+      <w:pPr>
+        <w:spacing w:line="276" w:lineRule="auto" w:after="80"/>
+        <w:ind w:firstLine="283"/>
+        <w:jc w:val="both"/>
+        <w:bidi w:val="1"/>
+      </w:pPr>
+      <w:r>
+        <w:rPr>
+          <w:rFonts w:ascii="Arial" w:hAnsi="Arial" w:cs="Arial" w:eastAsia="Arial"/>
+          <w:sz w:val="22"/>
+          <w:lang w:val="he-IL" w:bidi="he-IL"/>
+          <w:rtl w:val="1"/>
+        </w:rPr>
+        <w:t>ההשפעה היוונית הייתה חזקה במיוחד בערים ובקהילות היהודיות מחוץ לארץ ישראל. באלכסנדריה שבמצרים חיה קהילה יהודית גדולה שדיברה יוונית. שם תורגמה התורה ליוונית בתרגום שנקרא תרגום השבעים. התרגום אפשר ליהודים שלא ידעו עברית לקרוא את כתבי הקודש. הוא מראה שהשפה היוונית לא שימשה רק להתבוללות; היא יכלה לשמש גם לשמירה על המסורת היהודית ולהפצתה בעולם רחב יותר.</w:t>
+      </w:r>
+    </w:p>
+    <w:p>
+      <w:pPr>
+        <w:spacing w:line="276" w:lineRule="auto" w:after="80"/>
+        <w:ind w:firstLine="283"/>
+        <w:jc w:val="both"/>
+        <w:bidi w:val="1"/>
+      </w:pPr>
+      <w:r>
+        <w:rPr>
+          <w:rFonts w:ascii="Arial" w:hAnsi="Arial" w:cs="Arial" w:eastAsia="Arial"/>
+          <w:sz w:val="22"/>
+          <w:lang w:val="he-IL" w:bidi="he-IL"/>
+          <w:rtl w:val="1"/>
+        </w:rPr>
+        <w:t>לכן אי אפשר לתאר את התקופה כמאבק פשוט בין יוונים לבין יהודים. גם בתוך החברה היהודית היו דעות שונות. היו יהודים שחשבו שאפשר לקבל חלקים מן התרבות היוונית בלי לוותר על היהדות. אחרים חששו שכל צעד כזה יחליש את התורה ויביא להתבוללות. גם בין תומכי ההלניזציה היו הבדלים: חלק רצו רק ללמוד את השפה ולהשתלב במסחר, ואחרים ביקשו לשנות את מוסדות ירושלים ואת מעמד התורה.</w:t>
+      </w:r>
+    </w:p>
+    <w:p>
+      <w:pPr>
+        <w:spacing w:line="276" w:lineRule="auto" w:after="80"/>
+        <w:ind w:firstLine="283"/>
+        <w:jc w:val="both"/>
+        <w:bidi w:val="1"/>
+      </w:pPr>
+      <w:r>
+        <w:rPr>
+          <w:rFonts w:ascii="Arial" w:hAnsi="Arial" w:cs="Arial" w:eastAsia="Arial"/>
+          <w:sz w:val="22"/>
+          <w:lang w:val="he-IL" w:bidi="he-IL"/>
+          <w:rtl w:val="1"/>
+        </w:rPr>
+        <w:t>הזהות היהודית התבססה על אמונה באל אחד, על הברית בין העם לאלוהים ועל קיום התורה והמצוות. השבת, ברית המילה, חוקי הכשרות, החגים ועבודת בית המקדש היו סימנים מרכזיים של השייכות לעם היהודי. הזהות הזאת הייתה גם דתית וגם לאומית: היא קישרה בין התורה, ההיסטוריה המשותפת, ארץ ישראל, ירושלים ובית המקדש. שינוי במנהגים לא נתפס תמיד כעניין פרטי בלבד, אלא כשאלה על עתידו של העם כולו.</w:t>
+      </w:r>
+    </w:p>
+    <w:p>
+      <w:pPr>
+        <w:spacing w:line="276" w:lineRule="auto" w:after="80"/>
+        <w:ind w:firstLine="283"/>
+        <w:jc w:val="both"/>
+        <w:bidi w:val="1"/>
+      </w:pPr>
+      <w:r>
+        <w:rPr>
+          <w:rFonts w:ascii="Arial" w:hAnsi="Arial" w:cs="Arial" w:eastAsia="Arial"/>
+          <w:sz w:val="22"/>
+          <w:lang w:val="he-IL" w:bidi="he-IL"/>
+          <w:rtl w:val="1"/>
+        </w:rPr>
+        <w:t>מאז חורבן בית המקדש הראשון וגלות בבל למדו היהודים שאפשר לשמור על הזהות גם תחת שלטון זר. בתקופת בית המקדש השני חיו יהודים בארץ ישראל ובתפוצות, תחת פרסים, יוונים ולאחר מכן רומאים. התורה, הקהילה והזיכרון ההיסטורי חיברו ביניהם. לכן הזהות היהודית לא הייתה תלויה רק בעצמאות מדינית, אך היא הייתה תלויה באפשרות לקיים את המצוות ולשמור על מוסדות הקהילה ועל בית המקדש.</w:t>
+      </w:r>
+    </w:p>
+    <w:p>
+      <w:r>
+        <w:br w:type="page"/>
+      </w:r>
+    </w:p>
+    <w:p>
+      <w:pPr>
+        <w:spacing w:line="276" w:lineRule="auto" w:after="80"/>
+        <w:ind w:firstLine="283"/>
+        <w:jc w:val="both"/>
+        <w:bidi w:val="1"/>
+      </w:pPr>
+      <w:r>
+        <w:rPr>
+          <w:rFonts w:ascii="Arial" w:hAnsi="Arial" w:cs="Arial" w:eastAsia="Arial"/>
+          <w:sz w:val="22"/>
+          <w:lang w:val="he-IL" w:bidi="he-IL"/>
+          <w:rtl w:val="1"/>
+        </w:rPr>
+        <w:t>המתח התחזק במאה השנייה לפני הספירה. בשנת 175 לפני הספירה עלה אנטיוכוס הרביעי אפיפנס לשלטון בממלכה הסלווקית. באותה תקופה התחיל מאבק על תפקיד הכוהן הגדול בירושלים. ישוע, אחיו של הכוהן הגדול חוניו השלישי, שינה את שמו ליאסון והציע למלך תשלום גבוה כדי לקבל את הכהונה הגדולה. יאסון קיבל רשות להקים בירושלים גימנסיון ולארגן חלק מן העיר לפי הדגם של פוליס יוונית.</w:t>
+      </w:r>
+    </w:p>
+    <w:p>
+      <w:pPr>
+        <w:spacing w:line="276" w:lineRule="auto" w:after="80"/>
+        <w:ind w:firstLine="283"/>
+        <w:jc w:val="both"/>
+        <w:bidi w:val="1"/>
+      </w:pPr>
+      <w:r>
+        <w:rPr>
+          <w:rFonts w:ascii="Arial" w:hAnsi="Arial" w:cs="Arial" w:eastAsia="Arial"/>
+          <w:sz w:val="22"/>
+          <w:lang w:val="he-IL" w:bidi="he-IL"/>
+          <w:rtl w:val="1"/>
+        </w:rPr>
+        <w:t>השינוי לא היה רק תרבותי. הכוהן הגדול היה גם מנהיג דתי וגם נציג פוליטי של יהודה בפני המלך. כאשר התפקיד נקנה בכסף, אנשים רבים ראו בכך פגיעה בקדושת הכהונה. יאסון ביקש לרשום קבוצה מתושבי ירושלים כאזרחי הפוליס החדשה. כך נוצרה אליטה שקיבלה מעמד וכוח בזכות הקשר שלה לתרבות היוונית ולשלטון הסלווקי. המחלוקת על זהות הפכה גם למאבק על כסף, שלטון ומעמד.</w:t>
+      </w:r>
+    </w:p>
+    <w:p>
+      <w:pPr>
+        <w:spacing w:line="276" w:lineRule="auto" w:after="80"/>
+        <w:ind w:firstLine="283"/>
+        <w:jc w:val="both"/>
+        <w:bidi w:val="1"/>
+      </w:pPr>
+      <w:r>
+        <w:rPr>
+          <w:rFonts w:ascii="Arial" w:hAnsi="Arial" w:cs="Arial" w:eastAsia="Arial"/>
+          <w:sz w:val="22"/>
+          <w:lang w:val="he-IL" w:bidi="he-IL"/>
+          <w:rtl w:val="1"/>
+        </w:rPr>
+        <w:t>הגימנסיון הפך לסמל של המחלוקת. מצד אחד, תומכיו ראו בו דרך לקדם את ירושלים ולהכניס אותה לעולם ההלניסטי. מצד אחר, מתנגדיו ראו בו איום על התורה ועל המסורת. הפעילות הספורטיבית נעשתה בעירום, ולכן ברית המילה הפכה לסימן גלוי שהבדיל בין יהודים לבין יוונים. לפי ספר מקבים א', היו יהודים שניסו להסתיר את ברית המילה כדי להיראות יוונים. חלק מן הכוהנים אף הזניחו את עבודת המקדש כדי לצפות בתחרויות.</w:t>
+      </w:r>
+    </w:p>
+    <w:p>
+      <w:pPr>
+        <w:spacing w:line="276" w:lineRule="auto" w:after="80"/>
+        <w:ind w:firstLine="283"/>
+        <w:jc w:val="both"/>
+        <w:bidi w:val="1"/>
+      </w:pPr>
+      <w:r>
+        <w:rPr>
+          <w:rFonts w:ascii="Arial" w:hAnsi="Arial" w:cs="Arial" w:eastAsia="Arial"/>
+          <w:sz w:val="22"/>
+          <w:lang w:val="he-IL" w:bidi="he-IL"/>
+          <w:rtl w:val="1"/>
+        </w:rPr>
+        <w:t>לאחר מכן הודח יאסון בידי מנלאוס, שהציע למלך סכום גדול יותר עבור תפקיד הכוהן הגדול. המאבק בין הקבוצות בירושלים הפך לאלים. כאשר יאסון ניסה לחזור לשלטון בשנת 168 לפני הספירה, אנטיוכוס פירש את האירועים כמרד נגדו. הוא תקף את ירושלים, פגע בתושבים ושדד את אוצרות בית המקדש. המשבר נבע אפוא גם מהתערבות של מלך זר וגם ממאבק פנימי בין מנהיגים יהודים.</w:t>
+      </w:r>
+    </w:p>
+    <w:p>
+      <w:pPr>
+        <w:spacing w:line="276" w:lineRule="auto" w:after="80"/>
+        <w:ind w:firstLine="283"/>
+        <w:jc w:val="both"/>
+        <w:bidi w:val="1"/>
+      </w:pPr>
+      <w:r>
+        <w:rPr>
+          <w:rFonts w:ascii="Arial" w:hAnsi="Arial" w:cs="Arial" w:eastAsia="Arial"/>
+          <w:sz w:val="22"/>
+          <w:lang w:val="he-IL" w:bidi="he-IL"/>
+          <w:rtl w:val="1"/>
+        </w:rPr>
+        <w:t>בשנים 167-168 לפני הספירה פורסמו גזרות שאסרו קיום מצוות מרכזיות, ובהן שמירת שבת, ברית מילה ולימוד תורה. בבית המקדש הונהגה עבודת אלים זרים, ויהודים נדרשו להשתתף בקורבנות שלא היו חלק מן המסורת שלהם. בשלב הזה המאבק כבר לא היה רק ויכוח על שפה, חינוך או לבוש. עבור יהודים רבים, השלטון ניסה לבטל את עצם האפשרות לחיות כיהודים.</w:t>
+      </w:r>
+    </w:p>
+    <w:p>
+      <w:pPr>
+        <w:spacing w:line="276" w:lineRule="auto" w:after="80"/>
+        <w:ind w:firstLine="283"/>
+        <w:jc w:val="both"/>
+        <w:bidi w:val="1"/>
+      </w:pPr>
+      <w:r>
+        <w:rPr>
+          <w:rFonts w:ascii="Arial" w:hAnsi="Arial" w:cs="Arial" w:eastAsia="Arial"/>
+          <w:sz w:val="22"/>
+          <w:lang w:val="he-IL" w:bidi="he-IL"/>
+          <w:rtl w:val="1"/>
+        </w:rPr>
+        <w:t>בשנת 167 לפני הספירה סירב מתתיהו החשמונאי ממודיעין להקריב קורבן לאלים יווניים והתחיל מרד. לאחר מותו הנהיג בנו יהודה המכבי את הלחימה. המורדים השתמשו בתחילה בלוחמת גרילה, ולאחר מכן הצליחו להביס כוחות סלווקיים גדולים יותר. בשנת 164 לפני הספירה הם נכנסו לירושלים, טיהרו את בית המקדש וחנכו אותו מחדש. אירוע זה עומד במרכז חג החנוכה.</w:t>
+      </w:r>
+    </w:p>
+    <w:p>
+      <w:pPr>
+        <w:spacing w:line="276" w:lineRule="auto" w:after="80"/>
+        <w:ind w:firstLine="283"/>
+        <w:jc w:val="both"/>
+        <w:bidi w:val="1"/>
+      </w:pPr>
+      <w:r>
+        <w:rPr>
+          <w:rFonts w:ascii="Arial" w:hAnsi="Arial" w:cs="Arial" w:eastAsia="Arial"/>
+          <w:sz w:val="22"/>
+          <w:lang w:val="he-IL" w:bidi="he-IL"/>
+          <w:rtl w:val="1"/>
+        </w:rPr>
+        <w:t>מרד החשמונאים היה גם מרד נגד שלטון זר וגם עימות בתוך החברה היהודית. המורדים נלחמו בסלווקים, אך גם ביהודים שתמכו בהלניזציה ובשיתוף פעולה עם השלטון. עבור החשמונאים, המאבק היה על הזכות לקיים את התורה ועל עצמאות הקהילה. עבור חלק מן המתייוונים, הקשר לעולם היווני היה דרך לקדם את ירושלים ולחזק את מעמדם. לכן שני הצדדים ראו בעתיד יהודה דבר שונה מאוד.</w:t>
+      </w:r>
+    </w:p>
+    <w:p>
+      <w:pPr>
+        <w:spacing w:line="276" w:lineRule="auto" w:after="80"/>
+        <w:ind w:firstLine="283"/>
+        <w:jc w:val="both"/>
+        <w:bidi w:val="1"/>
+      </w:pPr>
+      <w:r>
+        <w:rPr>
+          <w:rFonts w:ascii="Arial" w:hAnsi="Arial" w:cs="Arial" w:eastAsia="Arial"/>
+          <w:sz w:val="22"/>
+          <w:lang w:val="he-IL" w:bidi="he-IL"/>
+          <w:rtl w:val="1"/>
+        </w:rPr>
+        <w:t>לאחר הצלחת המרד הוקמה בהדרגה מדינה חשמונאית עצמאית. עם זאת, גם שליטיה השתמשו בשמות יווניים, במטבעות ובשיטות שלטון הלניסטיות, וקיימו קשרים דיפלומטיים עם מדינות אחרות. הדבר מוכיח שהמאבק לא הסתיים בדחייה מוחלטת של כל דבר יווני. החשמונאים דחו את האיסור על התורה ואת עבודת האלילים, אך המשיכו לפעול בתוך עולם מדיני ותרבותי הלניסטי.</w:t>
+      </w:r>
+    </w:p>
+    <w:p>
+      <w:pPr>
+        <w:spacing w:line="276" w:lineRule="auto" w:after="80"/>
+        <w:ind w:firstLine="283"/>
+        <w:jc w:val="both"/>
+        <w:bidi w:val="1"/>
+      </w:pPr>
+      <w:r>
+        <w:rPr>
+          <w:rFonts w:ascii="Arial" w:hAnsi="Arial" w:cs="Arial" w:eastAsia="Arial"/>
+          <w:sz w:val="22"/>
+          <w:lang w:val="he-IL" w:bidi="he-IL"/>
+          <w:rtl w:val="1"/>
+        </w:rPr>
+        <w:t>לסיכום, הזהות היהודית והזהות היוונית עמדו לעיתים זו נגד זו, בעיקר כאשר התרבות היוונית איימה על קיום התורה והמצוות. אבל במציאות היחסים ביניהן היו מורכבים יותר. יהודים רבים למדו יוונית ואימצו חלקים מן התרבות ההלניסטית, ובו בזמן המשיכו לראות בעצמם יהודים. השאלה המרכזית לא הייתה אם להכיר את התרבות היוונית, אלא אילו חלקים ממנה אפשר לקבל ומתי הקבלה הופכת לוויתור על הזהות היהודית. המתח הזה עיצב את החברה היהודית בתקופת בית המקדש השני והשפיע גם על הקבוצות היהודיות שהתפתחו בהמשך.</w:t>
       </w:r>
     </w:p>
     <w:p>

--- a/KVS_Hebrew.docx
+++ b/KVS_Hebrew.docx
@@ -27,8 +27,8 @@
       <w:r>
         <w:rPr>
           <w:rFonts w:ascii="Arial" w:hAnsi="Arial" w:cs="Arial" w:eastAsia="Arial"/>
+          <w:lang w:val="he-IL" w:bidi="he-IL"/>
           <w:sz w:val="22"/>
-          <w:lang w:val="he-IL" w:bidi="he-IL"/>
           <w:rtl w:val="1"/>
         </w:rPr>
         <w:t>לאחר כיבוש האזור בידי אלכסנדר מוקדון בשנת 332 לפני הספירה התחילה בארץ ישראל התקופה ההלניסטית. לאחר מותו של אלכסנדר חולקה האימפריה שלו בין יורשיו. יהודה נשלטה תחילה בידי בית תלמי ממצרים, ולאחר מכן, משנת 198 לפני הספירה, בידי הממלכה הסלווקית שמרכזה היה בסוריה. בתקופה הזאת התרבות היוונית התפשטה במזרח התיכון והשפיעה על השפה, החינוך, הפוליטיקה, המסחר, האמנות והחיים העירוניים.</w:t>
@@ -44,8 +44,8 @@
       <w:r>
         <w:rPr>
           <w:rFonts w:ascii="Arial" w:hAnsi="Arial" w:cs="Arial" w:eastAsia="Arial"/>
+          <w:lang w:val="he-IL" w:bidi="he-IL"/>
           <w:sz w:val="22"/>
-          <w:lang w:val="he-IL" w:bidi="he-IL"/>
           <w:rtl w:val="1"/>
         </w:rPr>
         <w:t>הזהות היוונית, או הזהות ההלניסטית, לא הייתה רק מוצא אתני. אדם היה יכול להיחשב חלק מן העולם ההלניסטי אם דיבר יוונית, קיבל חינוך יווני והשתתף בחיי העיר היוונית. מרכז חשוב של החיים האלה היה הפוליס, עיר בעלת מוסדות שלטון ותרבות. בגימנסיון למדו צעירים ספרות, רטוריקה וספורט. התיאטרון, התחרויות, הפילוסופיה והאמנות היו חלק מן התרבות הזאת. התרבות היוונית הציעה לאדם אפשרות להשתלב בעולם רחב, להתקדם מבחינה חברתית וליצור קשרים עם אנשים ממקומות שונים.</w:t>
@@ -61,8 +61,8 @@
       <w:r>
         <w:rPr>
           <w:rFonts w:ascii="Arial" w:hAnsi="Arial" w:cs="Arial" w:eastAsia="Arial"/>
+          <w:lang w:val="he-IL" w:bidi="he-IL"/>
           <w:sz w:val="22"/>
-          <w:lang w:val="he-IL" w:bidi="he-IL"/>
           <w:rtl w:val="1"/>
         </w:rPr>
         <w:t>לזהות היוונית היה גם צד דתי וציבורי. בערים הלניסטיות נערכו טקסים וקורבנות לאלים שונים, וההשתתפות בהם הייתה חלק מן החיים האזרחיים. העולם היווני לא דרש מכל העמים לוותר מיד על כל המנהגים שלהם, אך הוא ציפה מן האליטות המקומיות להשתתף בתרבות ובמוסדות של הממלכה. עבור היהודים נוצרה כאן בעיה מיוחדת: היה אפשר ללמוד יוונית או להשתמש בשיטות מנהל יווניות, אבל עבודת אלילים עמדה בניגוד ישיר לאמונה באל אחד.</w:t>
@@ -78,8 +78,8 @@
       <w:r>
         <w:rPr>
           <w:rFonts w:ascii="Arial" w:hAnsi="Arial" w:cs="Arial" w:eastAsia="Arial"/>
+          <w:lang w:val="he-IL" w:bidi="he-IL"/>
           <w:sz w:val="22"/>
-          <w:lang w:val="he-IL" w:bidi="he-IL"/>
           <w:rtl w:val="1"/>
         </w:rPr>
         <w:t>ההלניזציה לא נכפתה מיד על תושבי יהודה. במשך תקופה ארוכה השלטונות ההלניסטיים אפשרו ליהודים לחיות לפי חוקי התורה ולנהל את עבודת בית המקדש. רבים מן היהודים המשיכו לשמור על אורח חיים יהודי, אך במקביל למדו יוונית והשתמשו בה במסחר ובמנהל. חלקם אימצו שמות יווניים, לבוש יווני וצורות חינוך חדשות. הדבר היה בולט במיוחד בקרב משפחות עשירות ובקרב אנשים שרצו להשתלב בשלטון ובכלכלה של הממלכות ההלניסטיות.</w:t>
@@ -95,8 +95,8 @@
       <w:r>
         <w:rPr>
           <w:rFonts w:ascii="Arial" w:hAnsi="Arial" w:cs="Arial" w:eastAsia="Arial"/>
+          <w:lang w:val="he-IL" w:bidi="he-IL"/>
           <w:sz w:val="22"/>
-          <w:lang w:val="he-IL" w:bidi="he-IL"/>
           <w:rtl w:val="1"/>
         </w:rPr>
         <w:t>ההשפעה היוונית הייתה חזקה במיוחד בערים ובקהילות היהודיות מחוץ לארץ ישראל. באלכסנדריה שבמצרים חיה קהילה יהודית גדולה שדיברה יוונית. שם תורגמה התורה ליוונית בתרגום שנקרא תרגום השבעים. התרגום אפשר ליהודים שלא ידעו עברית לקרוא את כתבי הקודש. הוא מראה שהשפה היוונית לא שימשה רק להתבוללות; היא יכלה לשמש גם לשמירה על המסורת היהודית ולהפצתה בעולם רחב יותר.</w:t>
@@ -112,8 +112,8 @@
       <w:r>
         <w:rPr>
           <w:rFonts w:ascii="Arial" w:hAnsi="Arial" w:cs="Arial" w:eastAsia="Arial"/>
+          <w:lang w:val="he-IL" w:bidi="he-IL"/>
           <w:sz w:val="22"/>
-          <w:lang w:val="he-IL" w:bidi="he-IL"/>
           <w:rtl w:val="1"/>
         </w:rPr>
         <w:t>לכן אי אפשר לתאר את התקופה כמאבק פשוט בין יוונים לבין יהודים. גם בתוך החברה היהודית היו דעות שונות. היו יהודים שחשבו שאפשר לקבל חלקים מן התרבות היוונית בלי לוותר על היהדות. אחרים חששו שכל צעד כזה יחליש את התורה ויביא להתבוללות. גם בין תומכי ההלניזציה היו הבדלים: חלק רצו רק ללמוד את השפה ולהשתלב במסחר, ואחרים ביקשו לשנות את מוסדות ירושלים ואת מעמד התורה.</w:t>
@@ -129,8 +129,8 @@
       <w:r>
         <w:rPr>
           <w:rFonts w:ascii="Arial" w:hAnsi="Arial" w:cs="Arial" w:eastAsia="Arial"/>
+          <w:lang w:val="he-IL" w:bidi="he-IL"/>
           <w:sz w:val="22"/>
-          <w:lang w:val="he-IL" w:bidi="he-IL"/>
           <w:rtl w:val="1"/>
         </w:rPr>
         <w:t>הזהות היהודית התבססה על אמונה באל אחד, על הברית בין העם לאלוהים ועל קיום התורה והמצוות. השבת, ברית המילה, חוקי הכשרות, החגים ועבודת בית המקדש היו סימנים מרכזיים של השייכות לעם היהודי. הזהות הזאת הייתה גם דתית וגם לאומית: היא קישרה בין התורה, ההיסטוריה המשותפת, ארץ ישראל, ירושלים ובית המקדש. שינוי במנהגים לא נתפס תמיד כעניין פרטי בלבד, אלא כשאלה על עתידו של העם כולו.</w:t>
@@ -146,8 +146,8 @@
       <w:r>
         <w:rPr>
           <w:rFonts w:ascii="Arial" w:hAnsi="Arial" w:cs="Arial" w:eastAsia="Arial"/>
+          <w:lang w:val="he-IL" w:bidi="he-IL"/>
           <w:sz w:val="22"/>
-          <w:lang w:val="he-IL" w:bidi="he-IL"/>
           <w:rtl w:val="1"/>
         </w:rPr>
         <w:t>מאז חורבן בית המקדש הראשון וגלות בבל למדו היהודים שאפשר לשמור על הזהות גם תחת שלטון זר. בתקופת בית המקדש השני חיו יהודים בארץ ישראל ובתפוצות, תחת פרסים, יוונים ולאחר מכן רומאים. התורה, הקהילה והזיכרון ההיסטורי חיברו ביניהם. לכן הזהות היהודית לא הייתה תלויה רק בעצמאות מדינית, אך היא הייתה תלויה באפשרות לקיים את המצוות ולשמור על מוסדות הקהילה ועל בית המקדש.</w:t>
@@ -168,8 +168,8 @@
       <w:r>
         <w:rPr>
           <w:rFonts w:ascii="Arial" w:hAnsi="Arial" w:cs="Arial" w:eastAsia="Arial"/>
+          <w:lang w:val="he-IL" w:bidi="he-IL"/>
           <w:sz w:val="22"/>
-          <w:lang w:val="he-IL" w:bidi="he-IL"/>
           <w:rtl w:val="1"/>
         </w:rPr>
         <w:t>המתח התחזק במאה השנייה לפני הספירה. בשנת 175 לפני הספירה עלה אנטיוכוס הרביעי אפיפנס לשלטון בממלכה הסלווקית. באותה תקופה התחיל מאבק על תפקיד הכוהן הגדול בירושלים. ישוע, אחיו של הכוהן הגדול חוניו השלישי, שינה את שמו ליאסון והציע למלך תשלום גבוה כדי לקבל את הכהונה הגדולה. יאסון קיבל רשות להקים בירושלים גימנסיון ולארגן חלק מן העיר לפי הדגם של פוליס יוונית.</w:t>
@@ -185,8 +185,8 @@
       <w:r>
         <w:rPr>
           <w:rFonts w:ascii="Arial" w:hAnsi="Arial" w:cs="Arial" w:eastAsia="Arial"/>
+          <w:lang w:val="he-IL" w:bidi="he-IL"/>
           <w:sz w:val="22"/>
-          <w:lang w:val="he-IL" w:bidi="he-IL"/>
           <w:rtl w:val="1"/>
         </w:rPr>
         <w:t>השינוי לא היה רק תרבותי. הכוהן הגדול היה גם מנהיג דתי וגם נציג פוליטי של יהודה בפני המלך. כאשר התפקיד נקנה בכסף, אנשים רבים ראו בכך פגיעה בקדושת הכהונה. יאסון ביקש לרשום קבוצה מתושבי ירושלים כאזרחי הפוליס החדשה. כך נוצרה אליטה שקיבלה מעמד וכוח בזכות הקשר שלה לתרבות היוונית ולשלטון הסלווקי. המחלוקת על זהות הפכה גם למאבק על כסף, שלטון ומעמד.</w:t>
@@ -202,8 +202,8 @@
       <w:r>
         <w:rPr>
           <w:rFonts w:ascii="Arial" w:hAnsi="Arial" w:cs="Arial" w:eastAsia="Arial"/>
+          <w:lang w:val="he-IL" w:bidi="he-IL"/>
           <w:sz w:val="22"/>
-          <w:lang w:val="he-IL" w:bidi="he-IL"/>
           <w:rtl w:val="1"/>
         </w:rPr>
         <w:t>הגימנסיון הפך לסמל של המחלוקת. מצד אחד, תומכיו ראו בו דרך לקדם את ירושלים ולהכניס אותה לעולם ההלניסטי. מצד אחר, מתנגדיו ראו בו איום על התורה ועל המסורת. הפעילות הספורטיבית נעשתה בעירום, ולכן ברית המילה הפכה לסימן גלוי שהבדיל בין יהודים לבין יוונים. לפי ספר מקבים א', היו יהודים שניסו להסתיר את ברית המילה כדי להיראות יוונים. חלק מן הכוהנים אף הזניחו את עבודת המקדש כדי לצפות בתחרויות.</w:t>
@@ -219,8 +219,8 @@
       <w:r>
         <w:rPr>
           <w:rFonts w:ascii="Arial" w:hAnsi="Arial" w:cs="Arial" w:eastAsia="Arial"/>
+          <w:lang w:val="he-IL" w:bidi="he-IL"/>
           <w:sz w:val="22"/>
-          <w:lang w:val="he-IL" w:bidi="he-IL"/>
           <w:rtl w:val="1"/>
         </w:rPr>
         <w:t>לאחר מכן הודח יאסון בידי מנלאוס, שהציע למלך סכום גדול יותר עבור תפקיד הכוהן הגדול. המאבק בין הקבוצות בירושלים הפך לאלים. כאשר יאסון ניסה לחזור לשלטון בשנת 168 לפני הספירה, אנטיוכוס פירש את האירועים כמרד נגדו. הוא תקף את ירושלים, פגע בתושבים ושדד את אוצרות בית המקדש. המשבר נבע אפוא גם מהתערבות של מלך זר וגם ממאבק פנימי בין מנהיגים יהודים.</w:t>
@@ -236,8 +236,8 @@
       <w:r>
         <w:rPr>
           <w:rFonts w:ascii="Arial" w:hAnsi="Arial" w:cs="Arial" w:eastAsia="Arial"/>
+          <w:lang w:val="he-IL" w:bidi="he-IL"/>
           <w:sz w:val="22"/>
-          <w:lang w:val="he-IL" w:bidi="he-IL"/>
           <w:rtl w:val="1"/>
         </w:rPr>
         <w:t>בשנים 167-168 לפני הספירה פורסמו גזרות שאסרו קיום מצוות מרכזיות, ובהן שמירת שבת, ברית מילה ולימוד תורה. בבית המקדש הונהגה עבודת אלים זרים, ויהודים נדרשו להשתתף בקורבנות שלא היו חלק מן המסורת שלהם. בשלב הזה המאבק כבר לא היה רק ויכוח על שפה, חינוך או לבוש. עבור יהודים רבים, השלטון ניסה לבטל את עצם האפשרות לחיות כיהודים.</w:t>
@@ -253,8 +253,8 @@
       <w:r>
         <w:rPr>
           <w:rFonts w:ascii="Arial" w:hAnsi="Arial" w:cs="Arial" w:eastAsia="Arial"/>
+          <w:lang w:val="he-IL" w:bidi="he-IL"/>
           <w:sz w:val="22"/>
-          <w:lang w:val="he-IL" w:bidi="he-IL"/>
           <w:rtl w:val="1"/>
         </w:rPr>
         <w:t>בשנת 167 לפני הספירה סירב מתתיהו החשמונאי ממודיעין להקריב קורבן לאלים יווניים והתחיל מרד. לאחר מותו הנהיג בנו יהודה המכבי את הלחימה. המורדים השתמשו בתחילה בלוחמת גרילה, ולאחר מכן הצליחו להביס כוחות סלווקיים גדולים יותר. בשנת 164 לפני הספירה הם נכנסו לירושלים, טיהרו את בית המקדש וחנכו אותו מחדש. אירוע זה עומד במרכז חג החנוכה.</w:t>
@@ -270,8 +270,8 @@
       <w:r>
         <w:rPr>
           <w:rFonts w:ascii="Arial" w:hAnsi="Arial" w:cs="Arial" w:eastAsia="Arial"/>
+          <w:lang w:val="he-IL" w:bidi="he-IL"/>
           <w:sz w:val="22"/>
-          <w:lang w:val="he-IL" w:bidi="he-IL"/>
           <w:rtl w:val="1"/>
         </w:rPr>
         <w:t>מרד החשמונאים היה גם מרד נגד שלטון זר וגם עימות בתוך החברה היהודית. המורדים נלחמו בסלווקים, אך גם ביהודים שתמכו בהלניזציה ובשיתוף פעולה עם השלטון. עבור החשמונאים, המאבק היה על הזכות לקיים את התורה ועל עצמאות הקהילה. עבור חלק מן המתייוונים, הקשר לעולם היווני היה דרך לקדם את ירושלים ולחזק את מעמדם. לכן שני הצדדים ראו בעתיד יהודה דבר שונה מאוד.</w:t>
@@ -287,8 +287,8 @@
       <w:r>
         <w:rPr>
           <w:rFonts w:ascii="Arial" w:hAnsi="Arial" w:cs="Arial" w:eastAsia="Arial"/>
+          <w:lang w:val="he-IL" w:bidi="he-IL"/>
           <w:sz w:val="22"/>
-          <w:lang w:val="he-IL" w:bidi="he-IL"/>
           <w:rtl w:val="1"/>
         </w:rPr>
         <w:t>לאחר הצלחת המרד הוקמה בהדרגה מדינה חשמונאית עצמאית. עם זאת, גם שליטיה השתמשו בשמות יווניים, במטבעות ובשיטות שלטון הלניסטיות, וקיימו קשרים דיפלומטיים עם מדינות אחרות. הדבר מוכיח שהמאבק לא הסתיים בדחייה מוחלטת של כל דבר יווני. החשמונאים דחו את האיסור על התורה ואת עבודת האלילים, אך המשיכו לפעול בתוך עולם מדיני ותרבותי הלניסטי.</w:t>
@@ -304,8 +304,8 @@
       <w:r>
         <w:rPr>
           <w:rFonts w:ascii="Arial" w:hAnsi="Arial" w:cs="Arial" w:eastAsia="Arial"/>
+          <w:lang w:val="he-IL" w:bidi="he-IL"/>
           <w:sz w:val="22"/>
-          <w:lang w:val="he-IL" w:bidi="he-IL"/>
           <w:rtl w:val="1"/>
         </w:rPr>
         <w:t>לסיכום, הזהות היהודית והזהות היוונית עמדו לעיתים זו נגד זו, בעיקר כאשר התרבות היוונית איימה על קיום התורה והמצוות. אבל במציאות היחסים ביניהן היו מורכבים יותר. יהודים רבים למדו יוונית ואימצו חלקים מן התרבות ההלניסטית, ובו בזמן המשיכו לראות בעצמם יהודים. השאלה המרכזית לא הייתה אם להכיר את התרבות היוונית, אלא אילו חלקים ממנה אפשר לקבל ומתי הקבלה הופכת לוויתור על הזהות היהודית. המתח הזה עיצב את החברה היהודית בתקופת בית המקדש השני והשפיע גם על הקבוצות היהודיות שהתפתחו בהמשך.</w:t>
@@ -344,6 +344,21 @@
           <w:rtl w:val="1"/>
         </w:rPr>
         <w:t>רקע היסטורי</w:t>
+      </w:r>
+    </w:p>
+    <w:p>
+      <w:pPr>
+        <w:pStyle w:val="Heading2"/>
+        <w:jc w:val="center"/>
+        <w:bidi w:val="1"/>
+      </w:pPr>
+      <w:r>
+        <w:rPr>
+          <w:rFonts w:ascii="Arial" w:hAnsi="Arial" w:cs="Arial" w:eastAsia="Arial"/>
+          <w:lang w:val="he-IL" w:bidi="he-IL"/>
+          <w:rtl w:val="1"/>
+        </w:rPr>
+        <w:t>מחזה</w:t>
       </w:r>
     </w:p>
     <w:sectPr>

--- a/KVS_Hebrew.docx
+++ b/KVS_Hebrew.docx
@@ -348,6 +348,193 @@
     </w:p>
     <w:p>
       <w:pPr>
+        <w:spacing w:line="276" w:lineRule="auto" w:after="80"/>
+        <w:ind w:firstLine="283"/>
+        <w:jc w:val="both"/>
+        <w:bidi w:val="1"/>
+      </w:pPr>
+      <w:r>
+        <w:rPr>
+          <w:rFonts w:ascii="Arial" w:hAnsi="Arial" w:cs="Arial" w:eastAsia="Arial"/>
+          <w:lang w:val="he-IL" w:bidi="he-IL"/>
+          <w:sz w:val="22"/>
+          <w:rtl w:val="1"/>
+        </w:rPr>
+        <w:t>תקופת בית המקדש השני נמשכה משיבת ציון ובניית המקדש במאה השישית לפני הספירה ועד חורבן ירושלים בשנת 70 לספירה. במשך מאות השנים האלה חיו היהודים תחת שלטון פרסי, הלניסטי ורומי, ובחלק מן התקופה גם במדינה חשמונאית עצמאית. רוב היהודים לא השתייכו לקבוצה מסוימת, אך מסוף התקופה ההלניסטית התפתחו כמה קבוצות שניסו לענות על שאלות דומות: מי מוסמך לפרש את התורה, מהו מקומו של בית המקדש, כיצד צריך לחיות תחת שלטון זר, ואיך תבוא הגאולה.</w:t>
+      </w:r>
+    </w:p>
+    <w:p>
+      <w:pPr>
+        <w:spacing w:line="276" w:lineRule="auto" w:after="80"/>
+        <w:ind w:firstLine="283"/>
+        <w:jc w:val="both"/>
+        <w:bidi w:val="1"/>
+      </w:pPr>
+      <w:r>
+        <w:rPr>
+          <w:rFonts w:ascii="Arial" w:hAnsi="Arial" w:cs="Arial" w:eastAsia="Arial"/>
+          <w:lang w:val="he-IL" w:bidi="he-IL"/>
+          <w:sz w:val="22"/>
+          <w:rtl w:val="1"/>
+        </w:rPr>
+        <w:t>המידע על הקבוצות אינו מלא. המקורות המרכזיים הם כתבי יוסף בן מתתיהו, ספרי הברית החדשה, ספרות חז״ל ומגילות מדבר יהודה. רוב המקורות נכתבו בידי אנשים שהשתייכו לקבוצה מסוימת או התנגדו לקבוצות אחרות, ולכן צריך לקרוא אותם בזהירות. גם הגבולות בין הקבוצות לא תמיד היו ברורים, ולא כל אדם החזיק בכל הדעות שמיוחסות לקבוצה שלו.</w:t>
+      </w:r>
+    </w:p>
+    <w:p>
+      <w:pPr>
+        <w:spacing w:line="276" w:lineRule="auto" w:after="80"/>
+        <w:ind w:firstLine="283"/>
+        <w:jc w:val="both"/>
+        <w:bidi w:val="1"/>
+      </w:pPr>
+      <w:r>
+        <w:rPr>
+          <w:rFonts w:ascii="Arial" w:hAnsi="Arial" w:cs="Arial" w:eastAsia="Arial"/>
+          <w:lang w:val="he-IL" w:bidi="he-IL"/>
+          <w:sz w:val="22"/>
+          <w:rtl w:val="1"/>
+        </w:rPr>
+        <w:t>למרות המחלוקות, כל הקבוצות היו חלק מן החברה היהודית. הן האמינו באלוהי ישראל, הכירו בתורה, קיימו ברית מילה ושבת וחגגו את החגים. אפילו קבוצות שביקרו את הכוהנים או את עבודת המקדש ראו בירושלים ובבית המקדש מקומות בעלי משמעות עמוקה. המחלוקת לא הייתה בין יהדות לבין דת זרה, אלא בין דרכים שונות להבין את היהדות ואת עתיד העם.</w:t>
+      </w:r>
+    </w:p>
+    <w:p>
+      <w:pPr>
+        <w:spacing w:line="276" w:lineRule="auto" w:after="80"/>
+        <w:ind w:firstLine="283"/>
+        <w:jc w:val="both"/>
+        <w:bidi w:val="1"/>
+      </w:pPr>
+      <w:r>
+        <w:rPr>
+          <w:rFonts w:ascii="Arial" w:hAnsi="Arial" w:cs="Arial" w:eastAsia="Arial"/>
+          <w:lang w:val="he-IL" w:bidi="he-IL"/>
+          <w:sz w:val="22"/>
+          <w:rtl w:val="1"/>
+        </w:rPr>
+        <w:t>הפרושים, הצדוקים והאיסיים הופיעו כנראה בתקופה החשמונאית, לאחר מרד החשמונאים במאה השנייה לפני הספירה. החשמונאים היו משפחת כוהנים שהפכה לבית שליטים. הם שילבו בהדרגה את הכהונה הגדולה עם כוח מדיני וצבאי, ולבסוף גם עם מלוכה. השילוב הזה יצר מחלוקת: חלק מן היהודים תמכו בשלטון החדש, וחלק חשבו שהשליטים והכוהנים אינם פועלים לפי התורה או אינם שייכים לשושלת הכהונה הנכונה.</w:t>
+      </w:r>
+    </w:p>
+    <w:p>
+      <w:pPr>
+        <w:spacing w:line="276" w:lineRule="auto" w:after="80"/>
+        <w:ind w:firstLine="283"/>
+        <w:jc w:val="both"/>
+        <w:bidi w:val="1"/>
+      </w:pPr>
+      <w:r>
+        <w:rPr>
+          <w:rFonts w:ascii="Arial" w:hAnsi="Arial" w:cs="Arial" w:eastAsia="Arial"/>
+          <w:lang w:val="he-IL" w:bidi="he-IL"/>
+          <w:sz w:val="22"/>
+          <w:rtl w:val="1"/>
+        </w:rPr>
+        <w:t>הפרושים, פרושים, היו קבוצה של חכמים ומורים שפעלה לא רק בבית המקדש אלא גם בקרב הציבור. הם קיבלו את התורה שבכתב וגם מסורות שעברו בעל פה מדור לדור. לפי תפיסתם, צריך לפרש את התורה כך שאפשר יהיה לקיים אותה בכל תחומי החיים. הם האמינו בתחיית המתים, בשכר ובעונש לאחר המוות ובהשגחה אלוהית, אך גם באחריות האדם למעשיו. כוחם העיקרי היה בהשפעתם על העם ובהתאמת ההלכה לחיים מחוץ לעבודת הקורבנות.</w:t>
+      </w:r>
+    </w:p>
+    <w:p>
+      <w:pPr>
+        <w:spacing w:line="276" w:lineRule="auto" w:after="80"/>
+        <w:ind w:firstLine="283"/>
+        <w:jc w:val="both"/>
+        <w:bidi w:val="1"/>
+      </w:pPr>
+      <w:r>
+        <w:rPr>
+          <w:rFonts w:ascii="Arial" w:hAnsi="Arial" w:cs="Arial" w:eastAsia="Arial"/>
+          <w:lang w:val="he-IL" w:bidi="he-IL"/>
+          <w:sz w:val="22"/>
+          <w:rtl w:val="1"/>
+        </w:rPr>
+        <w:t>הצדוקים, צדוקים, היו קשורים בעיקר למשפחות הכהונה הגבוהה ולאצולה הירושלמית. שמם קשור לפי דעה מקובלת לצדוק הכוהן מתקופת דוד ושלמה, אף שאין ודאות שכל הצדוקים היו צאצאיו. מרכז עולמם היה בית המקדש, הכהונה ועבודת הקורבנות. הם קיבלו בעיקר את התורה שבכתב ולא הכירו בסמכות המסורות שבעל פה של הפרושים. לפי המקורות הם גם לא האמינו בתחיית המתים. כוחם היה במוסדות המקדש ובקשריהם עם השלטון.</w:t>
+      </w:r>
+    </w:p>
+    <w:p>
+      <w:pPr>
+        <w:spacing w:line="276" w:lineRule="auto" w:after="80"/>
+        <w:ind w:firstLine="283"/>
+        <w:jc w:val="both"/>
+        <w:bidi w:val="1"/>
+      </w:pPr>
+      <w:r>
+        <w:rPr>
+          <w:rFonts w:ascii="Arial" w:hAnsi="Arial" w:cs="Arial" w:eastAsia="Arial"/>
+          <w:lang w:val="he-IL" w:bidi="he-IL"/>
+          <w:sz w:val="22"/>
+          <w:rtl w:val="1"/>
+        </w:rPr>
+        <w:t>האיסיים, איסיים, ראו את החברה ואת הנהגת המקדש כמושחתות. חלקם חיו בקהילות נפרדות, שמרו על טהרה קפדנית, אכלו יחד וחלקו רכוש. הם האמינו שהעולם נמצא במאבק בין בני האור לבני החושך וציפו להתערבות אלוהית קרובה. חוקרים רבים קושרים אותם לקהילה שישבה בקומראן ולמגילות מדבר יהודה, אך הקשר אינו מוכח באופן מוחלט. בניגוד לצדוקים, הם לא רצו לשלוט במקדש הקיים אלא להתרחק ממנו עד שייטהר.</w:t>
+      </w:r>
+    </w:p>
+    <w:p>
+      <w:pPr>
+        <w:spacing w:line="276" w:lineRule="auto" w:after="80"/>
+        <w:ind w:firstLine="283"/>
+        <w:jc w:val="both"/>
+        <w:bidi w:val="1"/>
+      </w:pPr>
+      <w:r>
+        <w:rPr>
+          <w:rFonts w:ascii="Arial" w:hAnsi="Arial" w:cs="Arial" w:eastAsia="Arial"/>
+          <w:lang w:val="he-IL" w:bidi="he-IL"/>
+          <w:sz w:val="22"/>
+          <w:rtl w:val="1"/>
+        </w:rPr>
+        <w:t>בשנת 63 לפני הספירה כבש המצביא הרומי פומפיוס את ירושלים, והעצמאות החשמונאית הסתיימה. אחר כך שלט הורדוס בחסות רומא, ולאחר מותו התחלקה ממלכתו. בשנת 6 לספירה הפכה יהודה לפרובינקיה רומית ישירה. המיסים, נוכחות הצבא, התערבות הנציבים ומינוי הכוהנים הגדולים הגבירו את הכעס. בתקופה הזאת התפתחה התפיסה שרק אלוהים רשאי לשלוט בישראל.</w:t>
+      </w:r>
+    </w:p>
+    <w:p>
+      <w:pPr>
+        <w:spacing w:line="276" w:lineRule="auto" w:after="80"/>
+        <w:ind w:firstLine="283"/>
+        <w:jc w:val="both"/>
+        <w:bidi w:val="1"/>
+      </w:pPr>
+      <w:r>
+        <w:rPr>
+          <w:rFonts w:ascii="Arial" w:hAnsi="Arial" w:cs="Arial" w:eastAsia="Arial"/>
+          <w:lang w:val="he-IL" w:bidi="he-IL"/>
+          <w:sz w:val="22"/>
+          <w:rtl w:val="1"/>
+        </w:rPr>
+        <w:t>הקנאים, קנאים, היו קשורים להתנגדות פעילה לשלטון הרומי. יוסף בן מתתיהו קושר את תחילת הזרם ליהודה הגלילי, שהתנגד למפקד האוכלוסין בשנת 6 לספירה. הקנאים ראו בחירות ערך דתי ולאומי והאמינו שאלוהים הוא האדון היחיד של ישראל. בזמן המרד הגדול, שהתחיל בשנת 66 לספירה, קבוצות קנאיות דרשו להמשיך להילחם ברומאים והתנגדו לפשרה. לצדן פעלו גם הסיקריים, אך לא תמיד ברור אם מדובר באותה קבוצה.</w:t>
+      </w:r>
+    </w:p>
+    <w:p>
+      <w:pPr>
+        <w:spacing w:line="276" w:lineRule="auto" w:after="80"/>
+        <w:ind w:firstLine="283"/>
+        <w:jc w:val="both"/>
+        <w:bidi w:val="1"/>
+      </w:pPr>
+      <w:r>
+        <w:rPr>
+          <w:rFonts w:ascii="Arial" w:hAnsi="Arial" w:cs="Arial" w:eastAsia="Arial"/>
+          <w:lang w:val="he-IL" w:bidi="he-IL"/>
+          <w:sz w:val="22"/>
+          <w:rtl w:val="1"/>
+        </w:rPr>
+        <w:t>הנוצרים הראשונים, נוצרים, היו בתחילה יהודים שהלכו אחרי ישוע מנצרת בשנות השלושים של המאה הראשונה. הם האמינו שישוע הוא המשיח ושאלוהים הקים אותו מן המתים. תלמידיו הראשונים שמרו על קשר לירושלים, לבית המקדש ולמסורת היהודית, אך פירשו מחדש את משמעות המשיח, הגאולה והמצוות. בהמשך הצטרפו לתנועה גם לא-יהודים, והתחיל תהליך ארוך של התרחקות מן היהדות. בזמן שבו מתרחש המחזה עדיין אפשר לראות בהם אחת מן הקבוצות שפעלו בתוך העולם היהודי.</w:t>
+      </w:r>
+    </w:p>
+    <w:p>
+      <w:pPr>
+        <w:spacing w:line="276" w:lineRule="auto" w:after="80"/>
+        <w:ind w:firstLine="283"/>
+        <w:jc w:val="both"/>
+        <w:bidi w:val="1"/>
+      </w:pPr>
+      <w:r>
+        <w:rPr>
+          <w:rFonts w:ascii="Arial" w:hAnsi="Arial" w:cs="Arial" w:eastAsia="Arial"/>
+          <w:lang w:val="he-IL" w:bidi="he-IL"/>
+          <w:sz w:val="22"/>
+          <w:rtl w:val="1"/>
+        </w:rPr>
+        <w:t>בשנת 66 לספירה פרץ המרד הגדול נגד רומא. בתחילה הצליחו המורדים להשתלט על ירושלים, אך בתוך העיר התנהלו גם מאבקים בין קבוצות יהודיות. בשנת 70 הטיל טיטוס מצור על ירושלים, כבש אותה והחריב את בית המקדש השני. החורבן שינה את גורלן של כל הקבוצות: הצדוקים איבדו את מרכז כוחם ונעלמו, האיסיים והקנאים לא שרדו כתנועות מאורגנות, הנוצרים התפתחו בהמשך לדת נפרדת, והמסורת הפרושית נעשתה בסיס ליהדות הרבנית. המחזה שלפנינו מציג מפגש דמיוני בין חמישה נציגים רגע לפני שהעולם המשותף שלהם משתנה לנצח.</w:t>
+      </w:r>
+    </w:p>
+    <w:p>
+      <w:pPr>
         <w:pStyle w:val="Heading2"/>
         <w:jc w:val="center"/>
         <w:bidi w:val="1"/>
@@ -358,7 +545,3112 @@
           <w:lang w:val="he-IL" w:bidi="he-IL"/>
           <w:rtl w:val="1"/>
         </w:rPr>
-        <w:t>מחזה</w:t>
+        <w:t>מחזה: חמש דרכים לבית אחד</w:t>
+      </w:r>
+    </w:p>
+    <w:p>
+      <w:pPr>
+        <w:spacing w:line="240" w:lineRule="auto" w:after="40" w:before="80"/>
+        <w:jc w:val="center"/>
+        <w:widowControl w:val="0"/>
+        <w:bidi w:val="1"/>
+      </w:pPr>
+      <w:r>
+        <w:rPr>
+          <w:rFonts w:ascii="Arial" w:hAnsi="Arial" w:cs="Arial" w:eastAsia="Arial"/>
+          <w:b/>
+          <w:lang w:val="he-IL" w:bidi="he-IL"/>
+          <w:sz w:val="22"/>
+          <w:rtl w:val="1"/>
+        </w:rPr>
+        <w:t>דמויות</w:t>
+      </w:r>
+    </w:p>
+    <w:p>
+      <w:pPr>
+        <w:spacing w:line="240" w:lineRule="auto" w:after="0"/>
+        <w:jc w:val="right"/>
+        <w:widowControl w:val="0"/>
+        <w:bidi w:val="1"/>
+      </w:pPr>
+      <w:r>
+        <w:rPr>
+          <w:rFonts w:ascii="Arial" w:hAnsi="Arial" w:cs="Arial" w:eastAsia="Arial"/>
+          <w:b/>
+          <w:lang w:val="he-IL" w:bidi="he-IL"/>
+          <w:sz w:val="21"/>
+          <w:rtl w:val="1"/>
+        </w:rPr>
+        <w:t xml:space="preserve">יהודה הסופר — </w:t>
+      </w:r>
+      <w:r>
+        <w:rPr>
+          <w:rFonts w:ascii="Arial" w:hAnsi="Arial" w:cs="Arial" w:eastAsia="Arial"/>
+          <w:lang w:val="he-IL" w:bidi="he-IL"/>
+          <w:sz w:val="21"/>
+          <w:rtl w:val="1"/>
+        </w:rPr>
+        <w:t>פרושי, מורה תורה מירושלים. הוא מאמין בתורה שבכתב ובתורה שבעל פה.</w:t>
+      </w:r>
+    </w:p>
+    <w:p>
+      <w:pPr>
+        <w:spacing w:line="240" w:lineRule="auto" w:after="0"/>
+        <w:jc w:val="right"/>
+        <w:widowControl w:val="0"/>
+        <w:bidi w:val="1"/>
+      </w:pPr>
+      <w:r>
+        <w:rPr>
+          <w:rFonts w:ascii="Arial" w:hAnsi="Arial" w:cs="Arial" w:eastAsia="Arial"/>
+          <w:b/>
+          <w:lang w:val="he-IL" w:bidi="he-IL"/>
+          <w:sz w:val="21"/>
+          <w:rtl w:val="1"/>
+        </w:rPr>
+        <w:t xml:space="preserve">צדוק בן חנן — </w:t>
+      </w:r>
+      <w:r>
+        <w:rPr>
+          <w:rFonts w:ascii="Arial" w:hAnsi="Arial" w:cs="Arial" w:eastAsia="Arial"/>
+          <w:lang w:val="he-IL" w:bidi="he-IL"/>
+          <w:sz w:val="21"/>
+          <w:rtl w:val="1"/>
+        </w:rPr>
+        <w:t>צדוקי וכוהן ממשפחה חשובה. כל חייו קשורים לבית המקדש.</w:t>
+      </w:r>
+    </w:p>
+    <w:p>
+      <w:pPr>
+        <w:spacing w:line="240" w:lineRule="auto" w:after="0"/>
+        <w:jc w:val="right"/>
+        <w:widowControl w:val="0"/>
+        <w:bidi w:val="1"/>
+      </w:pPr>
+      <w:r>
+        <w:rPr>
+          <w:rFonts w:ascii="Arial" w:hAnsi="Arial" w:cs="Arial" w:eastAsia="Arial"/>
+          <w:b/>
+          <w:lang w:val="he-IL" w:bidi="he-IL"/>
+          <w:sz w:val="21"/>
+          <w:rtl w:val="1"/>
+        </w:rPr>
+        <w:t xml:space="preserve">יוחנן המדברי — </w:t>
+      </w:r>
+      <w:r>
+        <w:rPr>
+          <w:rFonts w:ascii="Arial" w:hAnsi="Arial" w:cs="Arial" w:eastAsia="Arial"/>
+          <w:lang w:val="he-IL" w:bidi="he-IL"/>
+          <w:sz w:val="21"/>
+          <w:rtl w:val="1"/>
+        </w:rPr>
+        <w:t>איסי שחי שנים בקהילה ליד ים המלח. הוא מקפיד מאוד על טהרה.</w:t>
+      </w:r>
+    </w:p>
+    <w:p>
+      <w:pPr>
+        <w:spacing w:line="240" w:lineRule="auto" w:after="0"/>
+        <w:jc w:val="right"/>
+        <w:widowControl w:val="0"/>
+        <w:bidi w:val="1"/>
+      </w:pPr>
+      <w:r>
+        <w:rPr>
+          <w:rFonts w:ascii="Arial" w:hAnsi="Arial" w:cs="Arial" w:eastAsia="Arial"/>
+          <w:b/>
+          <w:lang w:val="he-IL" w:bidi="he-IL"/>
+          <w:sz w:val="21"/>
+          <w:rtl w:val="1"/>
+        </w:rPr>
+        <w:t xml:space="preserve">שמעון בן דרור — </w:t>
+      </w:r>
+      <w:r>
+        <w:rPr>
+          <w:rFonts w:ascii="Arial" w:hAnsi="Arial" w:cs="Arial" w:eastAsia="Arial"/>
+          <w:lang w:val="he-IL" w:bidi="he-IL"/>
+          <w:sz w:val="21"/>
+          <w:rtl w:val="1"/>
+        </w:rPr>
+        <w:t>קנאי צעיר ולוחם. הוא מאמין שאין חירות בלי מאבק ברומאים.</w:t>
+      </w:r>
+    </w:p>
+    <w:p>
+      <w:pPr>
+        <w:spacing w:line="240" w:lineRule="auto" w:after="0"/>
+        <w:jc w:val="right"/>
+        <w:widowControl w:val="0"/>
+        <w:bidi w:val="1"/>
+      </w:pPr>
+      <w:r>
+        <w:rPr>
+          <w:rFonts w:ascii="Arial" w:hAnsi="Arial" w:cs="Arial" w:eastAsia="Arial"/>
+          <w:b/>
+          <w:lang w:val="he-IL" w:bidi="he-IL"/>
+          <w:sz w:val="21"/>
+          <w:rtl w:val="1"/>
+        </w:rPr>
+        <w:t xml:space="preserve">מתתיהו הנצרי — </w:t>
+      </w:r>
+      <w:r>
+        <w:rPr>
+          <w:rFonts w:ascii="Arial" w:hAnsi="Arial" w:cs="Arial" w:eastAsia="Arial"/>
+          <w:lang w:val="he-IL" w:bidi="he-IL"/>
+          <w:sz w:val="21"/>
+          <w:rtl w:val="1"/>
+        </w:rPr>
+        <w:t>יהודי מתלמידי ישוע מנצרת. הוא מטפל בחולים ובפצועים.</w:t>
+      </w:r>
+    </w:p>
+    <w:p>
+      <w:pPr>
+        <w:spacing w:line="240" w:lineRule="auto" w:after="0"/>
+        <w:jc w:val="right"/>
+        <w:widowControl w:val="0"/>
+        <w:bidi w:val="1"/>
+      </w:pPr>
+      <w:r>
+        <w:rPr>
+          <w:rFonts w:ascii="Arial" w:hAnsi="Arial" w:cs="Arial" w:eastAsia="Arial"/>
+          <w:b/>
+          <w:lang w:val="he-IL" w:bidi="he-IL"/>
+          <w:sz w:val="21"/>
+          <w:rtl w:val="1"/>
+        </w:rPr>
+        <w:t>זמן ומקום:</w:t>
+      </w:r>
+      <w:r>
+        <w:rPr>
+          <w:rFonts w:ascii="Arial" w:hAnsi="Arial" w:cs="Arial" w:eastAsia="Arial"/>
+          <w:lang w:val="he-IL" w:bidi="he-IL"/>
+          <w:sz w:val="21"/>
+          <w:rtl w:val="1"/>
+        </w:rPr>
+        <w:t xml:space="preserve"> ירושלים, שנת 70 לספירה. המצור הרומי כבר התחיל. חמישה חברי ילדות נפגשים בביתו הריק של המורה הזקן שלהם, אלעזר. על השולחן מונחים נר, כיכר לחם, מכתב וספר תורה קטן.</w:t>
+      </w:r>
+    </w:p>
+    <w:p>
+      <w:pPr>
+        <w:spacing w:line="240" w:lineRule="auto" w:after="40" w:before="80"/>
+        <w:jc w:val="center"/>
+        <w:widowControl w:val="0"/>
+        <w:bidi w:val="1"/>
+      </w:pPr>
+      <w:r>
+        <w:rPr>
+          <w:rFonts w:ascii="Arial" w:hAnsi="Arial" w:cs="Arial" w:eastAsia="Arial"/>
+          <w:b/>
+          <w:lang w:val="he-IL" w:bidi="he-IL"/>
+          <w:sz w:val="22"/>
+          <w:rtl w:val="1"/>
+        </w:rPr>
+        <w:t>תמונה ראשונה — המפגש</w:t>
+      </w:r>
+    </w:p>
+    <w:p>
+      <w:pPr>
+        <w:spacing w:line="240" w:lineRule="auto" w:after="0"/>
+        <w:jc w:val="right"/>
+        <w:widowControl w:val="0"/>
+        <w:bidi w:val="1"/>
+      </w:pPr>
+      <w:r>
+        <w:rPr>
+          <w:rFonts w:ascii="Arial" w:hAnsi="Arial" w:cs="Arial" w:eastAsia="Arial"/>
+          <w:i/>
+          <w:lang w:val="he-IL" w:bidi="he-IL"/>
+          <w:sz w:val="21"/>
+          <w:rtl w:val="1"/>
+        </w:rPr>
+        <w:t>(יהודה עומד ליד השולחן וקורא את המכתב. צדוק נכנס בבגדי כוהן.)</w:t>
+      </w:r>
+    </w:p>
+    <w:p>
+      <w:pPr>
+        <w:spacing w:line="240" w:lineRule="auto" w:after="0"/>
+        <w:jc w:val="right"/>
+        <w:widowControl w:val="0"/>
+        <w:bidi w:val="1"/>
+      </w:pPr>
+      <w:r>
+        <w:rPr>
+          <w:rFonts w:ascii="Arial" w:hAnsi="Arial" w:cs="Arial" w:eastAsia="Arial"/>
+          <w:b/>
+          <w:lang w:val="he-IL" w:bidi="he-IL"/>
+          <w:sz w:val="21"/>
+          <w:rtl w:val="1"/>
+        </w:rPr>
+        <w:t>צדוק:</w:t>
+      </w:r>
+      <w:r>
+        <w:rPr>
+          <w:rFonts w:ascii="Arial" w:hAnsi="Arial" w:cs="Arial" w:eastAsia="Arial"/>
+          <w:lang w:val="he-IL" w:bidi="he-IL"/>
+          <w:sz w:val="21"/>
+          <w:rtl w:val="1"/>
+        </w:rPr>
+        <w:t xml:space="preserve"> ידעתי שאתה תהיה הראשון. הפרושים תמיד מגיעים לפני כולם כדי להסביר לאחרים מה כתוב.</w:t>
+      </w:r>
+    </w:p>
+    <w:p>
+      <w:pPr>
+        <w:spacing w:line="240" w:lineRule="auto" w:after="0"/>
+        <w:jc w:val="right"/>
+        <w:widowControl w:val="0"/>
+        <w:bidi w:val="1"/>
+      </w:pPr>
+      <w:r>
+        <w:rPr>
+          <w:rFonts w:ascii="Arial" w:hAnsi="Arial" w:cs="Arial" w:eastAsia="Arial"/>
+          <w:b/>
+          <w:lang w:val="he-IL" w:bidi="he-IL"/>
+          <w:sz w:val="21"/>
+          <w:rtl w:val="1"/>
+        </w:rPr>
+        <w:t>יהודה:</w:t>
+      </w:r>
+      <w:r>
+        <w:rPr>
+          <w:rFonts w:ascii="Arial" w:hAnsi="Arial" w:cs="Arial" w:eastAsia="Arial"/>
+          <w:lang w:val="he-IL" w:bidi="he-IL"/>
+          <w:sz w:val="21"/>
+          <w:rtl w:val="1"/>
+        </w:rPr>
+        <w:t xml:space="preserve"> ואילו הצדוקים מגיעים רק כאשר יש מקדש, כוהנים וקהל שמוכן להקשיב להם.</w:t>
+      </w:r>
+    </w:p>
+    <w:p>
+      <w:pPr>
+        <w:spacing w:line="240" w:lineRule="auto" w:after="0"/>
+        <w:jc w:val="right"/>
+        <w:widowControl w:val="0"/>
+        <w:bidi w:val="1"/>
+      </w:pPr>
+      <w:r>
+        <w:rPr>
+          <w:rFonts w:ascii="Arial" w:hAnsi="Arial" w:cs="Arial" w:eastAsia="Arial"/>
+          <w:b/>
+          <w:lang w:val="he-IL" w:bidi="he-IL"/>
+          <w:sz w:val="21"/>
+          <w:rtl w:val="1"/>
+        </w:rPr>
+        <w:t>צדוק:</w:t>
+      </w:r>
+      <w:r>
+        <w:rPr>
+          <w:rFonts w:ascii="Arial" w:hAnsi="Arial" w:cs="Arial" w:eastAsia="Arial"/>
+          <w:lang w:val="he-IL" w:bidi="he-IL"/>
+          <w:sz w:val="21"/>
+          <w:rtl w:val="1"/>
+        </w:rPr>
+        <w:t xml:space="preserve"> בית המקדש אינו במה. הוא המקום שבו ישראל עובד את אלוהיו.</w:t>
+      </w:r>
+    </w:p>
+    <w:p>
+      <w:pPr>
+        <w:spacing w:line="240" w:lineRule="auto" w:after="0"/>
+        <w:jc w:val="right"/>
+        <w:widowControl w:val="0"/>
+        <w:bidi w:val="1"/>
+      </w:pPr>
+      <w:r>
+        <w:rPr>
+          <w:rFonts w:ascii="Arial" w:hAnsi="Arial" w:cs="Arial" w:eastAsia="Arial"/>
+          <w:b/>
+          <w:lang w:val="he-IL" w:bidi="he-IL"/>
+          <w:sz w:val="21"/>
+          <w:rtl w:val="1"/>
+        </w:rPr>
+        <w:t>יהודה:</w:t>
+      </w:r>
+      <w:r>
+        <w:rPr>
+          <w:rFonts w:ascii="Arial" w:hAnsi="Arial" w:cs="Arial" w:eastAsia="Arial"/>
+          <w:lang w:val="he-IL" w:bidi="he-IL"/>
+          <w:sz w:val="21"/>
+          <w:rtl w:val="1"/>
+        </w:rPr>
+        <w:t xml:space="preserve"> נכון. אבל התורה ניתנה לכל ישראל, לא רק למשפחות הכהונה.</w:t>
+      </w:r>
+    </w:p>
+    <w:p>
+      <w:pPr>
+        <w:spacing w:line="240" w:lineRule="auto" w:after="0"/>
+        <w:jc w:val="right"/>
+        <w:widowControl w:val="0"/>
+        <w:bidi w:val="1"/>
+      </w:pPr>
+      <w:r>
+        <w:rPr>
+          <w:rFonts w:ascii="Arial" w:hAnsi="Arial" w:cs="Arial" w:eastAsia="Arial"/>
+          <w:i/>
+          <w:lang w:val="he-IL" w:bidi="he-IL"/>
+          <w:sz w:val="21"/>
+          <w:rtl w:val="1"/>
+        </w:rPr>
+        <w:t>(יוחנן נכנס. בגדיו פשוטים ומכוסים אבק.)</w:t>
+      </w:r>
+    </w:p>
+    <w:p>
+      <w:pPr>
+        <w:spacing w:line="240" w:lineRule="auto" w:after="0"/>
+        <w:jc w:val="right"/>
+        <w:widowControl w:val="0"/>
+        <w:bidi w:val="1"/>
+      </w:pPr>
+      <w:r>
+        <w:rPr>
+          <w:rFonts w:ascii="Arial" w:hAnsi="Arial" w:cs="Arial" w:eastAsia="Arial"/>
+          <w:b/>
+          <w:lang w:val="he-IL" w:bidi="he-IL"/>
+          <w:sz w:val="21"/>
+          <w:rtl w:val="1"/>
+        </w:rPr>
+        <w:t>יוחנן:</w:t>
+      </w:r>
+      <w:r>
+        <w:rPr>
+          <w:rFonts w:ascii="Arial" w:hAnsi="Arial" w:cs="Arial" w:eastAsia="Arial"/>
+          <w:lang w:val="he-IL" w:bidi="he-IL"/>
+          <w:sz w:val="21"/>
+          <w:rtl w:val="1"/>
+        </w:rPr>
+        <w:t xml:space="preserve"> אתם מתחילים לריב עוד לפני שקראתם את דברי המורה. לכן עזבתי את העיר הזאת.</w:t>
+      </w:r>
+    </w:p>
+    <w:p>
+      <w:pPr>
+        <w:spacing w:line="240" w:lineRule="auto" w:after="0"/>
+        <w:jc w:val="right"/>
+        <w:widowControl w:val="0"/>
+        <w:bidi w:val="1"/>
+      </w:pPr>
+      <w:r>
+        <w:rPr>
+          <w:rFonts w:ascii="Arial" w:hAnsi="Arial" w:cs="Arial" w:eastAsia="Arial"/>
+          <w:b/>
+          <w:lang w:val="he-IL" w:bidi="he-IL"/>
+          <w:sz w:val="21"/>
+          <w:rtl w:val="1"/>
+        </w:rPr>
+        <w:t>צדוק:</w:t>
+      </w:r>
+      <w:r>
+        <w:rPr>
+          <w:rFonts w:ascii="Arial" w:hAnsi="Arial" w:cs="Arial" w:eastAsia="Arial"/>
+          <w:lang w:val="he-IL" w:bidi="he-IL"/>
+          <w:sz w:val="21"/>
+          <w:rtl w:val="1"/>
+        </w:rPr>
+        <w:t xml:space="preserve"> עזבת מפני שלא רצית לקבל את הסדר.</w:t>
+      </w:r>
+    </w:p>
+    <w:p>
+      <w:pPr>
+        <w:spacing w:line="240" w:lineRule="auto" w:after="0"/>
+        <w:jc w:val="right"/>
+        <w:widowControl w:val="0"/>
+        <w:bidi w:val="1"/>
+      </w:pPr>
+      <w:r>
+        <w:rPr>
+          <w:rFonts w:ascii="Arial" w:hAnsi="Arial" w:cs="Arial" w:eastAsia="Arial"/>
+          <w:b/>
+          <w:lang w:val="he-IL" w:bidi="he-IL"/>
+          <w:sz w:val="21"/>
+          <w:rtl w:val="1"/>
+        </w:rPr>
+        <w:t>יוחנן:</w:t>
+      </w:r>
+      <w:r>
+        <w:rPr>
+          <w:rFonts w:ascii="Arial" w:hAnsi="Arial" w:cs="Arial" w:eastAsia="Arial"/>
+          <w:lang w:val="he-IL" w:bidi="he-IL"/>
+          <w:sz w:val="21"/>
+          <w:rtl w:val="1"/>
+        </w:rPr>
+        <w:t xml:space="preserve"> עזבתי מפני שהסדר שלכם הפך לטומאה. כוהנים קנו תפקידים, שליטים שפכו דם, ואנשים דיברו על קדושה בזמן שחיפשו כוח.</w:t>
+      </w:r>
+    </w:p>
+    <w:p>
+      <w:pPr>
+        <w:spacing w:line="240" w:lineRule="auto" w:after="0"/>
+        <w:jc w:val="right"/>
+        <w:widowControl w:val="0"/>
+        <w:bidi w:val="1"/>
+      </w:pPr>
+      <w:r>
+        <w:rPr>
+          <w:rFonts w:ascii="Arial" w:hAnsi="Arial" w:cs="Arial" w:eastAsia="Arial"/>
+          <w:b/>
+          <w:lang w:val="he-IL" w:bidi="he-IL"/>
+          <w:sz w:val="21"/>
+          <w:rtl w:val="1"/>
+        </w:rPr>
+        <w:t>יהודה:</w:t>
+      </w:r>
+      <w:r>
+        <w:rPr>
+          <w:rFonts w:ascii="Arial" w:hAnsi="Arial" w:cs="Arial" w:eastAsia="Arial"/>
+          <w:lang w:val="he-IL" w:bidi="he-IL"/>
+          <w:sz w:val="21"/>
+          <w:rtl w:val="1"/>
+        </w:rPr>
+        <w:t xml:space="preserve"> ובמדבר מצאתם עולם נקי?</w:t>
+      </w:r>
+    </w:p>
+    <w:p>
+      <w:pPr>
+        <w:spacing w:line="240" w:lineRule="auto" w:after="0"/>
+        <w:jc w:val="right"/>
+        <w:widowControl w:val="0"/>
+        <w:bidi w:val="1"/>
+      </w:pPr>
+      <w:r>
+        <w:rPr>
+          <w:rFonts w:ascii="Arial" w:hAnsi="Arial" w:cs="Arial" w:eastAsia="Arial"/>
+          <w:b/>
+          <w:lang w:val="he-IL" w:bidi="he-IL"/>
+          <w:sz w:val="21"/>
+          <w:rtl w:val="1"/>
+        </w:rPr>
+        <w:t>יוחנן:</w:t>
+      </w:r>
+      <w:r>
+        <w:rPr>
+          <w:rFonts w:ascii="Arial" w:hAnsi="Arial" w:cs="Arial" w:eastAsia="Arial"/>
+          <w:lang w:val="he-IL" w:bidi="he-IL"/>
+          <w:sz w:val="21"/>
+          <w:rtl w:val="1"/>
+        </w:rPr>
+        <w:t xml:space="preserve"> לא נקי, אבל קהילה שמנסה לחיות אחרת. אנו אוכלים יחד, חולקים רכוש, טובלים ושומרים על כללים קשים. אנו מחכים למלחמה בין בני האור לבני החושך.</w:t>
+      </w:r>
+    </w:p>
+    <w:p>
+      <w:pPr>
+        <w:spacing w:line="240" w:lineRule="auto" w:after="0"/>
+        <w:jc w:val="right"/>
+        <w:widowControl w:val="0"/>
+        <w:bidi w:val="1"/>
+      </w:pPr>
+      <w:r>
+        <w:rPr>
+          <w:rFonts w:ascii="Arial" w:hAnsi="Arial" w:cs="Arial" w:eastAsia="Arial"/>
+          <w:i/>
+          <w:lang w:val="he-IL" w:bidi="he-IL"/>
+          <w:sz w:val="21"/>
+          <w:rtl w:val="1"/>
+        </w:rPr>
+        <w:t>(שמעון נכנס במהירות, חרב בידו.)</w:t>
+      </w:r>
+    </w:p>
+    <w:p>
+      <w:pPr>
+        <w:spacing w:line="240" w:lineRule="auto" w:after="0"/>
+        <w:jc w:val="right"/>
+        <w:widowControl w:val="0"/>
+        <w:bidi w:val="1"/>
+      </w:pPr>
+      <w:r>
+        <w:rPr>
+          <w:rFonts w:ascii="Arial" w:hAnsi="Arial" w:cs="Arial" w:eastAsia="Arial"/>
+          <w:b/>
+          <w:lang w:val="he-IL" w:bidi="he-IL"/>
+          <w:sz w:val="21"/>
+          <w:rtl w:val="1"/>
+        </w:rPr>
+        <w:t>שמעון:</w:t>
+      </w:r>
+      <w:r>
+        <w:rPr>
+          <w:rFonts w:ascii="Arial" w:hAnsi="Arial" w:cs="Arial" w:eastAsia="Arial"/>
+          <w:lang w:val="he-IL" w:bidi="he-IL"/>
+          <w:sz w:val="21"/>
+          <w:rtl w:val="1"/>
+        </w:rPr>
+        <w:t xml:space="preserve"> המלחמה כבר כאן. לא צריך לחכות לה בספרים.</w:t>
+      </w:r>
+    </w:p>
+    <w:p>
+      <w:pPr>
+        <w:spacing w:line="240" w:lineRule="auto" w:after="0"/>
+        <w:jc w:val="right"/>
+        <w:widowControl w:val="0"/>
+        <w:bidi w:val="1"/>
+      </w:pPr>
+      <w:r>
+        <w:rPr>
+          <w:rFonts w:ascii="Arial" w:hAnsi="Arial" w:cs="Arial" w:eastAsia="Arial"/>
+          <w:b/>
+          <w:lang w:val="he-IL" w:bidi="he-IL"/>
+          <w:sz w:val="21"/>
+          <w:rtl w:val="1"/>
+        </w:rPr>
+        <w:t>יהודה:</w:t>
+      </w:r>
+      <w:r>
+        <w:rPr>
+          <w:rFonts w:ascii="Arial" w:hAnsi="Arial" w:cs="Arial" w:eastAsia="Arial"/>
+          <w:lang w:val="he-IL" w:bidi="he-IL"/>
+          <w:sz w:val="21"/>
+          <w:rtl w:val="1"/>
+        </w:rPr>
+        <w:t xml:space="preserve"> השאר את החרב ליד הדלת.</w:t>
+      </w:r>
+    </w:p>
+    <w:p>
+      <w:pPr>
+        <w:spacing w:line="240" w:lineRule="auto" w:after="0"/>
+        <w:jc w:val="right"/>
+        <w:widowControl w:val="0"/>
+        <w:bidi w:val="1"/>
+      </w:pPr>
+      <w:r>
+        <w:rPr>
+          <w:rFonts w:ascii="Arial" w:hAnsi="Arial" w:cs="Arial" w:eastAsia="Arial"/>
+          <w:b/>
+          <w:lang w:val="he-IL" w:bidi="he-IL"/>
+          <w:sz w:val="21"/>
+          <w:rtl w:val="1"/>
+        </w:rPr>
+        <w:t>שמעון:</w:t>
+      </w:r>
+      <w:r>
+        <w:rPr>
+          <w:rFonts w:ascii="Arial" w:hAnsi="Arial" w:cs="Arial" w:eastAsia="Arial"/>
+          <w:lang w:val="he-IL" w:bidi="he-IL"/>
+          <w:sz w:val="21"/>
+          <w:rtl w:val="1"/>
+        </w:rPr>
+        <w:t xml:space="preserve"> הרומאים לא ישאירו את החרבות שלהם ליד הדלת.</w:t>
+      </w:r>
+    </w:p>
+    <w:p>
+      <w:pPr>
+        <w:spacing w:line="240" w:lineRule="auto" w:after="0"/>
+        <w:jc w:val="right"/>
+        <w:widowControl w:val="0"/>
+        <w:bidi w:val="1"/>
+      </w:pPr>
+      <w:r>
+        <w:rPr>
+          <w:rFonts w:ascii="Arial" w:hAnsi="Arial" w:cs="Arial" w:eastAsia="Arial"/>
+          <w:b/>
+          <w:lang w:val="he-IL" w:bidi="he-IL"/>
+          <w:sz w:val="21"/>
+          <w:rtl w:val="1"/>
+        </w:rPr>
+        <w:t>צדוק:</w:t>
+      </w:r>
+      <w:r>
+        <w:rPr>
+          <w:rFonts w:ascii="Arial" w:hAnsi="Arial" w:cs="Arial" w:eastAsia="Arial"/>
+          <w:lang w:val="he-IL" w:bidi="he-IL"/>
+          <w:sz w:val="21"/>
+          <w:rtl w:val="1"/>
+        </w:rPr>
+        <w:t xml:space="preserve"> בתוך ביתו של המורה לא נשפך דם.</w:t>
+      </w:r>
+    </w:p>
+    <w:p>
+      <w:pPr>
+        <w:spacing w:line="240" w:lineRule="auto" w:after="0"/>
+        <w:jc w:val="right"/>
+        <w:widowControl w:val="0"/>
+        <w:bidi w:val="1"/>
+      </w:pPr>
+      <w:r>
+        <w:rPr>
+          <w:rFonts w:ascii="Arial" w:hAnsi="Arial" w:cs="Arial" w:eastAsia="Arial"/>
+          <w:b/>
+          <w:lang w:val="he-IL" w:bidi="he-IL"/>
+          <w:sz w:val="21"/>
+          <w:rtl w:val="1"/>
+        </w:rPr>
+        <w:t>שמעון:</w:t>
+      </w:r>
+      <w:r>
+        <w:rPr>
+          <w:rFonts w:ascii="Arial" w:hAnsi="Arial" w:cs="Arial" w:eastAsia="Arial"/>
+          <w:lang w:val="he-IL" w:bidi="he-IL"/>
+          <w:sz w:val="21"/>
+          <w:rtl w:val="1"/>
+        </w:rPr>
+        <w:t xml:space="preserve"> בתוך ירושלים כבר נשפך דם בכל רחוב. לפחות אני יודע מי האויב.</w:t>
+      </w:r>
+    </w:p>
+    <w:p>
+      <w:pPr>
+        <w:spacing w:line="240" w:lineRule="auto" w:after="0"/>
+        <w:jc w:val="right"/>
+        <w:widowControl w:val="0"/>
+        <w:bidi w:val="1"/>
+      </w:pPr>
+      <w:r>
+        <w:rPr>
+          <w:rFonts w:ascii="Arial" w:hAnsi="Arial" w:cs="Arial" w:eastAsia="Arial"/>
+          <w:i/>
+          <w:lang w:val="he-IL" w:bidi="he-IL"/>
+          <w:sz w:val="21"/>
+          <w:rtl w:val="1"/>
+        </w:rPr>
+        <w:t>(מתתיהו נכנס עם תיק קטן של תחבושות.)</w:t>
+      </w:r>
+    </w:p>
+    <w:p>
+      <w:pPr>
+        <w:spacing w:line="240" w:lineRule="auto" w:after="0"/>
+        <w:jc w:val="right"/>
+        <w:widowControl w:val="0"/>
+        <w:bidi w:val="1"/>
+      </w:pPr>
+      <w:r>
+        <w:rPr>
+          <w:rFonts w:ascii="Arial" w:hAnsi="Arial" w:cs="Arial" w:eastAsia="Arial"/>
+          <w:b/>
+          <w:lang w:val="he-IL" w:bidi="he-IL"/>
+          <w:sz w:val="21"/>
+          <w:rtl w:val="1"/>
+        </w:rPr>
+        <w:t>מתתיהו:</w:t>
+      </w:r>
+      <w:r>
+        <w:rPr>
+          <w:rFonts w:ascii="Arial" w:hAnsi="Arial" w:cs="Arial" w:eastAsia="Arial"/>
+          <w:lang w:val="he-IL" w:bidi="he-IL"/>
+          <w:sz w:val="21"/>
+          <w:rtl w:val="1"/>
+        </w:rPr>
+        <w:t xml:space="preserve"> אתה בטוח? היום טיפלתי ביהודי שנפצע מידי יהודי אחר. בחוץ יש רומאים, ובפנים אנו הורגים זה את זה.</w:t>
+      </w:r>
+    </w:p>
+    <w:p>
+      <w:pPr>
+        <w:spacing w:line="240" w:lineRule="auto" w:after="0"/>
+        <w:jc w:val="right"/>
+        <w:widowControl w:val="0"/>
+        <w:bidi w:val="1"/>
+      </w:pPr>
+      <w:r>
+        <w:rPr>
+          <w:rFonts w:ascii="Arial" w:hAnsi="Arial" w:cs="Arial" w:eastAsia="Arial"/>
+          <w:b/>
+          <w:lang w:val="he-IL" w:bidi="he-IL"/>
+          <w:sz w:val="21"/>
+          <w:rtl w:val="1"/>
+        </w:rPr>
+        <w:t>שמעון:</w:t>
+      </w:r>
+      <w:r>
+        <w:rPr>
+          <w:rFonts w:ascii="Arial" w:hAnsi="Arial" w:cs="Arial" w:eastAsia="Arial"/>
+          <w:lang w:val="he-IL" w:bidi="he-IL"/>
+          <w:sz w:val="21"/>
+          <w:rtl w:val="1"/>
+        </w:rPr>
+        <w:t xml:space="preserve"> ואתה מציע לאהוב את האויב?</w:t>
+      </w:r>
+    </w:p>
+    <w:p>
+      <w:pPr>
+        <w:spacing w:line="240" w:lineRule="auto" w:after="0"/>
+        <w:jc w:val="right"/>
+        <w:widowControl w:val="0"/>
+        <w:bidi w:val="1"/>
+      </w:pPr>
+      <w:r>
+        <w:rPr>
+          <w:rFonts w:ascii="Arial" w:hAnsi="Arial" w:cs="Arial" w:eastAsia="Arial"/>
+          <w:b/>
+          <w:lang w:val="he-IL" w:bidi="he-IL"/>
+          <w:sz w:val="21"/>
+          <w:rtl w:val="1"/>
+        </w:rPr>
+        <w:t>מתתיהו:</w:t>
+      </w:r>
+      <w:r>
+        <w:rPr>
+          <w:rFonts w:ascii="Arial" w:hAnsi="Arial" w:cs="Arial" w:eastAsia="Arial"/>
+          <w:lang w:val="he-IL" w:bidi="he-IL"/>
+          <w:sz w:val="21"/>
+          <w:rtl w:val="1"/>
+        </w:rPr>
+        <w:t xml:space="preserve"> אני מציע לא להפוך להיות כמוהו.</w:t>
+      </w:r>
+    </w:p>
+    <w:p>
+      <w:pPr>
+        <w:spacing w:line="240" w:lineRule="auto" w:after="0"/>
+        <w:jc w:val="right"/>
+        <w:widowControl w:val="0"/>
+        <w:bidi w:val="1"/>
+      </w:pPr>
+      <w:r>
+        <w:rPr>
+          <w:rFonts w:ascii="Arial" w:hAnsi="Arial" w:cs="Arial" w:eastAsia="Arial"/>
+          <w:b/>
+          <w:lang w:val="he-IL" w:bidi="he-IL"/>
+          <w:sz w:val="21"/>
+          <w:rtl w:val="1"/>
+        </w:rPr>
+        <w:t>צדוק:</w:t>
+      </w:r>
+      <w:r>
+        <w:rPr>
+          <w:rFonts w:ascii="Arial" w:hAnsi="Arial" w:cs="Arial" w:eastAsia="Arial"/>
+          <w:lang w:val="he-IL" w:bidi="he-IL"/>
+          <w:sz w:val="21"/>
+          <w:rtl w:val="1"/>
+        </w:rPr>
+        <w:t xml:space="preserve"> הנה הגיע הנוצרי. האם אתה עדיין קורא לעצמך יהודי?</w:t>
+      </w:r>
+    </w:p>
+    <w:p>
+      <w:pPr>
+        <w:spacing w:line="240" w:lineRule="auto" w:after="0"/>
+        <w:jc w:val="right"/>
+        <w:widowControl w:val="0"/>
+        <w:bidi w:val="1"/>
+      </w:pPr>
+      <w:r>
+        <w:rPr>
+          <w:rFonts w:ascii="Arial" w:hAnsi="Arial" w:cs="Arial" w:eastAsia="Arial"/>
+          <w:b/>
+          <w:lang w:val="he-IL" w:bidi="he-IL"/>
+          <w:sz w:val="21"/>
+          <w:rtl w:val="1"/>
+        </w:rPr>
+        <w:t>מתתיהו:</w:t>
+      </w:r>
+      <w:r>
+        <w:rPr>
+          <w:rFonts w:ascii="Arial" w:hAnsi="Arial" w:cs="Arial" w:eastAsia="Arial"/>
+          <w:lang w:val="he-IL" w:bidi="he-IL"/>
+          <w:sz w:val="21"/>
+          <w:rtl w:val="1"/>
+        </w:rPr>
+        <w:t xml:space="preserve"> נולדתי יהודי, אני מתפלל לאלוהי ישראל ואני מכיר בתורה. אני מאמין שישוע הוא המשיח ושאלוהים הקים אותו מן המתים. אינני רואה בזה עזיבה של ישראל.</w:t>
+      </w:r>
+    </w:p>
+    <w:p>
+      <w:pPr>
+        <w:spacing w:line="240" w:lineRule="auto" w:after="0"/>
+        <w:jc w:val="right"/>
+        <w:widowControl w:val="0"/>
+        <w:bidi w:val="1"/>
+      </w:pPr>
+      <w:r>
+        <w:rPr>
+          <w:rFonts w:ascii="Arial" w:hAnsi="Arial" w:cs="Arial" w:eastAsia="Arial"/>
+          <w:b/>
+          <w:lang w:val="he-IL" w:bidi="he-IL"/>
+          <w:sz w:val="21"/>
+          <w:rtl w:val="1"/>
+        </w:rPr>
+        <w:t>יהודה:</w:t>
+      </w:r>
+      <w:r>
+        <w:rPr>
+          <w:rFonts w:ascii="Arial" w:hAnsi="Arial" w:cs="Arial" w:eastAsia="Arial"/>
+          <w:lang w:val="he-IL" w:bidi="he-IL"/>
+          <w:sz w:val="21"/>
+          <w:rtl w:val="1"/>
+        </w:rPr>
+        <w:t xml:space="preserve"> אבל אנשים מן התנועה שלכם כבר מצרפים גם לא-יהודים.</w:t>
+      </w:r>
+    </w:p>
+    <w:p>
+      <w:pPr>
+        <w:spacing w:line="240" w:lineRule="auto" w:after="0"/>
+        <w:jc w:val="right"/>
+        <w:widowControl w:val="0"/>
+        <w:bidi w:val="1"/>
+      </w:pPr>
+      <w:r>
+        <w:rPr>
+          <w:rFonts w:ascii="Arial" w:hAnsi="Arial" w:cs="Arial" w:eastAsia="Arial"/>
+          <w:b/>
+          <w:lang w:val="he-IL" w:bidi="he-IL"/>
+          <w:sz w:val="21"/>
+          <w:rtl w:val="1"/>
+        </w:rPr>
+        <w:t>מתתיהו:</w:t>
+      </w:r>
+      <w:r>
+        <w:rPr>
+          <w:rFonts w:ascii="Arial" w:hAnsi="Arial" w:cs="Arial" w:eastAsia="Arial"/>
+          <w:lang w:val="he-IL" w:bidi="he-IL"/>
+          <w:sz w:val="21"/>
+          <w:rtl w:val="1"/>
+        </w:rPr>
+        <w:t xml:space="preserve"> נכון. וגם בינינו יש ויכוח על התורה ועל המצוות. אנחנו עדיין בתחילת הדרך.</w:t>
+      </w:r>
+    </w:p>
+    <w:p>
+      <w:pPr>
+        <w:spacing w:line="240" w:lineRule="auto" w:after="40" w:before="80"/>
+        <w:jc w:val="center"/>
+        <w:widowControl w:val="0"/>
+        <w:bidi w:val="1"/>
+      </w:pPr>
+      <w:r>
+        <w:rPr>
+          <w:rFonts w:ascii="Arial" w:hAnsi="Arial" w:cs="Arial" w:eastAsia="Arial"/>
+          <w:b/>
+          <w:lang w:val="he-IL" w:bidi="he-IL"/>
+          <w:sz w:val="22"/>
+          <w:rtl w:val="1"/>
+        </w:rPr>
+        <w:t>תמונה שנייה — השאלה</w:t>
+      </w:r>
+    </w:p>
+    <w:p>
+      <w:pPr>
+        <w:spacing w:line="240" w:lineRule="auto" w:after="0"/>
+        <w:jc w:val="right"/>
+        <w:widowControl w:val="0"/>
+        <w:bidi w:val="1"/>
+      </w:pPr>
+      <w:r>
+        <w:rPr>
+          <w:rFonts w:ascii="Arial" w:hAnsi="Arial" w:cs="Arial" w:eastAsia="Arial"/>
+          <w:b/>
+          <w:lang w:val="he-IL" w:bidi="he-IL"/>
+          <w:sz w:val="21"/>
+          <w:rtl w:val="1"/>
+        </w:rPr>
+        <w:t>יהודה:</w:t>
+      </w:r>
+      <w:r>
+        <w:rPr>
+          <w:rFonts w:ascii="Arial" w:hAnsi="Arial" w:cs="Arial" w:eastAsia="Arial"/>
+          <w:lang w:val="he-IL" w:bidi="he-IL"/>
+          <w:sz w:val="21"/>
+          <w:rtl w:val="1"/>
+        </w:rPr>
+        <w:t xml:space="preserve"> אלעזר ביקש שניפגש לפני מותו. זה המכתב האחרון שלו.</w:t>
+      </w:r>
+    </w:p>
+    <w:p>
+      <w:pPr>
+        <w:spacing w:line="240" w:lineRule="auto" w:after="0"/>
+        <w:jc w:val="right"/>
+        <w:widowControl w:val="0"/>
+        <w:bidi w:val="1"/>
+      </w:pPr>
+      <w:r>
+        <w:rPr>
+          <w:rFonts w:ascii="Arial" w:hAnsi="Arial" w:cs="Arial" w:eastAsia="Arial"/>
+          <w:i/>
+          <w:lang w:val="he-IL" w:bidi="he-IL"/>
+          <w:sz w:val="21"/>
+          <w:rtl w:val="1"/>
+        </w:rPr>
+        <w:t>(הוא קורא.)</w:t>
+      </w:r>
+    </w:p>
+    <w:p>
+      <w:pPr>
+        <w:spacing w:line="240" w:lineRule="auto" w:after="0"/>
+        <w:jc w:val="right"/>
+        <w:widowControl w:val="0"/>
+        <w:bidi w:val="1"/>
+      </w:pPr>
+      <w:r>
+        <w:rPr>
+          <w:rFonts w:ascii="Arial" w:hAnsi="Arial" w:cs="Arial" w:eastAsia="Arial"/>
+          <w:b/>
+          <w:lang w:val="he-IL" w:bidi="he-IL"/>
+          <w:sz w:val="21"/>
+          <w:rtl w:val="1"/>
+        </w:rPr>
+        <w:t>יהודה:</w:t>
+      </w:r>
+      <w:r>
+        <w:rPr>
+          <w:rFonts w:ascii="Arial" w:hAnsi="Arial" w:cs="Arial" w:eastAsia="Arial"/>
+          <w:lang w:val="he-IL" w:bidi="he-IL"/>
+          <w:sz w:val="21"/>
+          <w:rtl w:val="1"/>
+        </w:rPr>
+        <w:t xml:space="preserve"> "לתלמידיי, שבחרו חמש דרכים שונות. רומא עומדת מחוץ לעיר, והשנאה עומדת בתוכה. אל תשאלו רק מי מכם צודק. שאלו: מה יישאר מישראל אם בית המקדש ייפול?"</w:t>
+      </w:r>
+    </w:p>
+    <w:p>
+      <w:pPr>
+        <w:spacing w:line="240" w:lineRule="auto" w:after="0"/>
+        <w:jc w:val="right"/>
+        <w:widowControl w:val="0"/>
+        <w:bidi w:val="1"/>
+      </w:pPr>
+      <w:r>
+        <w:rPr>
+          <w:rFonts w:ascii="Arial" w:hAnsi="Arial" w:cs="Arial" w:eastAsia="Arial"/>
+          <w:i/>
+          <w:lang w:val="he-IL" w:bidi="he-IL"/>
+          <w:sz w:val="21"/>
+          <w:rtl w:val="1"/>
+        </w:rPr>
+        <w:t>(שתיקה.)</w:t>
+      </w:r>
+    </w:p>
+    <w:p>
+      <w:pPr>
+        <w:spacing w:line="240" w:lineRule="auto" w:after="0"/>
+        <w:jc w:val="right"/>
+        <w:widowControl w:val="0"/>
+        <w:bidi w:val="1"/>
+      </w:pPr>
+      <w:r>
+        <w:rPr>
+          <w:rFonts w:ascii="Arial" w:hAnsi="Arial" w:cs="Arial" w:eastAsia="Arial"/>
+          <w:b/>
+          <w:lang w:val="he-IL" w:bidi="he-IL"/>
+          <w:sz w:val="21"/>
+          <w:rtl w:val="1"/>
+        </w:rPr>
+        <w:t>צדוק:</w:t>
+      </w:r>
+      <w:r>
+        <w:rPr>
+          <w:rFonts w:ascii="Arial" w:hAnsi="Arial" w:cs="Arial" w:eastAsia="Arial"/>
+          <w:lang w:val="he-IL" w:bidi="he-IL"/>
+          <w:sz w:val="21"/>
+          <w:rtl w:val="1"/>
+        </w:rPr>
+        <w:t xml:space="preserve"> המורה היה חולה. בית המקדש לא ייפול.</w:t>
+      </w:r>
+    </w:p>
+    <w:p>
+      <w:pPr>
+        <w:spacing w:line="240" w:lineRule="auto" w:after="0"/>
+        <w:jc w:val="right"/>
+        <w:widowControl w:val="0"/>
+        <w:bidi w:val="1"/>
+      </w:pPr>
+      <w:r>
+        <w:rPr>
+          <w:rFonts w:ascii="Arial" w:hAnsi="Arial" w:cs="Arial" w:eastAsia="Arial"/>
+          <w:b/>
+          <w:lang w:val="he-IL" w:bidi="he-IL"/>
+          <w:sz w:val="21"/>
+          <w:rtl w:val="1"/>
+        </w:rPr>
+        <w:t>שמעון:</w:t>
+      </w:r>
+      <w:r>
+        <w:rPr>
+          <w:rFonts w:ascii="Arial" w:hAnsi="Arial" w:cs="Arial" w:eastAsia="Arial"/>
+          <w:lang w:val="he-IL" w:bidi="he-IL"/>
+          <w:sz w:val="21"/>
+          <w:rtl w:val="1"/>
+        </w:rPr>
+        <w:t xml:space="preserve"> סוף סוף דבר שאני מסכים עליו. כל עוד נשאר לוחם אחד, הרומאים לא ייכנסו.</w:t>
+      </w:r>
+    </w:p>
+    <w:p>
+      <w:pPr>
+        <w:spacing w:line="240" w:lineRule="auto" w:after="0"/>
+        <w:jc w:val="right"/>
+        <w:widowControl w:val="0"/>
+        <w:bidi w:val="1"/>
+      </w:pPr>
+      <w:r>
+        <w:rPr>
+          <w:rFonts w:ascii="Arial" w:hAnsi="Arial" w:cs="Arial" w:eastAsia="Arial"/>
+          <w:b/>
+          <w:lang w:val="he-IL" w:bidi="he-IL"/>
+          <w:sz w:val="21"/>
+          <w:rtl w:val="1"/>
+        </w:rPr>
+        <w:t>יוחנן:</w:t>
+      </w:r>
+      <w:r>
+        <w:rPr>
+          <w:rFonts w:ascii="Arial" w:hAnsi="Arial" w:cs="Arial" w:eastAsia="Arial"/>
+          <w:lang w:val="he-IL" w:bidi="he-IL"/>
+          <w:sz w:val="21"/>
+          <w:rtl w:val="1"/>
+        </w:rPr>
+        <w:t xml:space="preserve"> הבית כבר נפל בלבבות של האנשים. האבנים רק עדיין עומדות.</w:t>
+      </w:r>
+    </w:p>
+    <w:p>
+      <w:pPr>
+        <w:spacing w:line="240" w:lineRule="auto" w:after="0"/>
+        <w:jc w:val="right"/>
+        <w:widowControl w:val="0"/>
+        <w:bidi w:val="1"/>
+      </w:pPr>
+      <w:r>
+        <w:rPr>
+          <w:rFonts w:ascii="Arial" w:hAnsi="Arial" w:cs="Arial" w:eastAsia="Arial"/>
+          <w:b/>
+          <w:lang w:val="he-IL" w:bidi="he-IL"/>
+          <w:sz w:val="21"/>
+          <w:rtl w:val="1"/>
+        </w:rPr>
+        <w:t>צדוק:</w:t>
+      </w:r>
+      <w:r>
+        <w:rPr>
+          <w:rFonts w:ascii="Arial" w:hAnsi="Arial" w:cs="Arial" w:eastAsia="Arial"/>
+          <w:lang w:val="he-IL" w:bidi="he-IL"/>
+          <w:sz w:val="21"/>
+          <w:rtl w:val="1"/>
+        </w:rPr>
+        <w:t xml:space="preserve"> אתה מדבר כך מפני שנטשת את עבודת הקורבנות.</w:t>
+      </w:r>
+    </w:p>
+    <w:p>
+      <w:pPr>
+        <w:spacing w:line="240" w:lineRule="auto" w:after="0"/>
+        <w:jc w:val="right"/>
+        <w:widowControl w:val="0"/>
+        <w:bidi w:val="1"/>
+      </w:pPr>
+      <w:r>
+        <w:rPr>
+          <w:rFonts w:ascii="Arial" w:hAnsi="Arial" w:cs="Arial" w:eastAsia="Arial"/>
+          <w:b/>
+          <w:lang w:val="he-IL" w:bidi="he-IL"/>
+          <w:sz w:val="21"/>
+          <w:rtl w:val="1"/>
+        </w:rPr>
+        <w:t>יוחנן:</w:t>
+      </w:r>
+      <w:r>
+        <w:rPr>
+          <w:rFonts w:ascii="Arial" w:hAnsi="Arial" w:cs="Arial" w:eastAsia="Arial"/>
+          <w:lang w:val="he-IL" w:bidi="he-IL"/>
+          <w:sz w:val="21"/>
+          <w:rtl w:val="1"/>
+        </w:rPr>
+        <w:t xml:space="preserve"> לא נטשתי את אלוהים. נטשתי הנהגה שלא הייתה ראויה למקדש.</w:t>
+      </w:r>
+    </w:p>
+    <w:p>
+      <w:pPr>
+        <w:spacing w:line="240" w:lineRule="auto" w:after="0"/>
+        <w:jc w:val="right"/>
+        <w:widowControl w:val="0"/>
+        <w:bidi w:val="1"/>
+      </w:pPr>
+      <w:r>
+        <w:rPr>
+          <w:rFonts w:ascii="Arial" w:hAnsi="Arial" w:cs="Arial" w:eastAsia="Arial"/>
+          <w:b/>
+          <w:lang w:val="he-IL" w:bidi="he-IL"/>
+          <w:sz w:val="21"/>
+          <w:rtl w:val="1"/>
+        </w:rPr>
+        <w:t>צדוק:</w:t>
+      </w:r>
+      <w:r>
+        <w:rPr>
+          <w:rFonts w:ascii="Arial" w:hAnsi="Arial" w:cs="Arial" w:eastAsia="Arial"/>
+          <w:lang w:val="he-IL" w:bidi="he-IL"/>
+          <w:sz w:val="21"/>
+          <w:rtl w:val="1"/>
+        </w:rPr>
+        <w:t xml:space="preserve"> משפחתי משרתת שם דורות. אבי הקריב קורבנות, וסבי לפניו. בלי המקדש אין מזבח, אין כוהן גדול ואין מרכז לעם.</w:t>
+      </w:r>
+    </w:p>
+    <w:p>
+      <w:pPr>
+        <w:spacing w:line="240" w:lineRule="auto" w:after="0"/>
+        <w:jc w:val="right"/>
+        <w:widowControl w:val="0"/>
+        <w:bidi w:val="1"/>
+      </w:pPr>
+      <w:r>
+        <w:rPr>
+          <w:rFonts w:ascii="Arial" w:hAnsi="Arial" w:cs="Arial" w:eastAsia="Arial"/>
+          <w:b/>
+          <w:lang w:val="he-IL" w:bidi="he-IL"/>
+          <w:sz w:val="21"/>
+          <w:rtl w:val="1"/>
+        </w:rPr>
+        <w:t>יהודה:</w:t>
+      </w:r>
+      <w:r>
+        <w:rPr>
+          <w:rFonts w:ascii="Arial" w:hAnsi="Arial" w:cs="Arial" w:eastAsia="Arial"/>
+          <w:lang w:val="he-IL" w:bidi="he-IL"/>
+          <w:sz w:val="21"/>
+          <w:rtl w:val="1"/>
+        </w:rPr>
+        <w:t xml:space="preserve"> בגלות בבל העם חי בלי מקדש ושמר על התורה. אם נצטרך, נעשה זאת שוב. נלמד בבתי מדרש, נתפלל בקהילות ונעביר את המסורת לילדים.</w:t>
+      </w:r>
+    </w:p>
+    <w:p>
+      <w:pPr>
+        <w:spacing w:line="240" w:lineRule="auto" w:after="0"/>
+        <w:jc w:val="right"/>
+        <w:widowControl w:val="0"/>
+        <w:bidi w:val="1"/>
+      </w:pPr>
+      <w:r>
+        <w:rPr>
+          <w:rFonts w:ascii="Arial" w:hAnsi="Arial" w:cs="Arial" w:eastAsia="Arial"/>
+          <w:b/>
+          <w:lang w:val="he-IL" w:bidi="he-IL"/>
+          <w:sz w:val="21"/>
+          <w:rtl w:val="1"/>
+        </w:rPr>
+        <w:t>צדוק:</w:t>
+      </w:r>
+      <w:r>
+        <w:rPr>
+          <w:rFonts w:ascii="Arial" w:hAnsi="Arial" w:cs="Arial" w:eastAsia="Arial"/>
+          <w:lang w:val="he-IL" w:bidi="he-IL"/>
+          <w:sz w:val="21"/>
+          <w:rtl w:val="1"/>
+        </w:rPr>
+        <w:t xml:space="preserve"> ואתם תחליפו את הקורבנות במילים?</w:t>
+      </w:r>
+    </w:p>
+    <w:p>
+      <w:pPr>
+        <w:spacing w:line="240" w:lineRule="auto" w:after="0"/>
+        <w:jc w:val="right"/>
+        <w:widowControl w:val="0"/>
+        <w:bidi w:val="1"/>
+      </w:pPr>
+      <w:r>
+        <w:rPr>
+          <w:rFonts w:ascii="Arial" w:hAnsi="Arial" w:cs="Arial" w:eastAsia="Arial"/>
+          <w:b/>
+          <w:lang w:val="he-IL" w:bidi="he-IL"/>
+          <w:sz w:val="21"/>
+          <w:rtl w:val="1"/>
+        </w:rPr>
+        <w:t>יהודה:</w:t>
+      </w:r>
+      <w:r>
+        <w:rPr>
+          <w:rFonts w:ascii="Arial" w:hAnsi="Arial" w:cs="Arial" w:eastAsia="Arial"/>
+          <w:lang w:val="he-IL" w:bidi="he-IL"/>
+          <w:sz w:val="21"/>
+          <w:rtl w:val="1"/>
+        </w:rPr>
+        <w:t xml:space="preserve"> המילים אינן תחליף לבית. הן הדרך לשמור על העם כאשר אין בית.</w:t>
+      </w:r>
+    </w:p>
+    <w:p>
+      <w:pPr>
+        <w:spacing w:line="240" w:lineRule="auto" w:after="0"/>
+        <w:jc w:val="right"/>
+        <w:widowControl w:val="0"/>
+        <w:bidi w:val="1"/>
+      </w:pPr>
+      <w:r>
+        <w:rPr>
+          <w:rFonts w:ascii="Arial" w:hAnsi="Arial" w:cs="Arial" w:eastAsia="Arial"/>
+          <w:b/>
+          <w:lang w:val="he-IL" w:bidi="he-IL"/>
+          <w:sz w:val="21"/>
+          <w:rtl w:val="1"/>
+        </w:rPr>
+        <w:t>שמעון:</w:t>
+      </w:r>
+      <w:r>
+        <w:rPr>
+          <w:rFonts w:ascii="Arial" w:hAnsi="Arial" w:cs="Arial" w:eastAsia="Arial"/>
+          <w:lang w:val="he-IL" w:bidi="he-IL"/>
+          <w:sz w:val="21"/>
+          <w:rtl w:val="1"/>
+        </w:rPr>
+        <w:t xml:space="preserve"> אתם כבר מדברים כאילו הפסדנו. אני לא רוצה יהדות שיודעת לחיות עם הכובש. אני רוצה עם חופשי.</w:t>
+      </w:r>
+    </w:p>
+    <w:p>
+      <w:pPr>
+        <w:spacing w:line="240" w:lineRule="auto" w:after="0"/>
+        <w:jc w:val="right"/>
+        <w:widowControl w:val="0"/>
+        <w:bidi w:val="1"/>
+      </w:pPr>
+      <w:r>
+        <w:rPr>
+          <w:rFonts w:ascii="Arial" w:hAnsi="Arial" w:cs="Arial" w:eastAsia="Arial"/>
+          <w:b/>
+          <w:lang w:val="he-IL" w:bidi="he-IL"/>
+          <w:sz w:val="21"/>
+          <w:rtl w:val="1"/>
+        </w:rPr>
+        <w:t>יהודה:</w:t>
+      </w:r>
+      <w:r>
+        <w:rPr>
+          <w:rFonts w:ascii="Arial" w:hAnsi="Arial" w:cs="Arial" w:eastAsia="Arial"/>
+          <w:lang w:val="he-IL" w:bidi="he-IL"/>
+          <w:sz w:val="21"/>
+          <w:rtl w:val="1"/>
+        </w:rPr>
+        <w:t xml:space="preserve"> ואם המלחמה תהרוג את העם שאתה רוצה לשחרר?</w:t>
+      </w:r>
+    </w:p>
+    <w:p>
+      <w:pPr>
+        <w:spacing w:line="240" w:lineRule="auto" w:after="0"/>
+        <w:jc w:val="right"/>
+        <w:widowControl w:val="0"/>
+        <w:bidi w:val="1"/>
+      </w:pPr>
+      <w:r>
+        <w:rPr>
+          <w:rFonts w:ascii="Arial" w:hAnsi="Arial" w:cs="Arial" w:eastAsia="Arial"/>
+          <w:b/>
+          <w:lang w:val="he-IL" w:bidi="he-IL"/>
+          <w:sz w:val="21"/>
+          <w:rtl w:val="1"/>
+        </w:rPr>
+        <w:t>שמעון:</w:t>
+      </w:r>
+      <w:r>
+        <w:rPr>
+          <w:rFonts w:ascii="Arial" w:hAnsi="Arial" w:cs="Arial" w:eastAsia="Arial"/>
+          <w:lang w:val="he-IL" w:bidi="he-IL"/>
+          <w:sz w:val="21"/>
+          <w:rtl w:val="1"/>
+        </w:rPr>
+        <w:t xml:space="preserve"> אחי נצלב ליד הדרך לקיסריה. אבי מת בכלא בגלל מס שלא יכול לשלם. אל תבקש ממני להאמין שרומא תרחם עלינו אם נדבר יפה.</w:t>
+      </w:r>
+    </w:p>
+    <w:p>
+      <w:pPr>
+        <w:spacing w:line="240" w:lineRule="auto" w:after="0"/>
+        <w:jc w:val="right"/>
+        <w:widowControl w:val="0"/>
+        <w:bidi w:val="1"/>
+      </w:pPr>
+      <w:r>
+        <w:rPr>
+          <w:rFonts w:ascii="Arial" w:hAnsi="Arial" w:cs="Arial" w:eastAsia="Arial"/>
+          <w:b/>
+          <w:lang w:val="he-IL" w:bidi="he-IL"/>
+          <w:sz w:val="21"/>
+          <w:rtl w:val="1"/>
+        </w:rPr>
+        <w:t>מתתיהו:</w:t>
+      </w:r>
+      <w:r>
+        <w:rPr>
+          <w:rFonts w:ascii="Arial" w:hAnsi="Arial" w:cs="Arial" w:eastAsia="Arial"/>
+          <w:lang w:val="he-IL" w:bidi="he-IL"/>
+          <w:sz w:val="21"/>
+          <w:rtl w:val="1"/>
+        </w:rPr>
+        <w:t xml:space="preserve"> איש אינו מבקש ממך לשכוח. אבל נקמה אינה גאולה.</w:t>
+      </w:r>
+    </w:p>
+    <w:p>
+      <w:pPr>
+        <w:spacing w:line="240" w:lineRule="auto" w:after="0"/>
+        <w:jc w:val="right"/>
+        <w:widowControl w:val="0"/>
+        <w:bidi w:val="1"/>
+      </w:pPr>
+      <w:r>
+        <w:rPr>
+          <w:rFonts w:ascii="Arial" w:hAnsi="Arial" w:cs="Arial" w:eastAsia="Arial"/>
+          <w:b/>
+          <w:lang w:val="he-IL" w:bidi="he-IL"/>
+          <w:sz w:val="21"/>
+          <w:rtl w:val="1"/>
+        </w:rPr>
+        <w:t>שמעון:</w:t>
+      </w:r>
+      <w:r>
+        <w:rPr>
+          <w:rFonts w:ascii="Arial" w:hAnsi="Arial" w:cs="Arial" w:eastAsia="Arial"/>
+          <w:lang w:val="he-IL" w:bidi="he-IL"/>
+          <w:sz w:val="21"/>
+          <w:rtl w:val="1"/>
+        </w:rPr>
+        <w:t xml:space="preserve"> והמשיח שלך הציל אותנו מרומא?</w:t>
+      </w:r>
+    </w:p>
+    <w:p>
+      <w:pPr>
+        <w:spacing w:line="240" w:lineRule="auto" w:after="0"/>
+        <w:jc w:val="right"/>
+        <w:widowControl w:val="0"/>
+        <w:bidi w:val="1"/>
+      </w:pPr>
+      <w:r>
+        <w:rPr>
+          <w:rFonts w:ascii="Arial" w:hAnsi="Arial" w:cs="Arial" w:eastAsia="Arial"/>
+          <w:b/>
+          <w:lang w:val="he-IL" w:bidi="he-IL"/>
+          <w:sz w:val="21"/>
+          <w:rtl w:val="1"/>
+        </w:rPr>
+        <w:t>מתתיהו:</w:t>
+      </w:r>
+      <w:r>
+        <w:rPr>
+          <w:rFonts w:ascii="Arial" w:hAnsi="Arial" w:cs="Arial" w:eastAsia="Arial"/>
+          <w:lang w:val="he-IL" w:bidi="he-IL"/>
+          <w:sz w:val="21"/>
+          <w:rtl w:val="1"/>
+        </w:rPr>
+        <w:t xml:space="preserve"> ישוע לא הבטיח צבא. הוא קרא לאנשים לשוב אל אלוהים, לעזור לעניים ולסלוח. הרומאים הרגו אותו, אבל תלמידיו מאמינים שהמוות לא ניצח אותו.</w:t>
+      </w:r>
+    </w:p>
+    <w:p>
+      <w:pPr>
+        <w:spacing w:line="240" w:lineRule="auto" w:after="0"/>
+        <w:jc w:val="right"/>
+        <w:widowControl w:val="0"/>
+        <w:bidi w:val="1"/>
+      </w:pPr>
+      <w:r>
+        <w:rPr>
+          <w:rFonts w:ascii="Arial" w:hAnsi="Arial" w:cs="Arial" w:eastAsia="Arial"/>
+          <w:b/>
+          <w:lang w:val="he-IL" w:bidi="he-IL"/>
+          <w:sz w:val="21"/>
+          <w:rtl w:val="1"/>
+        </w:rPr>
+        <w:t>צדוק:</w:t>
+      </w:r>
+      <w:r>
+        <w:rPr>
+          <w:rFonts w:ascii="Arial" w:hAnsi="Arial" w:cs="Arial" w:eastAsia="Arial"/>
+          <w:lang w:val="he-IL" w:bidi="he-IL"/>
+          <w:sz w:val="21"/>
+          <w:rtl w:val="1"/>
+        </w:rPr>
+        <w:t xml:space="preserve"> משיח שמת על צלב אינו מלך ישראל.</w:t>
+      </w:r>
+    </w:p>
+    <w:p>
+      <w:pPr>
+        <w:spacing w:line="240" w:lineRule="auto" w:after="0"/>
+        <w:jc w:val="right"/>
+        <w:widowControl w:val="0"/>
+        <w:bidi w:val="1"/>
+      </w:pPr>
+      <w:r>
+        <w:rPr>
+          <w:rFonts w:ascii="Arial" w:hAnsi="Arial" w:cs="Arial" w:eastAsia="Arial"/>
+          <w:b/>
+          <w:lang w:val="he-IL" w:bidi="he-IL"/>
+          <w:sz w:val="21"/>
+          <w:rtl w:val="1"/>
+        </w:rPr>
+        <w:t>מתתיהו:</w:t>
+      </w:r>
+      <w:r>
+        <w:rPr>
+          <w:rFonts w:ascii="Arial" w:hAnsi="Arial" w:cs="Arial" w:eastAsia="Arial"/>
+          <w:lang w:val="he-IL" w:bidi="he-IL"/>
+          <w:sz w:val="21"/>
+          <w:rtl w:val="1"/>
+        </w:rPr>
+        <w:t xml:space="preserve"> אולי כוחו של המשיח אינו דומה לכוחם של מלכי העולם.</w:t>
+      </w:r>
+    </w:p>
+    <w:p>
+      <w:pPr>
+        <w:spacing w:line="240" w:lineRule="auto" w:after="0"/>
+        <w:jc w:val="right"/>
+        <w:widowControl w:val="0"/>
+        <w:bidi w:val="1"/>
+      </w:pPr>
+      <w:r>
+        <w:rPr>
+          <w:rFonts w:ascii="Arial" w:hAnsi="Arial" w:cs="Arial" w:eastAsia="Arial"/>
+          <w:b/>
+          <w:lang w:val="he-IL" w:bidi="he-IL"/>
+          <w:sz w:val="21"/>
+          <w:rtl w:val="1"/>
+        </w:rPr>
+        <w:t>יוחנן:</w:t>
+      </w:r>
+      <w:r>
+        <w:rPr>
+          <w:rFonts w:ascii="Arial" w:hAnsi="Arial" w:cs="Arial" w:eastAsia="Arial"/>
+          <w:lang w:val="he-IL" w:bidi="he-IL"/>
+          <w:sz w:val="21"/>
+          <w:rtl w:val="1"/>
+        </w:rPr>
+        <w:t xml:space="preserve"> גם אצלנו מחכים למשיח ולמשפט אלוהי. אבל אי אפשר לבנות עולם טהור בתוך עיר מושחתת.</w:t>
+      </w:r>
+    </w:p>
+    <w:p>
+      <w:pPr>
+        <w:spacing w:line="240" w:lineRule="auto" w:after="0"/>
+        <w:jc w:val="right"/>
+        <w:widowControl w:val="0"/>
+        <w:bidi w:val="1"/>
+      </w:pPr>
+      <w:r>
+        <w:rPr>
+          <w:rFonts w:ascii="Arial" w:hAnsi="Arial" w:cs="Arial" w:eastAsia="Arial"/>
+          <w:b/>
+          <w:lang w:val="he-IL" w:bidi="he-IL"/>
+          <w:sz w:val="21"/>
+          <w:rtl w:val="1"/>
+        </w:rPr>
+        <w:t>יהודה:</w:t>
+      </w:r>
+      <w:r>
+        <w:rPr>
+          <w:rFonts w:ascii="Arial" w:hAnsi="Arial" w:cs="Arial" w:eastAsia="Arial"/>
+          <w:lang w:val="he-IL" w:bidi="he-IL"/>
+          <w:sz w:val="21"/>
+          <w:rtl w:val="1"/>
+        </w:rPr>
+        <w:t xml:space="preserve"> אם כל אדם טהור יעזוב למדבר, מי יישאר ללמד את העיר?</w:t>
+      </w:r>
+    </w:p>
+    <w:p>
+      <w:pPr>
+        <w:spacing w:line="240" w:lineRule="auto" w:after="0"/>
+        <w:jc w:val="right"/>
+        <w:widowControl w:val="0"/>
+        <w:bidi w:val="1"/>
+      </w:pPr>
+      <w:r>
+        <w:rPr>
+          <w:rFonts w:ascii="Arial" w:hAnsi="Arial" w:cs="Arial" w:eastAsia="Arial"/>
+          <w:b/>
+          <w:lang w:val="he-IL" w:bidi="he-IL"/>
+          <w:sz w:val="21"/>
+          <w:rtl w:val="1"/>
+        </w:rPr>
+        <w:t>יוחנן:</w:t>
+      </w:r>
+      <w:r>
+        <w:rPr>
+          <w:rFonts w:ascii="Arial" w:hAnsi="Arial" w:cs="Arial" w:eastAsia="Arial"/>
+          <w:lang w:val="he-IL" w:bidi="he-IL"/>
+          <w:sz w:val="21"/>
+          <w:rtl w:val="1"/>
+        </w:rPr>
+        <w:t xml:space="preserve"> מי שמוכן לעבור שנים של לימוד, טהרה ומשמעת. לא כל אדם שמדבר בשם התורה באמת חי לפיה.</w:t>
+      </w:r>
+    </w:p>
+    <w:p>
+      <w:pPr>
+        <w:spacing w:line="240" w:lineRule="auto" w:after="0"/>
+        <w:jc w:val="right"/>
+        <w:widowControl w:val="0"/>
+        <w:bidi w:val="1"/>
+      </w:pPr>
+      <w:r>
+        <w:rPr>
+          <w:rFonts w:ascii="Arial" w:hAnsi="Arial" w:cs="Arial" w:eastAsia="Arial"/>
+          <w:b/>
+          <w:lang w:val="he-IL" w:bidi="he-IL"/>
+          <w:sz w:val="21"/>
+          <w:rtl w:val="1"/>
+        </w:rPr>
+        <w:t>שמעון:</w:t>
+      </w:r>
+      <w:r>
+        <w:rPr>
+          <w:rFonts w:ascii="Arial" w:hAnsi="Arial" w:cs="Arial" w:eastAsia="Arial"/>
+          <w:lang w:val="he-IL" w:bidi="he-IL"/>
+          <w:sz w:val="21"/>
+          <w:rtl w:val="1"/>
+        </w:rPr>
+        <w:t xml:space="preserve"> בזמן שאתם בודקים מי טהור, החיילים הרומאים בונים סוללות.</w:t>
+      </w:r>
+    </w:p>
+    <w:p>
+      <w:pPr>
+        <w:spacing w:line="240" w:lineRule="auto" w:after="0"/>
+        <w:jc w:val="right"/>
+        <w:widowControl w:val="0"/>
+        <w:bidi w:val="1"/>
+      </w:pPr>
+      <w:r>
+        <w:rPr>
+          <w:rFonts w:ascii="Arial" w:hAnsi="Arial" w:cs="Arial" w:eastAsia="Arial"/>
+          <w:b/>
+          <w:lang w:val="he-IL" w:bidi="he-IL"/>
+          <w:sz w:val="21"/>
+          <w:rtl w:val="1"/>
+        </w:rPr>
+        <w:t>צדוק:</w:t>
+      </w:r>
+      <w:r>
+        <w:rPr>
+          <w:rFonts w:ascii="Arial" w:hAnsi="Arial" w:cs="Arial" w:eastAsia="Arial"/>
+          <w:lang w:val="he-IL" w:bidi="he-IL"/>
+          <w:sz w:val="21"/>
+          <w:rtl w:val="1"/>
+        </w:rPr>
+        <w:t xml:space="preserve"> ובזמן שאתה נלחם, אנשיך שורפים מחסנים ומאיימים על מי שמדבר על שלום.</w:t>
+      </w:r>
+    </w:p>
+    <w:p>
+      <w:pPr>
+        <w:spacing w:line="240" w:lineRule="auto" w:after="0"/>
+        <w:jc w:val="right"/>
+        <w:widowControl w:val="0"/>
+        <w:bidi w:val="1"/>
+      </w:pPr>
+      <w:r>
+        <w:rPr>
+          <w:rFonts w:ascii="Arial" w:hAnsi="Arial" w:cs="Arial" w:eastAsia="Arial"/>
+          <w:b/>
+          <w:lang w:val="he-IL" w:bidi="he-IL"/>
+          <w:sz w:val="21"/>
+          <w:rtl w:val="1"/>
+        </w:rPr>
+        <w:t>שמעון:</w:t>
+      </w:r>
+      <w:r>
+        <w:rPr>
+          <w:rFonts w:ascii="Arial" w:hAnsi="Arial" w:cs="Arial" w:eastAsia="Arial"/>
+          <w:lang w:val="he-IL" w:bidi="he-IL"/>
+          <w:sz w:val="21"/>
+          <w:rtl w:val="1"/>
+        </w:rPr>
+        <w:t xml:space="preserve"> יש אנשים שקוראים לפחד "שלום".</w:t>
+      </w:r>
+    </w:p>
+    <w:p>
+      <w:pPr>
+        <w:spacing w:line="240" w:lineRule="auto" w:after="0"/>
+        <w:jc w:val="right"/>
+        <w:widowControl w:val="0"/>
+        <w:bidi w:val="1"/>
+      </w:pPr>
+      <w:r>
+        <w:rPr>
+          <w:rFonts w:ascii="Arial" w:hAnsi="Arial" w:cs="Arial" w:eastAsia="Arial"/>
+          <w:b/>
+          <w:lang w:val="he-IL" w:bidi="he-IL"/>
+          <w:sz w:val="21"/>
+          <w:rtl w:val="1"/>
+        </w:rPr>
+        <w:t>יהודה:</w:t>
+      </w:r>
+      <w:r>
+        <w:rPr>
+          <w:rFonts w:ascii="Arial" w:hAnsi="Arial" w:cs="Arial" w:eastAsia="Arial"/>
+          <w:lang w:val="he-IL" w:bidi="he-IL"/>
+          <w:sz w:val="21"/>
+          <w:rtl w:val="1"/>
+        </w:rPr>
+        <w:t xml:space="preserve"> ויש אנשים שקוראים לאסון "אומץ".</w:t>
+      </w:r>
+    </w:p>
+    <w:p>
+      <w:pPr>
+        <w:spacing w:line="240" w:lineRule="auto" w:after="0"/>
+        <w:jc w:val="right"/>
+        <w:widowControl w:val="0"/>
+        <w:bidi w:val="1"/>
+      </w:pPr>
+      <w:r>
+        <w:rPr>
+          <w:rFonts w:ascii="Arial" w:hAnsi="Arial" w:cs="Arial" w:eastAsia="Arial"/>
+          <w:i/>
+          <w:lang w:val="he-IL" w:bidi="he-IL"/>
+          <w:sz w:val="21"/>
+          <w:rtl w:val="1"/>
+        </w:rPr>
+        <w:t>(שמעון מניח יד על החרב. מתתיהו עומד ביניהם.)</w:t>
+      </w:r>
+    </w:p>
+    <w:p>
+      <w:pPr>
+        <w:spacing w:line="240" w:lineRule="auto" w:after="0"/>
+        <w:jc w:val="right"/>
+        <w:widowControl w:val="0"/>
+        <w:bidi w:val="1"/>
+      </w:pPr>
+      <w:r>
+        <w:rPr>
+          <w:rFonts w:ascii="Arial" w:hAnsi="Arial" w:cs="Arial" w:eastAsia="Arial"/>
+          <w:b/>
+          <w:lang w:val="he-IL" w:bidi="he-IL"/>
+          <w:sz w:val="21"/>
+          <w:rtl w:val="1"/>
+        </w:rPr>
+        <w:t>מתתיהו:</w:t>
+      </w:r>
+      <w:r>
+        <w:rPr>
+          <w:rFonts w:ascii="Arial" w:hAnsi="Arial" w:cs="Arial" w:eastAsia="Arial"/>
+          <w:lang w:val="he-IL" w:bidi="he-IL"/>
+          <w:sz w:val="21"/>
+          <w:rtl w:val="1"/>
+        </w:rPr>
+        <w:t xml:space="preserve"> אלעזר לא אסף אותנו כדי שנמשיך כאן את המלחמה של הרחוב.</w:t>
+      </w:r>
+    </w:p>
+    <w:p>
+      <w:pPr>
+        <w:spacing w:line="240" w:lineRule="auto" w:after="40" w:before="80"/>
+        <w:jc w:val="center"/>
+        <w:widowControl w:val="0"/>
+        <w:bidi w:val="1"/>
+      </w:pPr>
+      <w:r>
+        <w:rPr>
+          <w:rFonts w:ascii="Arial" w:hAnsi="Arial" w:cs="Arial" w:eastAsia="Arial"/>
+          <w:b/>
+          <w:lang w:val="he-IL" w:bidi="he-IL"/>
+          <w:sz w:val="22"/>
+          <w:rtl w:val="1"/>
+        </w:rPr>
+        <w:t>תמונה שלישית — הבחירה</w:t>
+      </w:r>
+    </w:p>
+    <w:p>
+      <w:pPr>
+        <w:spacing w:line="240" w:lineRule="auto" w:after="0"/>
+        <w:jc w:val="right"/>
+        <w:widowControl w:val="0"/>
+        <w:bidi w:val="1"/>
+      </w:pPr>
+      <w:r>
+        <w:rPr>
+          <w:rFonts w:ascii="Arial" w:hAnsi="Arial" w:cs="Arial" w:eastAsia="Arial"/>
+          <w:i/>
+          <w:lang w:val="he-IL" w:bidi="he-IL"/>
+          <w:sz w:val="21"/>
+          <w:rtl w:val="1"/>
+        </w:rPr>
+        <w:t>(נשמע קול שופר ולאחריו צעקות רחוקות.)</w:t>
+      </w:r>
+    </w:p>
+    <w:p>
+      <w:pPr>
+        <w:spacing w:line="240" w:lineRule="auto" w:after="0"/>
+        <w:jc w:val="right"/>
+        <w:widowControl w:val="0"/>
+        <w:bidi w:val="1"/>
+      </w:pPr>
+      <w:r>
+        <w:rPr>
+          <w:rFonts w:ascii="Arial" w:hAnsi="Arial" w:cs="Arial" w:eastAsia="Arial"/>
+          <w:b/>
+          <w:lang w:val="he-IL" w:bidi="he-IL"/>
+          <w:sz w:val="21"/>
+          <w:rtl w:val="1"/>
+        </w:rPr>
+        <w:t>קול מחוץ לבמה:</w:t>
+      </w:r>
+      <w:r>
+        <w:rPr>
+          <w:rFonts w:ascii="Arial" w:hAnsi="Arial" w:cs="Arial" w:eastAsia="Arial"/>
+          <w:lang w:val="he-IL" w:bidi="he-IL"/>
+          <w:sz w:val="21"/>
+          <w:rtl w:val="1"/>
+        </w:rPr>
+        <w:t xml:space="preserve"> הרומאים מתקדמים! כל מי שיכול לשאת נשק אל החומה!</w:t>
+      </w:r>
+    </w:p>
+    <w:p>
+      <w:pPr>
+        <w:spacing w:line="240" w:lineRule="auto" w:after="0"/>
+        <w:jc w:val="right"/>
+        <w:widowControl w:val="0"/>
+        <w:bidi w:val="1"/>
+      </w:pPr>
+      <w:r>
+        <w:rPr>
+          <w:rFonts w:ascii="Arial" w:hAnsi="Arial" w:cs="Arial" w:eastAsia="Arial"/>
+          <w:b/>
+          <w:lang w:val="he-IL" w:bidi="he-IL"/>
+          <w:sz w:val="21"/>
+          <w:rtl w:val="1"/>
+        </w:rPr>
+        <w:t>שמעון:</w:t>
+      </w:r>
+      <w:r>
+        <w:rPr>
+          <w:rFonts w:ascii="Arial" w:hAnsi="Arial" w:cs="Arial" w:eastAsia="Arial"/>
+          <w:lang w:val="he-IL" w:bidi="he-IL"/>
+          <w:sz w:val="21"/>
+          <w:rtl w:val="1"/>
+        </w:rPr>
+        <w:t xml:space="preserve"> זאת התשובה שלי. אם הבית ייפול, לפחות יידעו שלא נתנו אותו בלי מאבק.</w:t>
+      </w:r>
+    </w:p>
+    <w:p>
+      <w:pPr>
+        <w:spacing w:line="240" w:lineRule="auto" w:after="0"/>
+        <w:jc w:val="right"/>
+        <w:widowControl w:val="0"/>
+        <w:bidi w:val="1"/>
+      </w:pPr>
+      <w:r>
+        <w:rPr>
+          <w:rFonts w:ascii="Arial" w:hAnsi="Arial" w:cs="Arial" w:eastAsia="Arial"/>
+          <w:b/>
+          <w:lang w:val="he-IL" w:bidi="he-IL"/>
+          <w:sz w:val="21"/>
+          <w:rtl w:val="1"/>
+        </w:rPr>
+        <w:t>יהודה:</w:t>
+      </w:r>
+      <w:r>
+        <w:rPr>
+          <w:rFonts w:ascii="Arial" w:hAnsi="Arial" w:cs="Arial" w:eastAsia="Arial"/>
+          <w:lang w:val="he-IL" w:bidi="he-IL"/>
+          <w:sz w:val="21"/>
+          <w:rtl w:val="1"/>
+        </w:rPr>
+        <w:t xml:space="preserve"> ואם תמות?</w:t>
+      </w:r>
+    </w:p>
+    <w:p>
+      <w:pPr>
+        <w:spacing w:line="240" w:lineRule="auto" w:after="0"/>
+        <w:jc w:val="right"/>
+        <w:widowControl w:val="0"/>
+        <w:bidi w:val="1"/>
+      </w:pPr>
+      <w:r>
+        <w:rPr>
+          <w:rFonts w:ascii="Arial" w:hAnsi="Arial" w:cs="Arial" w:eastAsia="Arial"/>
+          <w:b/>
+          <w:lang w:val="he-IL" w:bidi="he-IL"/>
+          <w:sz w:val="21"/>
+          <w:rtl w:val="1"/>
+        </w:rPr>
+        <w:t>שמעון:</w:t>
+      </w:r>
+      <w:r>
+        <w:rPr>
+          <w:rFonts w:ascii="Arial" w:hAnsi="Arial" w:cs="Arial" w:eastAsia="Arial"/>
+          <w:lang w:val="he-IL" w:bidi="he-IL"/>
+          <w:sz w:val="21"/>
+          <w:rtl w:val="1"/>
+        </w:rPr>
+        <w:t xml:space="preserve"> אז אמות בן חורין.</w:t>
+      </w:r>
+    </w:p>
+    <w:p>
+      <w:pPr>
+        <w:spacing w:line="240" w:lineRule="auto" w:after="0"/>
+        <w:jc w:val="right"/>
+        <w:widowControl w:val="0"/>
+        <w:bidi w:val="1"/>
+      </w:pPr>
+      <w:r>
+        <w:rPr>
+          <w:rFonts w:ascii="Arial" w:hAnsi="Arial" w:cs="Arial" w:eastAsia="Arial"/>
+          <w:i/>
+          <w:lang w:val="he-IL" w:bidi="he-IL"/>
+          <w:sz w:val="21"/>
+          <w:rtl w:val="1"/>
+        </w:rPr>
+        <w:t>(הוא פונה לצאת.)</w:t>
+      </w:r>
+    </w:p>
+    <w:p>
+      <w:pPr>
+        <w:spacing w:line="240" w:lineRule="auto" w:after="0"/>
+        <w:jc w:val="right"/>
+        <w:widowControl w:val="0"/>
+        <w:bidi w:val="1"/>
+      </w:pPr>
+      <w:r>
+        <w:rPr>
+          <w:rFonts w:ascii="Arial" w:hAnsi="Arial" w:cs="Arial" w:eastAsia="Arial"/>
+          <w:b/>
+          <w:lang w:val="he-IL" w:bidi="he-IL"/>
+          <w:sz w:val="21"/>
+          <w:rtl w:val="1"/>
+        </w:rPr>
+        <w:t>מתתיהו:</w:t>
+      </w:r>
+      <w:r>
+        <w:rPr>
+          <w:rFonts w:ascii="Arial" w:hAnsi="Arial" w:cs="Arial" w:eastAsia="Arial"/>
+          <w:lang w:val="he-IL" w:bidi="he-IL"/>
+          <w:sz w:val="21"/>
+          <w:rtl w:val="1"/>
+        </w:rPr>
+        <w:t xml:space="preserve"> שמעון, קח את הלחם. לא אכלת היום.</w:t>
+      </w:r>
+    </w:p>
+    <w:p>
+      <w:pPr>
+        <w:spacing w:line="240" w:lineRule="auto" w:after="0"/>
+        <w:jc w:val="right"/>
+        <w:widowControl w:val="0"/>
+        <w:bidi w:val="1"/>
+      </w:pPr>
+      <w:r>
+        <w:rPr>
+          <w:rFonts w:ascii="Arial" w:hAnsi="Arial" w:cs="Arial" w:eastAsia="Arial"/>
+          <w:b/>
+          <w:lang w:val="he-IL" w:bidi="he-IL"/>
+          <w:sz w:val="21"/>
+          <w:rtl w:val="1"/>
+        </w:rPr>
+        <w:t>שמעון:</w:t>
+      </w:r>
+      <w:r>
+        <w:rPr>
+          <w:rFonts w:ascii="Arial" w:hAnsi="Arial" w:cs="Arial" w:eastAsia="Arial"/>
+          <w:lang w:val="he-IL" w:bidi="he-IL"/>
+          <w:sz w:val="21"/>
+          <w:rtl w:val="1"/>
+        </w:rPr>
+        <w:t xml:space="preserve"> תן אותו לילד.</w:t>
+      </w:r>
+    </w:p>
+    <w:p>
+      <w:pPr>
+        <w:spacing w:line="240" w:lineRule="auto" w:after="0"/>
+        <w:jc w:val="right"/>
+        <w:widowControl w:val="0"/>
+        <w:bidi w:val="1"/>
+      </w:pPr>
+      <w:r>
+        <w:rPr>
+          <w:rFonts w:ascii="Arial" w:hAnsi="Arial" w:cs="Arial" w:eastAsia="Arial"/>
+          <w:b/>
+          <w:lang w:val="he-IL" w:bidi="he-IL"/>
+          <w:sz w:val="21"/>
+          <w:rtl w:val="1"/>
+        </w:rPr>
+        <w:t>מתתיהו:</w:t>
+      </w:r>
+      <w:r>
+        <w:rPr>
+          <w:rFonts w:ascii="Arial" w:hAnsi="Arial" w:cs="Arial" w:eastAsia="Arial"/>
+          <w:lang w:val="he-IL" w:bidi="he-IL"/>
+          <w:sz w:val="21"/>
+          <w:rtl w:val="1"/>
+        </w:rPr>
+        <w:t xml:space="preserve"> גם הלוחם הוא אדם.</w:t>
+      </w:r>
+    </w:p>
+    <w:p>
+      <w:pPr>
+        <w:spacing w:line="240" w:lineRule="auto" w:after="0"/>
+        <w:jc w:val="right"/>
+        <w:widowControl w:val="0"/>
+        <w:bidi w:val="1"/>
+      </w:pPr>
+      <w:r>
+        <w:rPr>
+          <w:rFonts w:ascii="Arial" w:hAnsi="Arial" w:cs="Arial" w:eastAsia="Arial"/>
+          <w:i/>
+          <w:lang w:val="he-IL" w:bidi="he-IL"/>
+          <w:sz w:val="21"/>
+          <w:rtl w:val="1"/>
+        </w:rPr>
+        <w:t>(שמעון לוקח חתיכה קטנה ויוצא.)</w:t>
+      </w:r>
+    </w:p>
+    <w:p>
+      <w:pPr>
+        <w:spacing w:line="240" w:lineRule="auto" w:after="0"/>
+        <w:jc w:val="right"/>
+        <w:widowControl w:val="0"/>
+        <w:bidi w:val="1"/>
+      </w:pPr>
+      <w:r>
+        <w:rPr>
+          <w:rFonts w:ascii="Arial" w:hAnsi="Arial" w:cs="Arial" w:eastAsia="Arial"/>
+          <w:b/>
+          <w:lang w:val="he-IL" w:bidi="he-IL"/>
+          <w:sz w:val="21"/>
+          <w:rtl w:val="1"/>
+        </w:rPr>
+        <w:t>צדוק:</w:t>
+      </w:r>
+      <w:r>
+        <w:rPr>
+          <w:rFonts w:ascii="Arial" w:hAnsi="Arial" w:cs="Arial" w:eastAsia="Arial"/>
+          <w:lang w:val="he-IL" w:bidi="he-IL"/>
+          <w:sz w:val="21"/>
+          <w:rtl w:val="1"/>
+        </w:rPr>
+        <w:t xml:space="preserve"> אני חוזר למקדש. אם זה היום האחרון שלו, מקומי שם.</w:t>
+      </w:r>
+    </w:p>
+    <w:p>
+      <w:pPr>
+        <w:spacing w:line="240" w:lineRule="auto" w:after="0"/>
+        <w:jc w:val="right"/>
+        <w:widowControl w:val="0"/>
+        <w:bidi w:val="1"/>
+      </w:pPr>
+      <w:r>
+        <w:rPr>
+          <w:rFonts w:ascii="Arial" w:hAnsi="Arial" w:cs="Arial" w:eastAsia="Arial"/>
+          <w:b/>
+          <w:lang w:val="he-IL" w:bidi="he-IL"/>
+          <w:sz w:val="21"/>
+          <w:rtl w:val="1"/>
+        </w:rPr>
+        <w:t>יוחנן:</w:t>
+      </w:r>
+      <w:r>
+        <w:rPr>
+          <w:rFonts w:ascii="Arial" w:hAnsi="Arial" w:cs="Arial" w:eastAsia="Arial"/>
+          <w:lang w:val="he-IL" w:bidi="he-IL"/>
+          <w:sz w:val="21"/>
+          <w:rtl w:val="1"/>
+        </w:rPr>
+        <w:t xml:space="preserve"> אתה עדיין מאמין שהאבנים יצילו אותך.</w:t>
+      </w:r>
+    </w:p>
+    <w:p>
+      <w:pPr>
+        <w:spacing w:line="240" w:lineRule="auto" w:after="0"/>
+        <w:jc w:val="right"/>
+        <w:widowControl w:val="0"/>
+        <w:bidi w:val="1"/>
+      </w:pPr>
+      <w:r>
+        <w:rPr>
+          <w:rFonts w:ascii="Arial" w:hAnsi="Arial" w:cs="Arial" w:eastAsia="Arial"/>
+          <w:b/>
+          <w:lang w:val="he-IL" w:bidi="he-IL"/>
+          <w:sz w:val="21"/>
+          <w:rtl w:val="1"/>
+        </w:rPr>
+        <w:t>צדוק:</w:t>
+      </w:r>
+      <w:r>
+        <w:rPr>
+          <w:rFonts w:ascii="Arial" w:hAnsi="Arial" w:cs="Arial" w:eastAsia="Arial"/>
+          <w:lang w:val="he-IL" w:bidi="he-IL"/>
+          <w:sz w:val="21"/>
+          <w:rtl w:val="1"/>
+        </w:rPr>
+        <w:t xml:space="preserve"> לא האבנים. העבודה, הזיכרון והברית שהן מייצגות. אדם צריך לעמוד במקום שאליו נולד.</w:t>
+      </w:r>
+    </w:p>
+    <w:p>
+      <w:pPr>
+        <w:spacing w:line="240" w:lineRule="auto" w:after="0"/>
+        <w:jc w:val="right"/>
+        <w:widowControl w:val="0"/>
+        <w:bidi w:val="1"/>
+      </w:pPr>
+      <w:r>
+        <w:rPr>
+          <w:rFonts w:ascii="Arial" w:hAnsi="Arial" w:cs="Arial" w:eastAsia="Arial"/>
+          <w:i/>
+          <w:lang w:val="he-IL" w:bidi="he-IL"/>
+          <w:sz w:val="21"/>
+          <w:rtl w:val="1"/>
+        </w:rPr>
+        <w:t>(צדוק מביט בספר התורה.)</w:t>
+      </w:r>
+    </w:p>
+    <w:p>
+      <w:pPr>
+        <w:spacing w:line="240" w:lineRule="auto" w:after="0"/>
+        <w:jc w:val="right"/>
+        <w:widowControl w:val="0"/>
+        <w:bidi w:val="1"/>
+      </w:pPr>
+      <w:r>
+        <w:rPr>
+          <w:rFonts w:ascii="Arial" w:hAnsi="Arial" w:cs="Arial" w:eastAsia="Arial"/>
+          <w:b/>
+          <w:lang w:val="he-IL" w:bidi="he-IL"/>
+          <w:sz w:val="21"/>
+          <w:rtl w:val="1"/>
+        </w:rPr>
+        <w:t>צדוק:</w:t>
+      </w:r>
+      <w:r>
+        <w:rPr>
+          <w:rFonts w:ascii="Arial" w:hAnsi="Arial" w:cs="Arial" w:eastAsia="Arial"/>
+          <w:lang w:val="he-IL" w:bidi="he-IL"/>
+          <w:sz w:val="21"/>
+          <w:rtl w:val="1"/>
+        </w:rPr>
+        <w:t xml:space="preserve"> יהודה, קח את הספר. בבית המקדש יש ספרים אחרים. אם הדרך תיפתח, הוצא אותו מן העיר.</w:t>
+      </w:r>
+    </w:p>
+    <w:p>
+      <w:pPr>
+        <w:spacing w:line="240" w:lineRule="auto" w:after="0"/>
+        <w:jc w:val="right"/>
+        <w:widowControl w:val="0"/>
+        <w:bidi w:val="1"/>
+      </w:pPr>
+      <w:r>
+        <w:rPr>
+          <w:rFonts w:ascii="Arial" w:hAnsi="Arial" w:cs="Arial" w:eastAsia="Arial"/>
+          <w:b/>
+          <w:lang w:val="he-IL" w:bidi="he-IL"/>
+          <w:sz w:val="21"/>
+          <w:rtl w:val="1"/>
+        </w:rPr>
+        <w:t>יהודה:</w:t>
+      </w:r>
+      <w:r>
+        <w:rPr>
+          <w:rFonts w:ascii="Arial" w:hAnsi="Arial" w:cs="Arial" w:eastAsia="Arial"/>
+          <w:lang w:val="he-IL" w:bidi="he-IL"/>
+          <w:sz w:val="21"/>
+          <w:rtl w:val="1"/>
+        </w:rPr>
+        <w:t xml:space="preserve"> לא חשבתי שאשמע זאת ממך.</w:t>
+      </w:r>
+    </w:p>
+    <w:p>
+      <w:pPr>
+        <w:spacing w:line="240" w:lineRule="auto" w:after="0"/>
+        <w:jc w:val="right"/>
+        <w:widowControl w:val="0"/>
+        <w:bidi w:val="1"/>
+      </w:pPr>
+      <w:r>
+        <w:rPr>
+          <w:rFonts w:ascii="Arial" w:hAnsi="Arial" w:cs="Arial" w:eastAsia="Arial"/>
+          <w:b/>
+          <w:lang w:val="he-IL" w:bidi="he-IL"/>
+          <w:sz w:val="21"/>
+          <w:rtl w:val="1"/>
+        </w:rPr>
+        <w:t>צדוק:</w:t>
+      </w:r>
+      <w:r>
+        <w:rPr>
+          <w:rFonts w:ascii="Arial" w:hAnsi="Arial" w:cs="Arial" w:eastAsia="Arial"/>
+          <w:lang w:val="he-IL" w:bidi="he-IL"/>
+          <w:sz w:val="21"/>
+          <w:rtl w:val="1"/>
+        </w:rPr>
+        <w:t xml:space="preserve"> אל תטעה. אינני מקבל את המסורות שלכם. אבל ספר תורה שנשאר חי עדיף על ספר שנשרף.</w:t>
+      </w:r>
+    </w:p>
+    <w:p>
+      <w:pPr>
+        <w:spacing w:line="240" w:lineRule="auto" w:after="0"/>
+        <w:jc w:val="right"/>
+        <w:widowControl w:val="0"/>
+        <w:bidi w:val="1"/>
+      </w:pPr>
+      <w:r>
+        <w:rPr>
+          <w:rFonts w:ascii="Arial" w:hAnsi="Arial" w:cs="Arial" w:eastAsia="Arial"/>
+          <w:i/>
+          <w:lang w:val="he-IL" w:bidi="he-IL"/>
+          <w:sz w:val="21"/>
+          <w:rtl w:val="1"/>
+        </w:rPr>
+        <w:t>(צדוק יוצא.)</w:t>
+      </w:r>
+    </w:p>
+    <w:p>
+      <w:pPr>
+        <w:spacing w:line="240" w:lineRule="auto" w:after="0"/>
+        <w:jc w:val="right"/>
+        <w:widowControl w:val="0"/>
+        <w:bidi w:val="1"/>
+      </w:pPr>
+      <w:r>
+        <w:rPr>
+          <w:rFonts w:ascii="Arial" w:hAnsi="Arial" w:cs="Arial" w:eastAsia="Arial"/>
+          <w:b/>
+          <w:lang w:val="he-IL" w:bidi="he-IL"/>
+          <w:sz w:val="21"/>
+          <w:rtl w:val="1"/>
+        </w:rPr>
+        <w:t>יוחנן:</w:t>
+      </w:r>
+      <w:r>
+        <w:rPr>
+          <w:rFonts w:ascii="Arial" w:hAnsi="Arial" w:cs="Arial" w:eastAsia="Arial"/>
+          <w:lang w:val="he-IL" w:bidi="he-IL"/>
+          <w:sz w:val="21"/>
+          <w:rtl w:val="1"/>
+        </w:rPr>
+        <w:t xml:space="preserve"> המורה צדק בדבר אחד. כל אחד מאיתנו בטוח שהוא שומר על ישראל, וכל אחד חושב שהאחרים מסכנים אותו.</w:t>
+      </w:r>
+    </w:p>
+    <w:p>
+      <w:pPr>
+        <w:spacing w:line="240" w:lineRule="auto" w:after="0"/>
+        <w:jc w:val="right"/>
+        <w:widowControl w:val="0"/>
+        <w:bidi w:val="1"/>
+      </w:pPr>
+      <w:r>
+        <w:rPr>
+          <w:rFonts w:ascii="Arial" w:hAnsi="Arial" w:cs="Arial" w:eastAsia="Arial"/>
+          <w:b/>
+          <w:lang w:val="he-IL" w:bidi="he-IL"/>
+          <w:sz w:val="21"/>
+          <w:rtl w:val="1"/>
+        </w:rPr>
+        <w:t>יהודה:</w:t>
+      </w:r>
+      <w:r>
+        <w:rPr>
+          <w:rFonts w:ascii="Arial" w:hAnsi="Arial" w:cs="Arial" w:eastAsia="Arial"/>
+          <w:lang w:val="he-IL" w:bidi="he-IL"/>
+          <w:sz w:val="21"/>
+          <w:rtl w:val="1"/>
+        </w:rPr>
+        <w:t xml:space="preserve"> אולי המורה רצה שנאמר בקול מה כל אחד באמת מנסה להציל.</w:t>
+      </w:r>
+    </w:p>
+    <w:p>
+      <w:pPr>
+        <w:spacing w:line="240" w:lineRule="auto" w:after="0"/>
+        <w:jc w:val="right"/>
+        <w:widowControl w:val="0"/>
+        <w:bidi w:val="1"/>
+      </w:pPr>
+      <w:r>
+        <w:rPr>
+          <w:rFonts w:ascii="Arial" w:hAnsi="Arial" w:cs="Arial" w:eastAsia="Arial"/>
+          <w:b/>
+          <w:lang w:val="he-IL" w:bidi="he-IL"/>
+          <w:sz w:val="21"/>
+          <w:rtl w:val="1"/>
+        </w:rPr>
+        <w:t>יוחנן:</w:t>
+      </w:r>
+      <w:r>
+        <w:rPr>
+          <w:rFonts w:ascii="Arial" w:hAnsi="Arial" w:cs="Arial" w:eastAsia="Arial"/>
+          <w:lang w:val="he-IL" w:bidi="he-IL"/>
+          <w:sz w:val="21"/>
+          <w:rtl w:val="1"/>
+        </w:rPr>
+        <w:t xml:space="preserve"> אני מנסה להציל את הקדושה. הקהילה שלנו נולדה מפני שלא יכולנו לקבל כוהנים ומנהיגים שחיברו את עבודת אלוהים עם כסף וכוח. עזבנו את ירושלים, אבל לא עזבנו את ישראל.</w:t>
+      </w:r>
+    </w:p>
+    <w:p>
+      <w:pPr>
+        <w:spacing w:line="240" w:lineRule="auto" w:after="0"/>
+        <w:jc w:val="right"/>
+        <w:widowControl w:val="0"/>
+        <w:bidi w:val="1"/>
+      </w:pPr>
+      <w:r>
+        <w:rPr>
+          <w:rFonts w:ascii="Arial" w:hAnsi="Arial" w:cs="Arial" w:eastAsia="Arial"/>
+          <w:b/>
+          <w:lang w:val="he-IL" w:bidi="he-IL"/>
+          <w:sz w:val="21"/>
+          <w:rtl w:val="1"/>
+        </w:rPr>
+        <w:t>יהודה:</w:t>
+      </w:r>
+      <w:r>
+        <w:rPr>
+          <w:rFonts w:ascii="Arial" w:hAnsi="Arial" w:cs="Arial" w:eastAsia="Arial"/>
+          <w:lang w:val="he-IL" w:bidi="he-IL"/>
+          <w:sz w:val="21"/>
+          <w:rtl w:val="1"/>
+        </w:rPr>
+        <w:t xml:space="preserve"> ובכל זאת, אם רק המעטים הטהורים נשארים יחד, מה יהיה על רוב העם?</w:t>
+      </w:r>
+    </w:p>
+    <w:p>
+      <w:pPr>
+        <w:spacing w:line="240" w:lineRule="auto" w:after="0"/>
+        <w:jc w:val="right"/>
+        <w:widowControl w:val="0"/>
+        <w:bidi w:val="1"/>
+      </w:pPr>
+      <w:r>
+        <w:rPr>
+          <w:rFonts w:ascii="Arial" w:hAnsi="Arial" w:cs="Arial" w:eastAsia="Arial"/>
+          <w:b/>
+          <w:lang w:val="he-IL" w:bidi="he-IL"/>
+          <w:sz w:val="21"/>
+          <w:rtl w:val="1"/>
+        </w:rPr>
+        <w:t>יוחנן:</w:t>
+      </w:r>
+      <w:r>
+        <w:rPr>
+          <w:rFonts w:ascii="Arial" w:hAnsi="Arial" w:cs="Arial" w:eastAsia="Arial"/>
+          <w:lang w:val="he-IL" w:bidi="he-IL"/>
+          <w:sz w:val="21"/>
+          <w:rtl w:val="1"/>
+        </w:rPr>
+        <w:t xml:space="preserve"> זאת השאלה שמלווה אותי מאז שבאתי לכאן. במדבר קל יותר להפריד בין טהור לטמא. בעיר אני רואה רעב, פחד ואנשים שאין להם זמן לעבור שנים של הכנה.</w:t>
+      </w:r>
+    </w:p>
+    <w:p>
+      <w:pPr>
+        <w:spacing w:line="240" w:lineRule="auto" w:after="0"/>
+        <w:jc w:val="right"/>
+        <w:widowControl w:val="0"/>
+        <w:bidi w:val="1"/>
+      </w:pPr>
+      <w:r>
+        <w:rPr>
+          <w:rFonts w:ascii="Arial" w:hAnsi="Arial" w:cs="Arial" w:eastAsia="Arial"/>
+          <w:b/>
+          <w:lang w:val="he-IL" w:bidi="he-IL"/>
+          <w:sz w:val="21"/>
+          <w:rtl w:val="1"/>
+        </w:rPr>
+        <w:t>מתתיהו:</w:t>
+      </w:r>
+      <w:r>
+        <w:rPr>
+          <w:rFonts w:ascii="Arial" w:hAnsi="Arial" w:cs="Arial" w:eastAsia="Arial"/>
+          <w:lang w:val="he-IL" w:bidi="he-IL"/>
+          <w:sz w:val="21"/>
+          <w:rtl w:val="1"/>
+        </w:rPr>
+        <w:t xml:space="preserve"> בגלל זה אני נשאר בין האנשים. בקהילות שלנו שוברים לחם יחד, עוזרים לאלמנות ולעניים ומספרים על ישוע. אבל גם אנחנו כבר מתווכחים: האם אדם שאינו יהודי חייב לקבל ברית מילה ולשמור את כל המצוות כדי להצטרף אלינו?</w:t>
+      </w:r>
+    </w:p>
+    <w:p>
+      <w:pPr>
+        <w:spacing w:line="240" w:lineRule="auto" w:after="0"/>
+        <w:jc w:val="right"/>
+        <w:widowControl w:val="0"/>
+        <w:bidi w:val="1"/>
+      </w:pPr>
+      <w:r>
+        <w:rPr>
+          <w:rFonts w:ascii="Arial" w:hAnsi="Arial" w:cs="Arial" w:eastAsia="Arial"/>
+          <w:b/>
+          <w:lang w:val="he-IL" w:bidi="he-IL"/>
+          <w:sz w:val="21"/>
+          <w:rtl w:val="1"/>
+        </w:rPr>
+        <w:t>יהודה:</w:t>
+      </w:r>
+      <w:r>
+        <w:rPr>
+          <w:rFonts w:ascii="Arial" w:hAnsi="Arial" w:cs="Arial" w:eastAsia="Arial"/>
+          <w:lang w:val="he-IL" w:bidi="he-IL"/>
+          <w:sz w:val="21"/>
+          <w:rtl w:val="1"/>
+        </w:rPr>
+        <w:t xml:space="preserve"> ומה אתה חושב?</w:t>
+      </w:r>
+    </w:p>
+    <w:p>
+      <w:pPr>
+        <w:spacing w:line="240" w:lineRule="auto" w:after="0"/>
+        <w:jc w:val="right"/>
+        <w:widowControl w:val="0"/>
+        <w:bidi w:val="1"/>
+      </w:pPr>
+      <w:r>
+        <w:rPr>
+          <w:rFonts w:ascii="Arial" w:hAnsi="Arial" w:cs="Arial" w:eastAsia="Arial"/>
+          <w:b/>
+          <w:lang w:val="he-IL" w:bidi="he-IL"/>
+          <w:sz w:val="21"/>
+          <w:rtl w:val="1"/>
+        </w:rPr>
+        <w:t>מתתיהו:</w:t>
+      </w:r>
+      <w:r>
+        <w:rPr>
+          <w:rFonts w:ascii="Arial" w:hAnsi="Arial" w:cs="Arial" w:eastAsia="Arial"/>
+          <w:lang w:val="he-IL" w:bidi="he-IL"/>
+          <w:sz w:val="21"/>
+          <w:rtl w:val="1"/>
+        </w:rPr>
+        <w:t xml:space="preserve"> אני חושב שאי אפשר לבקש מן העמים להפוך תחילה ליהודים. אבל אינני רוצה שהיהודים בתנועה שלנו ישכחו מאין באו. ישוע חי כיהודי, התפלל בירושלים ודיבר אל בני ישראל.</w:t>
+      </w:r>
+    </w:p>
+    <w:p>
+      <w:pPr>
+        <w:spacing w:line="240" w:lineRule="auto" w:after="0"/>
+        <w:jc w:val="right"/>
+        <w:widowControl w:val="0"/>
+        <w:bidi w:val="1"/>
+      </w:pPr>
+      <w:r>
+        <w:rPr>
+          <w:rFonts w:ascii="Arial" w:hAnsi="Arial" w:cs="Arial" w:eastAsia="Arial"/>
+          <w:b/>
+          <w:lang w:val="he-IL" w:bidi="he-IL"/>
+          <w:sz w:val="21"/>
+          <w:rtl w:val="1"/>
+        </w:rPr>
+        <w:t>יוחנן:</w:t>
+      </w:r>
+      <w:r>
+        <w:rPr>
+          <w:rFonts w:ascii="Arial" w:hAnsi="Arial" w:cs="Arial" w:eastAsia="Arial"/>
+          <w:lang w:val="he-IL" w:bidi="he-IL"/>
+          <w:sz w:val="21"/>
+          <w:rtl w:val="1"/>
+        </w:rPr>
+        <w:t xml:space="preserve"> אם תפתחו את הדלת לכל העמים, אולי יום אחד הם יהיו רבים מכם. אז מי יזכור שהתנועה התחילה כאן?</w:t>
+      </w:r>
+    </w:p>
+    <w:p>
+      <w:pPr>
+        <w:spacing w:line="240" w:lineRule="auto" w:after="0"/>
+        <w:jc w:val="right"/>
+        <w:widowControl w:val="0"/>
+        <w:bidi w:val="1"/>
+      </w:pPr>
+      <w:r>
+        <w:rPr>
+          <w:rFonts w:ascii="Arial" w:hAnsi="Arial" w:cs="Arial" w:eastAsia="Arial"/>
+          <w:b/>
+          <w:lang w:val="he-IL" w:bidi="he-IL"/>
+          <w:sz w:val="21"/>
+          <w:rtl w:val="1"/>
+        </w:rPr>
+        <w:t>מתתיהו:</w:t>
+      </w:r>
+      <w:r>
+        <w:rPr>
+          <w:rFonts w:ascii="Arial" w:hAnsi="Arial" w:cs="Arial" w:eastAsia="Arial"/>
+          <w:lang w:val="he-IL" w:bidi="he-IL"/>
+          <w:sz w:val="21"/>
+          <w:rtl w:val="1"/>
+        </w:rPr>
+        <w:t xml:space="preserve"> אינני יודע. אולי זאת הסכנה שלנו. כל דרך יכולה להציל דבר אחד ולאבד דבר אחר.</w:t>
+      </w:r>
+    </w:p>
+    <w:p>
+      <w:pPr>
+        <w:spacing w:line="240" w:lineRule="auto" w:after="0"/>
+        <w:jc w:val="right"/>
+        <w:widowControl w:val="0"/>
+        <w:bidi w:val="1"/>
+      </w:pPr>
+      <w:r>
+        <w:rPr>
+          <w:rFonts w:ascii="Arial" w:hAnsi="Arial" w:cs="Arial" w:eastAsia="Arial"/>
+          <w:b/>
+          <w:lang w:val="he-IL" w:bidi="he-IL"/>
+          <w:sz w:val="21"/>
+          <w:rtl w:val="1"/>
+        </w:rPr>
+        <w:t>יהודה:</w:t>
+      </w:r>
+      <w:r>
+        <w:rPr>
+          <w:rFonts w:ascii="Arial" w:hAnsi="Arial" w:cs="Arial" w:eastAsia="Arial"/>
+          <w:lang w:val="he-IL" w:bidi="he-IL"/>
+          <w:sz w:val="21"/>
+          <w:rtl w:val="1"/>
+        </w:rPr>
+        <w:t xml:space="preserve"> וגם הדרך שלי אינה בטוחה. אנו אומרים שהתורה שבעל פה יכולה להתאים את החיים למצבים חדשים. אבל אם כל דור יפרש כרצונו, אנשים עלולים לשכוח היכן התחיל הפירוש.</w:t>
+      </w:r>
+    </w:p>
+    <w:p>
+      <w:pPr>
+        <w:spacing w:line="240" w:lineRule="auto" w:after="0"/>
+        <w:jc w:val="right"/>
+        <w:widowControl w:val="0"/>
+        <w:bidi w:val="1"/>
+      </w:pPr>
+      <w:r>
+        <w:rPr>
+          <w:rFonts w:ascii="Arial" w:hAnsi="Arial" w:cs="Arial" w:eastAsia="Arial"/>
+          <w:b/>
+          <w:lang w:val="he-IL" w:bidi="he-IL"/>
+          <w:sz w:val="21"/>
+          <w:rtl w:val="1"/>
+        </w:rPr>
+        <w:t>יוחנן:</w:t>
+      </w:r>
+      <w:r>
+        <w:rPr>
+          <w:rFonts w:ascii="Arial" w:hAnsi="Arial" w:cs="Arial" w:eastAsia="Arial"/>
+          <w:lang w:val="he-IL" w:bidi="he-IL"/>
+          <w:sz w:val="21"/>
+          <w:rtl w:val="1"/>
+        </w:rPr>
+        <w:t xml:space="preserve"> לכן אתם זקוקים לזיכרון וגם לוויכוח.</w:t>
+      </w:r>
+    </w:p>
+    <w:p>
+      <w:pPr>
+        <w:spacing w:line="240" w:lineRule="auto" w:after="0"/>
+        <w:jc w:val="right"/>
+        <w:widowControl w:val="0"/>
+        <w:bidi w:val="1"/>
+      </w:pPr>
+      <w:r>
+        <w:rPr>
+          <w:rFonts w:ascii="Arial" w:hAnsi="Arial" w:cs="Arial" w:eastAsia="Arial"/>
+          <w:b/>
+          <w:lang w:val="he-IL" w:bidi="he-IL"/>
+          <w:sz w:val="21"/>
+          <w:rtl w:val="1"/>
+        </w:rPr>
+        <w:t>יהודה:</w:t>
+      </w:r>
+      <w:r>
+        <w:rPr>
+          <w:rFonts w:ascii="Arial" w:hAnsi="Arial" w:cs="Arial" w:eastAsia="Arial"/>
+          <w:lang w:val="he-IL" w:bidi="he-IL"/>
+          <w:sz w:val="21"/>
+          <w:rtl w:val="1"/>
+        </w:rPr>
+        <w:t xml:space="preserve"> כן. בבית המדרש מחלוקת אינה תמיד פירוד. לפעמים היא הדרך לבדוק רעיון ולשמור על התורה חיה.</w:t>
+      </w:r>
+    </w:p>
+    <w:p>
+      <w:pPr>
+        <w:spacing w:line="240" w:lineRule="auto" w:after="0"/>
+        <w:jc w:val="right"/>
+        <w:widowControl w:val="0"/>
+        <w:bidi w:val="1"/>
+      </w:pPr>
+      <w:r>
+        <w:rPr>
+          <w:rFonts w:ascii="Arial" w:hAnsi="Arial" w:cs="Arial" w:eastAsia="Arial"/>
+          <w:b/>
+          <w:lang w:val="he-IL" w:bidi="he-IL"/>
+          <w:sz w:val="21"/>
+          <w:rtl w:val="1"/>
+        </w:rPr>
+        <w:t>מתתיהו:</w:t>
+      </w:r>
+      <w:r>
+        <w:rPr>
+          <w:rFonts w:ascii="Arial" w:hAnsi="Arial" w:cs="Arial" w:eastAsia="Arial"/>
+          <w:lang w:val="he-IL" w:bidi="he-IL"/>
+          <w:sz w:val="21"/>
+          <w:rtl w:val="1"/>
+        </w:rPr>
+        <w:t xml:space="preserve"> אולי זה הדבר היחיד המשותף לחמשתנו. אף אחד אינו מוכן לוותר על ישראל, אבל כל אחד נותן למילה הזאת משמעות אחרת.</w:t>
+      </w:r>
+    </w:p>
+    <w:p>
+      <w:pPr>
+        <w:spacing w:line="240" w:lineRule="auto" w:after="0"/>
+        <w:jc w:val="right"/>
+        <w:widowControl w:val="0"/>
+        <w:bidi w:val="1"/>
+      </w:pPr>
+      <w:r>
+        <w:rPr>
+          <w:rFonts w:ascii="Arial" w:hAnsi="Arial" w:cs="Arial" w:eastAsia="Arial"/>
+          <w:b/>
+          <w:lang w:val="he-IL" w:bidi="he-IL"/>
+          <w:sz w:val="21"/>
+          <w:rtl w:val="1"/>
+        </w:rPr>
+        <w:t>יוחנן:</w:t>
+      </w:r>
+      <w:r>
+        <w:rPr>
+          <w:rFonts w:ascii="Arial" w:hAnsi="Arial" w:cs="Arial" w:eastAsia="Arial"/>
+          <w:lang w:val="he-IL" w:bidi="he-IL"/>
+          <w:sz w:val="21"/>
+          <w:rtl w:val="1"/>
+        </w:rPr>
+        <w:t xml:space="preserve"> עבור צדוק, ישראל עומד לפני המזבח. עבור שמעון, ישראל עומד על החומה.</w:t>
+      </w:r>
+    </w:p>
+    <w:p>
+      <w:pPr>
+        <w:spacing w:line="240" w:lineRule="auto" w:after="0"/>
+        <w:jc w:val="right"/>
+        <w:widowControl w:val="0"/>
+        <w:bidi w:val="1"/>
+      </w:pPr>
+      <w:r>
+        <w:rPr>
+          <w:rFonts w:ascii="Arial" w:hAnsi="Arial" w:cs="Arial" w:eastAsia="Arial"/>
+          <w:b/>
+          <w:lang w:val="he-IL" w:bidi="he-IL"/>
+          <w:sz w:val="21"/>
+          <w:rtl w:val="1"/>
+        </w:rPr>
+        <w:t>יהודה:</w:t>
+      </w:r>
+      <w:r>
+        <w:rPr>
+          <w:rFonts w:ascii="Arial" w:hAnsi="Arial" w:cs="Arial" w:eastAsia="Arial"/>
+          <w:lang w:val="he-IL" w:bidi="he-IL"/>
+          <w:sz w:val="21"/>
+          <w:rtl w:val="1"/>
+        </w:rPr>
+        <w:t xml:space="preserve"> עבורך הוא במדבר, בתוך קהילה טהורה.</w:t>
+      </w:r>
+    </w:p>
+    <w:p>
+      <w:pPr>
+        <w:spacing w:line="240" w:lineRule="auto" w:after="0"/>
+        <w:jc w:val="right"/>
+        <w:widowControl w:val="0"/>
+        <w:bidi w:val="1"/>
+      </w:pPr>
+      <w:r>
+        <w:rPr>
+          <w:rFonts w:ascii="Arial" w:hAnsi="Arial" w:cs="Arial" w:eastAsia="Arial"/>
+          <w:b/>
+          <w:lang w:val="he-IL" w:bidi="he-IL"/>
+          <w:sz w:val="21"/>
+          <w:rtl w:val="1"/>
+        </w:rPr>
+        <w:t>מתתיהו:</w:t>
+      </w:r>
+      <w:r>
+        <w:rPr>
+          <w:rFonts w:ascii="Arial" w:hAnsi="Arial" w:cs="Arial" w:eastAsia="Arial"/>
+          <w:lang w:val="he-IL" w:bidi="he-IL"/>
+          <w:sz w:val="21"/>
+          <w:rtl w:val="1"/>
+        </w:rPr>
+        <w:t xml:space="preserve"> עבורי הוא נמצא ליד האדם שסובל.</w:t>
+      </w:r>
+    </w:p>
+    <w:p>
+      <w:pPr>
+        <w:spacing w:line="240" w:lineRule="auto" w:after="0"/>
+        <w:jc w:val="right"/>
+        <w:widowControl w:val="0"/>
+        <w:bidi w:val="1"/>
+      </w:pPr>
+      <w:r>
+        <w:rPr>
+          <w:rFonts w:ascii="Arial" w:hAnsi="Arial" w:cs="Arial" w:eastAsia="Arial"/>
+          <w:b/>
+          <w:lang w:val="he-IL" w:bidi="he-IL"/>
+          <w:sz w:val="21"/>
+          <w:rtl w:val="1"/>
+        </w:rPr>
+        <w:t>יוחנן:</w:t>
+      </w:r>
+      <w:r>
+        <w:rPr>
+          <w:rFonts w:ascii="Arial" w:hAnsi="Arial" w:cs="Arial" w:eastAsia="Arial"/>
+          <w:lang w:val="he-IL" w:bidi="he-IL"/>
+          <w:sz w:val="21"/>
+          <w:rtl w:val="1"/>
+        </w:rPr>
+        <w:t xml:space="preserve"> ועבורך?</w:t>
+      </w:r>
+    </w:p>
+    <w:p>
+      <w:pPr>
+        <w:spacing w:line="240" w:lineRule="auto" w:after="0"/>
+        <w:jc w:val="right"/>
+        <w:widowControl w:val="0"/>
+        <w:bidi w:val="1"/>
+      </w:pPr>
+      <w:r>
+        <w:rPr>
+          <w:rFonts w:ascii="Arial" w:hAnsi="Arial" w:cs="Arial" w:eastAsia="Arial"/>
+          <w:b/>
+          <w:lang w:val="he-IL" w:bidi="he-IL"/>
+          <w:sz w:val="21"/>
+          <w:rtl w:val="1"/>
+        </w:rPr>
+        <w:t>יהודה:</w:t>
+      </w:r>
+      <w:r>
+        <w:rPr>
+          <w:rFonts w:ascii="Arial" w:hAnsi="Arial" w:cs="Arial" w:eastAsia="Arial"/>
+          <w:lang w:val="he-IL" w:bidi="he-IL"/>
+          <w:sz w:val="21"/>
+          <w:rtl w:val="1"/>
+        </w:rPr>
+        <w:t xml:space="preserve"> בכל מקום שבו אדם פותח את התורה ושואל כיצד לחיות לפיה.</w:t>
+      </w:r>
+    </w:p>
+    <w:p>
+      <w:pPr>
+        <w:spacing w:line="240" w:lineRule="auto" w:after="0"/>
+        <w:jc w:val="right"/>
+        <w:widowControl w:val="0"/>
+        <w:bidi w:val="1"/>
+      </w:pPr>
+      <w:r>
+        <w:rPr>
+          <w:rFonts w:ascii="Arial" w:hAnsi="Arial" w:cs="Arial" w:eastAsia="Arial"/>
+          <w:i/>
+          <w:lang w:val="he-IL" w:bidi="he-IL"/>
+          <w:sz w:val="21"/>
+          <w:rtl w:val="1"/>
+        </w:rPr>
+        <w:t>(שלושתם מביטים בדלתות שדרכן יצאו שמעון וצדוק.)</w:t>
+      </w:r>
+    </w:p>
+    <w:p>
+      <w:pPr>
+        <w:spacing w:line="240" w:lineRule="auto" w:after="0"/>
+        <w:jc w:val="right"/>
+        <w:widowControl w:val="0"/>
+        <w:bidi w:val="1"/>
+      </w:pPr>
+      <w:r>
+        <w:rPr>
+          <w:rFonts w:ascii="Arial" w:hAnsi="Arial" w:cs="Arial" w:eastAsia="Arial"/>
+          <w:b/>
+          <w:lang w:val="he-IL" w:bidi="he-IL"/>
+          <w:sz w:val="21"/>
+          <w:rtl w:val="1"/>
+        </w:rPr>
+        <w:t>מתתיהו:</w:t>
+      </w:r>
+      <w:r>
+        <w:rPr>
+          <w:rFonts w:ascii="Arial" w:hAnsi="Arial" w:cs="Arial" w:eastAsia="Arial"/>
+          <w:lang w:val="he-IL" w:bidi="he-IL"/>
+          <w:sz w:val="21"/>
+          <w:rtl w:val="1"/>
+        </w:rPr>
+        <w:t xml:space="preserve"> אולי אחרי הלילה הזה אף דרך לא תישאר כפי שהייתה.</w:t>
+      </w:r>
+    </w:p>
+    <w:p>
+      <w:pPr>
+        <w:spacing w:line="240" w:lineRule="auto" w:after="0"/>
+        <w:jc w:val="right"/>
+        <w:widowControl w:val="0"/>
+        <w:bidi w:val="1"/>
+      </w:pPr>
+      <w:r>
+        <w:rPr>
+          <w:rFonts w:ascii="Arial" w:hAnsi="Arial" w:cs="Arial" w:eastAsia="Arial"/>
+          <w:b/>
+          <w:lang w:val="he-IL" w:bidi="he-IL"/>
+          <w:sz w:val="21"/>
+          <w:rtl w:val="1"/>
+        </w:rPr>
+        <w:t>יהודה:</w:t>
+      </w:r>
+      <w:r>
+        <w:rPr>
+          <w:rFonts w:ascii="Arial" w:hAnsi="Arial" w:cs="Arial" w:eastAsia="Arial"/>
+          <w:lang w:val="he-IL" w:bidi="he-IL"/>
+          <w:sz w:val="21"/>
+          <w:rtl w:val="1"/>
+        </w:rPr>
+        <w:t xml:space="preserve"> אבל אם נשרוד, נצטרך לספר גם על הדרכים שלא שרדו.</w:t>
+      </w:r>
+    </w:p>
+    <w:p>
+      <w:pPr>
+        <w:spacing w:line="240" w:lineRule="auto" w:after="0"/>
+        <w:jc w:val="right"/>
+        <w:widowControl w:val="0"/>
+        <w:bidi w:val="1"/>
+      </w:pPr>
+      <w:r>
+        <w:rPr>
+          <w:rFonts w:ascii="Arial" w:hAnsi="Arial" w:cs="Arial" w:eastAsia="Arial"/>
+          <w:b/>
+          <w:lang w:val="he-IL" w:bidi="he-IL"/>
+          <w:sz w:val="21"/>
+          <w:rtl w:val="1"/>
+        </w:rPr>
+        <w:t>יהודה:</w:t>
+      </w:r>
+      <w:r>
+        <w:rPr>
+          <w:rFonts w:ascii="Arial" w:hAnsi="Arial" w:cs="Arial" w:eastAsia="Arial"/>
+          <w:lang w:val="he-IL" w:bidi="he-IL"/>
+          <w:sz w:val="21"/>
+          <w:rtl w:val="1"/>
+        </w:rPr>
+        <w:t xml:space="preserve"> ומה תעשה?</w:t>
+      </w:r>
+    </w:p>
+    <w:p>
+      <w:pPr>
+        <w:spacing w:line="240" w:lineRule="auto" w:after="0"/>
+        <w:jc w:val="right"/>
+        <w:widowControl w:val="0"/>
+        <w:bidi w:val="1"/>
+      </w:pPr>
+      <w:r>
+        <w:rPr>
+          <w:rFonts w:ascii="Arial" w:hAnsi="Arial" w:cs="Arial" w:eastAsia="Arial"/>
+          <w:b/>
+          <w:lang w:val="he-IL" w:bidi="he-IL"/>
+          <w:sz w:val="21"/>
+          <w:rtl w:val="1"/>
+        </w:rPr>
+        <w:t>יוחנן:</w:t>
+      </w:r>
+      <w:r>
+        <w:rPr>
+          <w:rFonts w:ascii="Arial" w:hAnsi="Arial" w:cs="Arial" w:eastAsia="Arial"/>
+          <w:lang w:val="he-IL" w:bidi="he-IL"/>
+          <w:sz w:val="21"/>
+          <w:rtl w:val="1"/>
+        </w:rPr>
+        <w:t xml:space="preserve"> הקהילה שלי במדבר נפגעה מן הרומאים. אנסה להגיע אל האחים שנשארו ולהסתיר את הכתבים שלנו. אולי יום אחד מישהו יקרא אותם ויידע שלא כל היהודים חשבו באותה דרך.</w:t>
+      </w:r>
+    </w:p>
+    <w:p>
+      <w:pPr>
+        <w:spacing w:line="240" w:lineRule="auto" w:after="0"/>
+        <w:jc w:val="right"/>
+        <w:widowControl w:val="0"/>
+        <w:bidi w:val="1"/>
+      </w:pPr>
+      <w:r>
+        <w:rPr>
+          <w:rFonts w:ascii="Arial" w:hAnsi="Arial" w:cs="Arial" w:eastAsia="Arial"/>
+          <w:b/>
+          <w:lang w:val="he-IL" w:bidi="he-IL"/>
+          <w:sz w:val="21"/>
+          <w:rtl w:val="1"/>
+        </w:rPr>
+        <w:t>מתתיהו:</w:t>
+      </w:r>
+      <w:r>
+        <w:rPr>
+          <w:rFonts w:ascii="Arial" w:hAnsi="Arial" w:cs="Arial" w:eastAsia="Arial"/>
+          <w:lang w:val="he-IL" w:bidi="he-IL"/>
+          <w:sz w:val="21"/>
+          <w:rtl w:val="1"/>
+        </w:rPr>
+        <w:t xml:space="preserve"> ואני אחזור אל הפצועים.</w:t>
+      </w:r>
+    </w:p>
+    <w:p>
+      <w:pPr>
+        <w:spacing w:line="240" w:lineRule="auto" w:after="0"/>
+        <w:jc w:val="right"/>
+        <w:widowControl w:val="0"/>
+        <w:bidi w:val="1"/>
+      </w:pPr>
+      <w:r>
+        <w:rPr>
+          <w:rFonts w:ascii="Arial" w:hAnsi="Arial" w:cs="Arial" w:eastAsia="Arial"/>
+          <w:b/>
+          <w:lang w:val="he-IL" w:bidi="he-IL"/>
+          <w:sz w:val="21"/>
+          <w:rtl w:val="1"/>
+        </w:rPr>
+        <w:t>יוחנן:</w:t>
+      </w:r>
+      <w:r>
+        <w:rPr>
+          <w:rFonts w:ascii="Arial" w:hAnsi="Arial" w:cs="Arial" w:eastAsia="Arial"/>
+          <w:lang w:val="he-IL" w:bidi="he-IL"/>
+          <w:sz w:val="21"/>
+          <w:rtl w:val="1"/>
+        </w:rPr>
+        <w:t xml:space="preserve"> גם אל הפצועים הרומאים?</w:t>
+      </w:r>
+    </w:p>
+    <w:p>
+      <w:pPr>
+        <w:spacing w:line="240" w:lineRule="auto" w:after="0"/>
+        <w:jc w:val="right"/>
+        <w:widowControl w:val="0"/>
+        <w:bidi w:val="1"/>
+      </w:pPr>
+      <w:r>
+        <w:rPr>
+          <w:rFonts w:ascii="Arial" w:hAnsi="Arial" w:cs="Arial" w:eastAsia="Arial"/>
+          <w:b/>
+          <w:lang w:val="he-IL" w:bidi="he-IL"/>
+          <w:sz w:val="21"/>
+          <w:rtl w:val="1"/>
+        </w:rPr>
+        <w:t>מתתיהו:</w:t>
+      </w:r>
+      <w:r>
+        <w:rPr>
+          <w:rFonts w:ascii="Arial" w:hAnsi="Arial" w:cs="Arial" w:eastAsia="Arial"/>
+          <w:lang w:val="he-IL" w:bidi="he-IL"/>
+          <w:sz w:val="21"/>
+          <w:rtl w:val="1"/>
+        </w:rPr>
+        <w:t xml:space="preserve"> אם יגיעו אליי בלי נשק — כן.</w:t>
+      </w:r>
+    </w:p>
+    <w:p>
+      <w:pPr>
+        <w:spacing w:line="240" w:lineRule="auto" w:after="0"/>
+        <w:jc w:val="right"/>
+        <w:widowControl w:val="0"/>
+        <w:bidi w:val="1"/>
+      </w:pPr>
+      <w:r>
+        <w:rPr>
+          <w:rFonts w:ascii="Arial" w:hAnsi="Arial" w:cs="Arial" w:eastAsia="Arial"/>
+          <w:b/>
+          <w:lang w:val="he-IL" w:bidi="he-IL"/>
+          <w:sz w:val="21"/>
+          <w:rtl w:val="1"/>
+        </w:rPr>
+        <w:t>יוחנן:</w:t>
+      </w:r>
+      <w:r>
+        <w:rPr>
+          <w:rFonts w:ascii="Arial" w:hAnsi="Arial" w:cs="Arial" w:eastAsia="Arial"/>
+          <w:lang w:val="he-IL" w:bidi="he-IL"/>
+          <w:sz w:val="21"/>
+          <w:rtl w:val="1"/>
+        </w:rPr>
+        <w:t xml:space="preserve"> אינני מבין אותך.</w:t>
+      </w:r>
+    </w:p>
+    <w:p>
+      <w:pPr>
+        <w:spacing w:line="240" w:lineRule="auto" w:after="0"/>
+        <w:jc w:val="right"/>
+        <w:widowControl w:val="0"/>
+        <w:bidi w:val="1"/>
+      </w:pPr>
+      <w:r>
+        <w:rPr>
+          <w:rFonts w:ascii="Arial" w:hAnsi="Arial" w:cs="Arial" w:eastAsia="Arial"/>
+          <w:b/>
+          <w:lang w:val="he-IL" w:bidi="he-IL"/>
+          <w:sz w:val="21"/>
+          <w:rtl w:val="1"/>
+        </w:rPr>
+        <w:t>מתתיהו:</w:t>
+      </w:r>
+      <w:r>
+        <w:rPr>
+          <w:rFonts w:ascii="Arial" w:hAnsi="Arial" w:cs="Arial" w:eastAsia="Arial"/>
+          <w:lang w:val="he-IL" w:bidi="he-IL"/>
+          <w:sz w:val="21"/>
+          <w:rtl w:val="1"/>
+        </w:rPr>
+        <w:t xml:space="preserve"> גם אני לא תמיד מבין את עצמי.</w:t>
+      </w:r>
+    </w:p>
+    <w:p>
+      <w:pPr>
+        <w:spacing w:line="240" w:lineRule="auto" w:after="0"/>
+        <w:jc w:val="right"/>
+        <w:widowControl w:val="0"/>
+        <w:bidi w:val="1"/>
+      </w:pPr>
+      <w:r>
+        <w:rPr>
+          <w:rFonts w:ascii="Arial" w:hAnsi="Arial" w:cs="Arial" w:eastAsia="Arial"/>
+          <w:i/>
+          <w:lang w:val="he-IL" w:bidi="he-IL"/>
+          <w:sz w:val="21"/>
+          <w:rtl w:val="1"/>
+        </w:rPr>
+        <w:t>(יוחנן יוצא. יהודה מרים את ספר התורה. מתתיהו אוסף את התחבושות.)</w:t>
+      </w:r>
+    </w:p>
+    <w:p>
+      <w:pPr>
+        <w:spacing w:line="240" w:lineRule="auto" w:after="0"/>
+        <w:jc w:val="right"/>
+        <w:widowControl w:val="0"/>
+        <w:bidi w:val="1"/>
+      </w:pPr>
+      <w:r>
+        <w:rPr>
+          <w:rFonts w:ascii="Arial" w:hAnsi="Arial" w:cs="Arial" w:eastAsia="Arial"/>
+          <w:b/>
+          <w:lang w:val="he-IL" w:bidi="he-IL"/>
+          <w:sz w:val="21"/>
+          <w:rtl w:val="1"/>
+        </w:rPr>
+        <w:t>יהודה:</w:t>
+      </w:r>
+      <w:r>
+        <w:rPr>
+          <w:rFonts w:ascii="Arial" w:hAnsi="Arial" w:cs="Arial" w:eastAsia="Arial"/>
+          <w:lang w:val="he-IL" w:bidi="he-IL"/>
+          <w:sz w:val="21"/>
+          <w:rtl w:val="1"/>
+        </w:rPr>
+        <w:t xml:space="preserve"> צדוק הולך אל המקדש, שמעון אל החומה, יוחנן אל המדבר ואתה אל הפצועים. ואני נשאר עם ספר.</w:t>
+      </w:r>
+    </w:p>
+    <w:p>
+      <w:pPr>
+        <w:spacing w:line="240" w:lineRule="auto" w:after="0"/>
+        <w:jc w:val="right"/>
+        <w:widowControl w:val="0"/>
+        <w:bidi w:val="1"/>
+      </w:pPr>
+      <w:r>
+        <w:rPr>
+          <w:rFonts w:ascii="Arial" w:hAnsi="Arial" w:cs="Arial" w:eastAsia="Arial"/>
+          <w:b/>
+          <w:lang w:val="he-IL" w:bidi="he-IL"/>
+          <w:sz w:val="21"/>
+          <w:rtl w:val="1"/>
+        </w:rPr>
+        <w:t>מתתיהו:</w:t>
+      </w:r>
+      <w:r>
+        <w:rPr>
+          <w:rFonts w:ascii="Arial" w:hAnsi="Arial" w:cs="Arial" w:eastAsia="Arial"/>
+          <w:lang w:val="he-IL" w:bidi="he-IL"/>
+          <w:sz w:val="21"/>
+          <w:rtl w:val="1"/>
+        </w:rPr>
+        <w:t xml:space="preserve"> אינך נשאר. אתה לוקח אותו אל האנשים.</w:t>
+      </w:r>
+    </w:p>
+    <w:p>
+      <w:pPr>
+        <w:spacing w:line="240" w:lineRule="auto" w:after="0"/>
+        <w:jc w:val="right"/>
+        <w:widowControl w:val="0"/>
+        <w:bidi w:val="1"/>
+      </w:pPr>
+      <w:r>
+        <w:rPr>
+          <w:rFonts w:ascii="Arial" w:hAnsi="Arial" w:cs="Arial" w:eastAsia="Arial"/>
+          <w:b/>
+          <w:lang w:val="he-IL" w:bidi="he-IL"/>
+          <w:sz w:val="21"/>
+          <w:rtl w:val="1"/>
+        </w:rPr>
+        <w:t>יהודה:</w:t>
+      </w:r>
+      <w:r>
+        <w:rPr>
+          <w:rFonts w:ascii="Arial" w:hAnsi="Arial" w:cs="Arial" w:eastAsia="Arial"/>
+          <w:lang w:val="he-IL" w:bidi="he-IL"/>
+          <w:sz w:val="21"/>
+          <w:rtl w:val="1"/>
+        </w:rPr>
+        <w:t xml:space="preserve"> אולי זאת התשובה של המורה. הבית הוא המרכז, אבל העם חייב לשאת את התורה גם בדרך.</w:t>
+      </w:r>
+    </w:p>
+    <w:p>
+      <w:pPr>
+        <w:spacing w:line="240" w:lineRule="auto" w:after="0"/>
+        <w:jc w:val="right"/>
+        <w:widowControl w:val="0"/>
+        <w:bidi w:val="1"/>
+      </w:pPr>
+      <w:r>
+        <w:rPr>
+          <w:rFonts w:ascii="Arial" w:hAnsi="Arial" w:cs="Arial" w:eastAsia="Arial"/>
+          <w:b/>
+          <w:lang w:val="he-IL" w:bidi="he-IL"/>
+          <w:sz w:val="21"/>
+          <w:rtl w:val="1"/>
+        </w:rPr>
+        <w:t>מתתיהו:</w:t>
+      </w:r>
+      <w:r>
+        <w:rPr>
+          <w:rFonts w:ascii="Arial" w:hAnsi="Arial" w:cs="Arial" w:eastAsia="Arial"/>
+          <w:lang w:val="he-IL" w:bidi="he-IL"/>
+          <w:sz w:val="21"/>
+          <w:rtl w:val="1"/>
+        </w:rPr>
+        <w:t xml:space="preserve"> ואני חושב שהעם חייב לשאת גם רחמים.</w:t>
+      </w:r>
+    </w:p>
+    <w:p>
+      <w:pPr>
+        <w:spacing w:line="240" w:lineRule="auto" w:after="0"/>
+        <w:jc w:val="right"/>
+        <w:widowControl w:val="0"/>
+        <w:bidi w:val="1"/>
+      </w:pPr>
+      <w:r>
+        <w:rPr>
+          <w:rFonts w:ascii="Arial" w:hAnsi="Arial" w:cs="Arial" w:eastAsia="Arial"/>
+          <w:i/>
+          <w:lang w:val="he-IL" w:bidi="he-IL"/>
+          <w:sz w:val="21"/>
+          <w:rtl w:val="1"/>
+        </w:rPr>
+        <w:t>(נשמעת מכה חזקה מרחוק. הנר רועד.)</w:t>
+      </w:r>
+    </w:p>
+    <w:p>
+      <w:pPr>
+        <w:spacing w:line="240" w:lineRule="auto" w:after="0"/>
+        <w:jc w:val="right"/>
+        <w:widowControl w:val="0"/>
+        <w:bidi w:val="1"/>
+      </w:pPr>
+      <w:r>
+        <w:rPr>
+          <w:rFonts w:ascii="Arial" w:hAnsi="Arial" w:cs="Arial" w:eastAsia="Arial"/>
+          <w:b/>
+          <w:lang w:val="he-IL" w:bidi="he-IL"/>
+          <w:sz w:val="21"/>
+          <w:rtl w:val="1"/>
+        </w:rPr>
+        <w:t>יהודה:</w:t>
+      </w:r>
+      <w:r>
+        <w:rPr>
+          <w:rFonts w:ascii="Arial" w:hAnsi="Arial" w:cs="Arial" w:eastAsia="Arial"/>
+          <w:lang w:val="he-IL" w:bidi="he-IL"/>
+          <w:sz w:val="21"/>
+          <w:rtl w:val="1"/>
+        </w:rPr>
+        <w:t xml:space="preserve"> אם ניפגש שוב, אולי כבר לא יהיו לנו אותם שמות.</w:t>
+      </w:r>
+    </w:p>
+    <w:p>
+      <w:pPr>
+        <w:spacing w:line="240" w:lineRule="auto" w:after="0"/>
+        <w:jc w:val="right"/>
+        <w:widowControl w:val="0"/>
+        <w:bidi w:val="1"/>
+      </w:pPr>
+      <w:r>
+        <w:rPr>
+          <w:rFonts w:ascii="Arial" w:hAnsi="Arial" w:cs="Arial" w:eastAsia="Arial"/>
+          <w:b/>
+          <w:lang w:val="he-IL" w:bidi="he-IL"/>
+          <w:sz w:val="21"/>
+          <w:rtl w:val="1"/>
+        </w:rPr>
+        <w:t>מתתיהו:</w:t>
+      </w:r>
+      <w:r>
+        <w:rPr>
+          <w:rFonts w:ascii="Arial" w:hAnsi="Arial" w:cs="Arial" w:eastAsia="Arial"/>
+          <w:lang w:val="he-IL" w:bidi="he-IL"/>
+          <w:sz w:val="21"/>
+          <w:rtl w:val="1"/>
+        </w:rPr>
+        <w:t xml:space="preserve"> אבל נזכור שישבנו פעם סביב אותו שולחן.</w:t>
+      </w:r>
+    </w:p>
+    <w:p>
+      <w:pPr>
+        <w:spacing w:line="240" w:lineRule="auto" w:after="0"/>
+        <w:jc w:val="right"/>
+        <w:widowControl w:val="0"/>
+        <w:bidi w:val="1"/>
+      </w:pPr>
+      <w:r>
+        <w:rPr>
+          <w:rFonts w:ascii="Arial" w:hAnsi="Arial" w:cs="Arial" w:eastAsia="Arial"/>
+          <w:i/>
+          <w:lang w:val="he-IL" w:bidi="he-IL"/>
+          <w:sz w:val="21"/>
+          <w:rtl w:val="1"/>
+        </w:rPr>
+        <w:t>(הם מחלקים ביניהם את שארית הלחם. יהודה נושא את הספר ומתתיהו את התחבושות. שניהם יוצאים לכיוונים שונים. הנר נשאר דולק על השולחן.)</w:t>
+      </w:r>
+    </w:p>
+    <w:p>
+      <w:pPr>
+        <w:spacing w:line="240" w:lineRule="auto" w:after="0"/>
+        <w:jc w:val="right"/>
+        <w:widowControl w:val="0"/>
+        <w:bidi w:val="1"/>
+      </w:pPr>
+      <w:r>
+        <w:rPr>
+          <w:rFonts w:ascii="Arial" w:hAnsi="Arial" w:cs="Arial" w:eastAsia="Arial"/>
+          <w:i/>
+          <w:lang w:val="he-IL" w:bidi="he-IL"/>
+          <w:sz w:val="21"/>
+          <w:rtl w:val="1"/>
+        </w:rPr>
+        <w:t>סוף.</w:t>
       </w:r>
     </w:p>
     <w:sectPr>
